--- a/Raja_Dinakaran_CV_NET.docx
+++ b/Raja_Dinakaran_CV_NET.docx
@@ -209,16 +209,7 @@
           <w:sz w:val="20"/>
           <w:szCs w:val="20"/>
         </w:rPr>
-        <w:t>Senior Software Development Engineer</w:t>
-      </w:r>
-      <w:r>
-        <w:rPr>
-          <w:rFonts w:eastAsia="Aptos" w:cs="Calibri" w:ascii="Aptos" w:hAnsi="Aptos"/>
-          <w:color w:val="404040"/>
-          <w:sz w:val="20"/>
-          <w:szCs w:val="20"/>
-        </w:rPr>
-        <w:t xml:space="preserve"> with 15+ years of experience in developing and implementing .NET web-based applications, Windows and console applications using C#, .NET Framework, .NET Core, WPF and Entity Framework.</w:t>
+        <w:t>Senior Software Development Engineer with 15+ years of experience in developing and implementing .NET web-based applications, Windows and console applications using C#, .NET Framework, .NET Core, WPF and Entity Framework.</w:t>
       </w:r>
     </w:p>
     <w:p>
@@ -297,27 +288,7 @@
           <w:sz w:val="20"/>
           <w:szCs w:val="20"/>
         </w:rPr>
-        <w:t xml:space="preserve">Proficient in web technologies including ASP.NET MVC, JavaScript, jQuery, HTML5, XML, CSS3, </w:t>
-      </w:r>
-      <w:r>
-        <w:rPr>
-          <w:rFonts w:cs="Calibri" w:ascii="Aptos" w:hAnsi="Aptos"/>
-          <w:b w:val="false"/>
-          <w:bCs w:val="false"/>
-          <w:sz w:val="20"/>
-          <w:szCs w:val="20"/>
-        </w:rPr>
-        <w:t>React.js,</w:t>
-      </w:r>
-      <w:r>
-        <w:rPr>
-          <w:rFonts w:cs="Calibri" w:ascii="Aptos" w:hAnsi="Aptos"/>
-          <w:b w:val="false"/>
-          <w:bCs w:val="false"/>
-          <w:sz w:val="20"/>
-          <w:szCs w:val="20"/>
-        </w:rPr>
-        <w:t xml:space="preserve"> Node.js, and WCF</w:t>
+        <w:t>Proficient in web technologies including ASP.NET MVC, JavaScript, jQuery, HTML5, XML, CSS3, React.js, Node.js, and WCF</w:t>
       </w:r>
     </w:p>
     <w:p>
@@ -346,7 +317,7 @@
           <w:sz w:val="20"/>
           <w:szCs w:val="20"/>
         </w:rPr>
-        <w:t>Hands-on experience in Generative AI (GenAI), building intelligent applications leveraging Azure OpenAI, LLMs (Large Language Models), and Retrieval-Augmented Generation (RAG) frameworks</w:t>
+        <w:t>Hands-on experience in Generative AI (GenAI), building intelligent applications leveraging Azure OpenAI, LLMs (Large Language Models)</w:t>
       </w:r>
     </w:p>
     <w:p>
@@ -377,47 +348,7 @@
           <w:sz w:val="20"/>
           <w:szCs w:val="20"/>
         </w:rPr>
-        <w:t xml:space="preserve">Strong experience with RDBMs database design including constraints, joins, views, procedures, and triggers in </w:t>
-      </w:r>
-      <w:r>
-        <w:rPr>
-          <w:rFonts w:cs="Calibri" w:ascii="Aptos" w:hAnsi="Aptos"/>
-          <w:b w:val="false"/>
-          <w:bCs w:val="false"/>
-          <w:sz w:val="20"/>
-          <w:szCs w:val="20"/>
-        </w:rPr>
-        <w:t>MS-</w:t>
-      </w:r>
-      <w:r>
-        <w:rPr>
-          <w:rFonts w:cs="Calibri" w:ascii="Aptos" w:hAnsi="Aptos"/>
-          <w:b w:val="false"/>
-          <w:bCs w:val="false"/>
-          <w:sz w:val="20"/>
-          <w:szCs w:val="20"/>
-        </w:rPr>
-        <w:t xml:space="preserve">SQL </w:t>
-      </w:r>
-      <w:r>
-        <w:rPr>
-          <w:rFonts w:cs="Calibri" w:ascii="Aptos" w:hAnsi="Aptos"/>
-          <w:b w:val="false"/>
-          <w:bCs w:val="false"/>
-          <w:sz w:val="20"/>
-          <w:szCs w:val="20"/>
-        </w:rPr>
-        <w:t>and Oracle</w:t>
-      </w:r>
-      <w:r>
-        <w:rPr>
-          <w:rFonts w:cs="Calibri" w:ascii="Aptos" w:hAnsi="Aptos"/>
-          <w:b w:val="false"/>
-          <w:bCs w:val="false"/>
-          <w:sz w:val="20"/>
-          <w:szCs w:val="20"/>
-        </w:rPr>
-        <w:t xml:space="preserve"> Server</w:t>
+        <w:t>Strong experience with RDBMs database design including constraints, joins, views, procedures, and triggers in MS-SQL and Oracle Server</w:t>
       </w:r>
     </w:p>
     <w:p>
@@ -446,7 +377,31 @@
           <w:sz w:val="20"/>
           <w:szCs w:val="20"/>
         </w:rPr>
-        <w:t>Proficient in version control tools (GitHub, TFS, SVN, Clear Case), testing frameworks (MS-Unit, NUnit, X-Unit), and cloud technologies (Azure, AWS)</w:t>
+        <w:t xml:space="preserve">Proficient in version control tools (GitHub, </w:t>
+      </w:r>
+      <w:r>
+        <w:rPr>
+          <w:rFonts w:eastAsia="Calibri" w:cs="Aptos" w:ascii="aptos" w:hAnsi="aptos" w:cstheme="minorHAnsi"/>
+          <w:b w:val="false"/>
+          <w:bCs/>
+          <w:color w:val="404040"/>
+          <w:kern w:val="0"/>
+          <w:sz w:val="20"/>
+          <w:szCs w:val="20"/>
+          <w:lang w:val="en-US" w:eastAsia="en-US" w:bidi="ar-SA"/>
+        </w:rPr>
+        <w:t>Rational Team Concert, VSS</w:t>
+      </w:r>
+      <w:r>
+        <w:rPr>
+          <w:rFonts w:eastAsia="Aptos" w:cs="Calibri" w:ascii="Aptos" w:hAnsi="Aptos"/>
+          <w:b w:val="false"/>
+          <w:bCs w:val="false"/>
+          <w:color w:val="404040"/>
+          <w:sz w:val="20"/>
+          <w:szCs w:val="20"/>
+        </w:rPr>
+        <w:t>)</w:t>
       </w:r>
     </w:p>
     <w:p>
@@ -1341,7 +1296,23 @@
       </w:pPr>
       <w:r>
         <w:rPr/>
-        <w:t xml:space="preserve">Senior Developer | Tata Consultancy Services | Cigna | Postage Feature </w:t>
+        <w:t>Senior Developer | Tata Consultancy Services | Cigna | Postage Feature</w:t>
+      </w:r>
+    </w:p>
+    <w:p>
+      <w:pPr>
+        <w:pStyle w:val="Heading2"/>
+        <w:spacing w:before="0" w:after="85"/>
+        <w:ind w:left="-5" w:hanging="10"/>
+        <w:rPr/>
+      </w:pPr>
+      <w:r>
+        <w:rPr/>
+        <w:t>Key Responsibilities:-</w:t>
+      </w:r>
+      <w:r>
+        <w:rPr/>
+        <w:t xml:space="preserve"> </w:t>
       </w:r>
     </w:p>
     <w:p>
@@ -1360,7 +1331,93 @@
           <w:rFonts w:eastAsia="Aptos" w:cs="Aptos" w:ascii="Aptos" w:hAnsi="Aptos"/>
           <w:sz w:val="24"/>
         </w:rPr>
-        <w:t>Worked on Oracle Forms and Oracle PL/SQL to develop, enhance, and maintain data-driven enterprise applications.</w:t>
+        <w:t xml:space="preserve">Led development and optimization of mission-critical applications using Oracle Forms </w:t>
+      </w:r>
+      <w:r>
+        <w:rPr>
+          <w:rFonts w:eastAsia="Aptos" w:cs="Aptos" w:ascii="Aptos" w:hAnsi="Aptos"/>
+          <w:sz w:val="24"/>
+        </w:rPr>
+        <w:t>(</w:t>
+      </w:r>
+      <w:r>
+        <w:rPr>
+          <w:rStyle w:val="StrongEmphasis"/>
+          <w:rFonts w:eastAsia="Aptos" w:cs="Aptos" w:ascii="Google Sans;Arial;sans-serif" w:hAnsi="Google Sans;Arial;sans-serif"/>
+          <w:b w:val="false"/>
+          <w:i w:val="false"/>
+          <w:caps w:val="false"/>
+          <w:smallCaps w:val="false"/>
+          <w:color w:val="0A0A0A"/>
+          <w:spacing w:val="0"/>
+          <w:sz w:val="24"/>
+        </w:rPr>
+        <w:t>12.2.1.19</w:t>
+      </w:r>
+      <w:r>
+        <w:rPr>
+          <w:rStyle w:val="StrongEmphasis"/>
+          <w:rFonts w:eastAsia="Aptos" w:cs="Aptos" w:ascii="Aptos" w:hAnsi="Aptos"/>
+          <w:b w:val="false"/>
+          <w:i w:val="false"/>
+          <w:caps w:val="false"/>
+          <w:smallCaps w:val="false"/>
+          <w:color w:val="0A0A0A"/>
+          <w:spacing w:val="0"/>
+          <w:sz w:val="24"/>
+        </w:rPr>
+        <w:t>)</w:t>
+      </w:r>
+      <w:r>
+        <w:rPr>
+          <w:rFonts w:eastAsia="Aptos" w:cs="Aptos" w:ascii="Aptos" w:hAnsi="Aptos"/>
+          <w:sz w:val="24"/>
+        </w:rPr>
+        <w:t xml:space="preserve">and Oracle PL/SQL </w:t>
+      </w:r>
+      <w:r>
+        <w:rPr>
+          <w:rFonts w:eastAsia="Aptos" w:cs="Aptos" w:ascii="Aptos" w:hAnsi="Aptos"/>
+          <w:sz w:val="24"/>
+        </w:rPr>
+        <w:t>(19c)</w:t>
+      </w:r>
+      <w:r>
+        <w:rPr>
+          <w:rFonts w:eastAsia="Aptos" w:cs="Aptos" w:ascii="Aptos" w:hAnsi="Aptos"/>
+          <w:sz w:val="24"/>
+        </w:rPr>
+        <w:t>.</w:t>
+      </w:r>
+    </w:p>
+    <w:p>
+      <w:pPr>
+        <w:pStyle w:val="Normal"/>
+        <w:widowControl/>
+        <w:numPr>
+          <w:ilvl w:val="0"/>
+          <w:numId w:val="2"/>
+        </w:numPr>
+        <w:suppressAutoHyphens w:val="true"/>
+        <w:bidi w:val="0"/>
+        <w:spacing w:lineRule="auto" w:line="252" w:before="0" w:after="0"/>
+        <w:ind w:left="269" w:right="0" w:hanging="0"/>
+        <w:jc w:val="left"/>
+        <w:rPr>
+          <w:rFonts w:ascii="aptos" w:hAnsi="aptos"/>
+          <w:sz w:val="24"/>
+          <w:szCs w:val="24"/>
+        </w:rPr>
+      </w:pPr>
+      <w:r>
+        <w:rPr>
+          <w:rFonts w:ascii="aptos" w:hAnsi="aptos"/>
+          <w:sz w:val="24"/>
+          <w:szCs w:val="24"/>
+        </w:rPr>
+        <w:t xml:space="preserve">Defined enterprise architecture standards, coding guidelines, and design </w:t>
+        <w:tab/>
+        <w:t>patterns across frontend and backend teams.</w:t>
       </w:r>
     </w:p>
     <w:p>
@@ -1609,6 +1666,22 @@
     </w:p>
     <w:p>
       <w:pPr>
+        <w:pStyle w:val="Heading2"/>
+        <w:spacing w:before="0" w:after="85"/>
+        <w:ind w:left="-5" w:hanging="10"/>
+        <w:rPr/>
+      </w:pPr>
+      <w:r>
+        <w:rPr/>
+        <w:t>Key Responsibilities:-</w:t>
+      </w:r>
+      <w:r>
+        <w:rPr/>
+        <w:t xml:space="preserve"> </w:t>
+      </w:r>
+    </w:p>
+    <w:p>
+      <w:pPr>
         <w:pStyle w:val="Normal"/>
         <w:numPr>
           <w:ilvl w:val="0"/>
@@ -1828,6 +1901,22 @@
     </w:p>
     <w:p>
       <w:pPr>
+        <w:pStyle w:val="Heading2"/>
+        <w:spacing w:before="0" w:after="85"/>
+        <w:ind w:left="-5" w:hanging="10"/>
+        <w:rPr/>
+      </w:pPr>
+      <w:r>
+        <w:rPr/>
+        <w:t>Key Responsibilities:-</w:t>
+      </w:r>
+      <w:r>
+        <w:rPr/>
+        <w:t xml:space="preserve"> </w:t>
+      </w:r>
+    </w:p>
+    <w:p>
+      <w:pPr>
         <w:pStyle w:val="Normal"/>
         <w:numPr>
           <w:ilvl w:val="0"/>
@@ -1847,7 +1936,23 @@
           <w:sz w:val="24"/>
           <w:szCs w:val="24"/>
         </w:rPr>
-        <w:t xml:space="preserve">Analysis, Design and Implementation of Applications using Oracle RDBMS. </w:t>
+        <w:t xml:space="preserve">Analysis, Design and Implementation of Applications using Oracle RDBMS </w:t>
+      </w:r>
+      <w:r>
+        <w:rPr>
+          <w:rFonts w:eastAsia="Aptos" w:cs="Aptos" w:ascii="aptos" w:hAnsi="aptos"/>
+          <w:sz w:val="24"/>
+          <w:szCs w:val="24"/>
+        </w:rPr>
+        <w:t>(Oracle PL/SQL 19c)</w:t>
+      </w:r>
+      <w:r>
+        <w:rPr>
+          <w:rFonts w:eastAsia="Aptos" w:cs="Aptos" w:ascii="aptos" w:hAnsi="aptos"/>
+          <w:sz w:val="24"/>
+          <w:szCs w:val="24"/>
+        </w:rPr>
+        <w:t xml:space="preserve">. </w:t>
       </w:r>
     </w:p>
     <w:p>
@@ -2217,7 +2322,23 @@
           <w:sz w:val="24"/>
           <w:szCs w:val="24"/>
         </w:rPr>
-        <w:t xml:space="preserve">Involved in all phases of the SDLC (Software Development Life Cycle) </w:t>
+        <w:t>Developed Web forms that have been used extensively in ASP.NET for F</w:t>
+      </w:r>
+      <w:r>
+        <w:rPr>
+          <w:rFonts w:eastAsia="Arial" w:cs="Arial" w:ascii="aptos" w:hAnsi="aptos"/>
+          <w:sz w:val="24"/>
+          <w:szCs w:val="24"/>
+        </w:rPr>
+        <w:t>rontend.</w:t>
+      </w:r>
+      <w:r>
+        <w:rPr>
+          <w:rFonts w:eastAsia="Arial" w:cs="Arial" w:ascii="aptos" w:hAnsi="aptos"/>
+          <w:sz w:val="24"/>
+          <w:szCs w:val="24"/>
+        </w:rPr>
+        <w:t xml:space="preserve">  </w:t>
       </w:r>
     </w:p>
     <w:p>
@@ -2241,7 +2362,7 @@
           <w:sz w:val="24"/>
           <w:szCs w:val="24"/>
         </w:rPr>
-        <w:t xml:space="preserve">Requirements gathering and translating it into design document. </w:t>
+        <w:t xml:space="preserve">Expertise in creating visually appealing user interface with CSS </w:t>
       </w:r>
     </w:p>
     <w:p>
@@ -2265,7 +2386,7 @@
           <w:sz w:val="24"/>
           <w:szCs w:val="24"/>
         </w:rPr>
-        <w:t xml:space="preserve">Development, testing and implementation of code ensuring timely delivery against aggressive deadlines. </w:t>
+        <w:t xml:space="preserve">Effectively made use of Table Functions, Indexes, Collections, Materialized Views and Query Re-Write. </w:t>
       </w:r>
     </w:p>
     <w:p>
@@ -2313,7 +2434,7 @@
           <w:sz w:val="24"/>
           <w:szCs w:val="24"/>
         </w:rPr>
-        <w:t xml:space="preserve">Effectively made use of Table Functions, Indexes, Collections, Materialized Views and Query Re-Write. </w:t>
+        <w:t xml:space="preserve">Involved in all phases of the SDLC (Software Development Life Cycle) </w:t>
       </w:r>
     </w:p>
     <w:p>
@@ -2337,7 +2458,7 @@
           <w:sz w:val="24"/>
           <w:szCs w:val="24"/>
         </w:rPr>
-        <w:t xml:space="preserve">Developed Web forms that have been used extensively in ASP.NET for FE  </w:t>
+        <w:t xml:space="preserve">Requirements gathering and translating it into design document. </w:t>
       </w:r>
     </w:p>
     <w:p>
@@ -2361,7 +2482,7 @@
           <w:sz w:val="24"/>
           <w:szCs w:val="24"/>
         </w:rPr>
-        <w:t xml:space="preserve">Expertise in creating visually appealing user interface with CSS </w:t>
+        <w:t xml:space="preserve">Development, testing and implementation of code ensuring timely delivery against aggressive deadlines. </w:t>
       </w:r>
     </w:p>
     <w:p>
@@ -2446,6 +2567,25 @@
     <w:p>
       <w:pPr>
         <w:pStyle w:val="Normal"/>
+        <w:ind w:left="-5" w:hanging="10"/>
+        <w:rPr/>
+      </w:pPr>
+      <w:r>
+        <w:rPr>
+          <w:rFonts w:eastAsia="Aptos" w:cs="Aptos" w:ascii="Aptos" w:hAnsi="Aptos"/>
+          <w:b/>
+          <w:color w:val="000000"/>
+          <w:kern w:val="2"/>
+          <w:sz w:val="24"/>
+          <w:szCs w:val="24"/>
+          <w:lang w:val="en-US" w:eastAsia="en-US" w:bidi="ar-SA"/>
+        </w:rPr>
+        <w:t>Key Responsibilities:-</w:t>
+      </w:r>
+    </w:p>
+    <w:p>
+      <w:pPr>
+        <w:pStyle w:val="Normal"/>
         <w:numPr>
           <w:ilvl w:val="0"/>
           <w:numId w:val="6"/>
@@ -2456,18 +2596,22 @@
       </w:pPr>
       <w:r>
         <w:rPr>
-          <w:rFonts w:eastAsia="Aptos" w:cs="Aptos" w:ascii="Aptos" w:hAnsi="Aptos"/>
-          <w:sz w:val="24"/>
-        </w:rPr>
-        <w:t>Requirements gathering and translating it into design document.</w:t>
-      </w:r>
-      <w:r>
-        <w:rPr>
-          <w:rFonts w:eastAsia="Aptos" w:cs="Aptos" w:ascii="Aptos" w:hAnsi="Aptos"/>
-          <w:color w:val="404040"/>
-          <w:sz w:val="20"/>
-        </w:rPr>
-        <w:t xml:space="preserve"> </w:t>
+          <w:rStyle w:val="StrongEmphasis"/>
+          <w:rFonts w:eastAsia="Aptos" w:cs="Aptos" w:ascii="Aptos" w:hAnsi="Aptos"/>
+          <w:b w:val="false"/>
+          <w:bCs w:val="false"/>
+          <w:sz w:val="24"/>
+        </w:rPr>
+        <w:t>Created and enhanced ASP.NET applications with MS-SQL backend architecture</w:t>
+      </w:r>
+      <w:r>
+        <w:rPr>
+          <w:rFonts w:eastAsia="Aptos" w:cs="Aptos" w:ascii="Aptos" w:hAnsi="Aptos"/>
+          <w:b w:val="false"/>
+          <w:bCs w:val="false"/>
+          <w:sz w:val="24"/>
+        </w:rPr>
+        <w:t>, ensuring reliable performance through query optimization, secure integrations, and systematic data handling.</w:t>
       </w:r>
     </w:p>
     <w:p>
@@ -2479,14 +2623,22 @@
         </w:numPr>
         <w:spacing w:lineRule="auto" w:line="252" w:before="0" w:after="3"/>
         <w:ind w:left="1081" w:hanging="360"/>
-        <w:rPr/>
-      </w:pPr>
-      <w:r>
-        <w:rPr>
-          <w:rFonts w:eastAsia="Aptos" w:cs="Aptos" w:ascii="Aptos" w:hAnsi="Aptos"/>
-          <w:sz w:val="24"/>
-        </w:rPr>
-        <w:t xml:space="preserve">Code design, unit testing and Implementation. </w:t>
+        <w:rPr>
+          <w:rFonts w:ascii="Aptos" w:hAnsi="Aptos" w:eastAsia="Aptos" w:cs="Aptos"/>
+          <w:b w:val="false"/>
+          <w:b w:val="false"/>
+          <w:bCs w:val="false"/>
+          <w:sz w:val="24"/>
+        </w:rPr>
+      </w:pPr>
+      <w:r>
+        <w:rPr>
+          <w:rFonts w:eastAsia="Aptos" w:cs="Aptos" w:ascii="Aptos" w:hAnsi="Aptos"/>
+          <w:b w:val="false"/>
+          <w:bCs w:val="false"/>
+          <w:sz w:val="24"/>
+        </w:rPr>
+        <w:t>Additionally, Implemented a robust scheduler using .NET with an MS-SQL backend to automate tasks and ensure reliable, time-based process execution.</w:t>
       </w:r>
     </w:p>
     <w:p>
@@ -2502,22 +2654,18 @@
       </w:pPr>
       <w:r>
         <w:rPr>
-          <w:rStyle w:val="StrongEmphasis"/>
-          <w:rFonts w:eastAsia="Aptos" w:cs="Aptos" w:ascii="Aptos" w:hAnsi="Aptos"/>
-          <w:b w:val="false"/>
-          <w:bCs w:val="false"/>
-          <w:sz w:val="24"/>
-        </w:rPr>
-        <w:t>Created and enhanced ASP.NET applications with MS-SQL backend architecture</w:t>
-      </w:r>
-      <w:r>
-        <w:rPr>
-          <w:rFonts w:eastAsia="Aptos" w:cs="Aptos" w:ascii="Aptos" w:hAnsi="Aptos"/>
-          <w:b w:val="false"/>
-          <w:bCs w:val="false"/>
-          <w:sz w:val="24"/>
-        </w:rPr>
-        <w:t>, ensuring reliable performance through query optimization, secure integrations, and systematic data handling.</w:t>
+          <w:rFonts w:eastAsia="Aptos" w:cs="Aptos" w:ascii="Aptos" w:hAnsi="Aptos"/>
+          <w:sz w:val="24"/>
+        </w:rPr>
+        <w:t>Requirements gathering and translating it into design document.</w:t>
+      </w:r>
+      <w:r>
+        <w:rPr>
+          <w:rFonts w:eastAsia="Aptos" w:cs="Aptos" w:ascii="Aptos" w:hAnsi="Aptos"/>
+          <w:color w:val="404040"/>
+          <w:sz w:val="20"/>
+        </w:rPr>
+        <w:t xml:space="preserve"> </w:t>
       </w:r>
     </w:p>
     <w:p>
@@ -2529,22 +2677,14 @@
         </w:numPr>
         <w:spacing w:lineRule="auto" w:line="252" w:before="0" w:after="3"/>
         <w:ind w:left="1081" w:hanging="360"/>
-        <w:rPr>
-          <w:rFonts w:ascii="Aptos" w:hAnsi="Aptos" w:eastAsia="Aptos" w:cs="Aptos"/>
-          <w:b w:val="false"/>
-          <w:b w:val="false"/>
-          <w:bCs w:val="false"/>
-          <w:sz w:val="24"/>
-        </w:rPr>
-      </w:pPr>
-      <w:r>
-        <w:rPr>
-          <w:rFonts w:eastAsia="Aptos" w:cs="Aptos" w:ascii="Aptos" w:hAnsi="Aptos"/>
-          <w:b w:val="false"/>
-          <w:bCs w:val="false"/>
-          <w:sz w:val="24"/>
-        </w:rPr>
-        <w:t>Additionally, Implemented a robust scheduler using .NET with an MS-SQL backend to automate tasks and ensure reliable, time-based process execution.</w:t>
+        <w:rPr/>
+      </w:pPr>
+      <w:r>
+        <w:rPr>
+          <w:rFonts w:eastAsia="Aptos" w:cs="Aptos" w:ascii="Aptos" w:hAnsi="Aptos"/>
+          <w:sz w:val="24"/>
+        </w:rPr>
+        <w:t>Code design, unit testing and Implementation.</w:t>
       </w:r>
     </w:p>
     <w:p>
@@ -2631,28 +2771,59 @@
     <w:p>
       <w:pPr>
         <w:pStyle w:val="Normal"/>
+        <w:ind w:left="-5" w:hanging="10"/>
+        <w:rPr/>
+      </w:pPr>
+      <w:r>
+        <w:rPr>
+          <w:rFonts w:eastAsia="Aptos" w:cs="Aptos" w:ascii="Aptos" w:hAnsi="Aptos"/>
+          <w:b/>
+          <w:color w:val="000000"/>
+          <w:kern w:val="2"/>
+          <w:sz w:val="24"/>
+          <w:szCs w:val="24"/>
+          <w:lang w:val="en-US" w:eastAsia="en-US" w:bidi="ar-SA"/>
+        </w:rPr>
+        <w:t>Key Responsibilities:-</w:t>
+      </w:r>
+    </w:p>
+    <w:p>
+      <w:pPr>
+        <w:pStyle w:val="Normal"/>
         <w:numPr>
           <w:ilvl w:val="0"/>
           <w:numId w:val="7"/>
         </w:numPr>
         <w:spacing w:lineRule="auto" w:line="252" w:before="0" w:after="3"/>
         <w:ind w:left="706" w:hanging="360"/>
-        <w:rPr/>
-      </w:pPr>
-      <w:r>
-        <w:rPr>
-          <w:rFonts w:eastAsia="Aptos" w:cs="Aptos" w:ascii="Aptos" w:hAnsi="Aptos"/>
-          <w:sz w:val="24"/>
-        </w:rPr>
-        <w:t>Requirements gathering and translating it into design document.</w:t>
-      </w:r>
-      <w:r>
-        <w:rPr>
-          <w:rFonts w:eastAsia="Aptos" w:cs="Aptos" w:ascii="Aptos" w:hAnsi="Aptos"/>
+        <w:rPr>
+          <w:rFonts w:ascii="Aptos" w:hAnsi="Aptos" w:eastAsia="Aptos" w:cs="Aptos"/>
           <w:color w:val="404040"/>
           <w:sz w:val="20"/>
         </w:rPr>
-        <w:t xml:space="preserve"> </w:t>
+      </w:pPr>
+      <w:r>
+        <w:rPr>
+          <w:rStyle w:val="StrongEmphasis"/>
+          <w:rFonts w:eastAsia="Aptos" w:cs="Aptos" w:ascii="Aptos" w:hAnsi="Aptos"/>
+          <w:b w:val="false"/>
+          <w:bCs w:val="false"/>
+          <w:color w:val="404040"/>
+          <w:sz w:val="24"/>
+          <w:szCs w:val="24"/>
+        </w:rPr>
+        <w:t>Engineered ASP.NET web solutions integrated with well-structured MS-SQL databases</w:t>
+      </w:r>
+      <w:r>
+        <w:rPr>
+          <w:rFonts w:eastAsia="Aptos" w:cs="Aptos" w:ascii="Aptos" w:hAnsi="Aptos"/>
+          <w:b w:val="false"/>
+          <w:bCs w:val="false"/>
+          <w:color w:val="404040"/>
+          <w:sz w:val="24"/>
+          <w:szCs w:val="24"/>
+        </w:rPr>
+        <w:t>, using efficient stored procedures, triggers, and backend logic to enhance data flow and application speed.</w:t>
       </w:r>
     </w:p>
     <w:p>
@@ -2671,7 +2842,7 @@
           <w:rFonts w:eastAsia="Aptos" w:cs="Aptos" w:ascii="Aptos" w:hAnsi="Aptos"/>
           <w:sz w:val="24"/>
         </w:rPr>
-        <w:t>Code design, unit testing and Implementation.</w:t>
+        <w:t>Requirements gathering and translating it into design document.</w:t>
       </w:r>
       <w:r>
         <w:rPr>
@@ -2691,34 +2862,22 @@
         </w:numPr>
         <w:spacing w:lineRule="auto" w:line="252" w:before="0" w:after="3"/>
         <w:ind w:left="706" w:hanging="360"/>
-        <w:rPr>
-          <w:rFonts w:ascii="Aptos" w:hAnsi="Aptos" w:eastAsia="Aptos" w:cs="Aptos"/>
+        <w:rPr/>
+      </w:pPr>
+      <w:r>
+        <w:rPr>
+          <w:rFonts w:eastAsia="Aptos" w:cs="Aptos" w:ascii="Aptos" w:hAnsi="Aptos"/>
+          <w:sz w:val="24"/>
+        </w:rPr>
+        <w:t>Code design, unit testing and Implementation.</w:t>
+      </w:r>
+      <w:r>
+        <w:rPr>
+          <w:rFonts w:eastAsia="Aptos" w:cs="Aptos" w:ascii="Aptos" w:hAnsi="Aptos"/>
           <w:color w:val="404040"/>
           <w:sz w:val="20"/>
         </w:rPr>
-      </w:pPr>
-      <w:r>
-        <w:rPr>
-          <w:rStyle w:val="StrongEmphasis"/>
-          <w:rFonts w:eastAsia="Aptos" w:cs="Aptos" w:ascii="Aptos" w:hAnsi="Aptos"/>
-          <w:b w:val="false"/>
-          <w:bCs w:val="false"/>
-          <w:color w:val="404040"/>
-          <w:sz w:val="24"/>
-          <w:szCs w:val="24"/>
-        </w:rPr>
-        <w:t>Engineered ASP.NET web solutions integrated with well-structured MS-SQL databases</w:t>
-      </w:r>
-      <w:r>
-        <w:rPr>
-          <w:rFonts w:eastAsia="Aptos" w:cs="Aptos" w:ascii="Aptos" w:hAnsi="Aptos"/>
-          <w:b w:val="false"/>
-          <w:bCs w:val="false"/>
-          <w:color w:val="404040"/>
-          <w:sz w:val="24"/>
-          <w:szCs w:val="24"/>
-        </w:rPr>
-        <w:t>, using efficient stored procedures, triggers, and backend logic to enhance data flow and application speed.</w:t>
+        <w:t xml:space="preserve"> </w:t>
       </w:r>
     </w:p>
     <w:p>
@@ -2855,6 +3014,25 @@
     <w:p>
       <w:pPr>
         <w:pStyle w:val="Normal"/>
+        <w:ind w:left="-5" w:hanging="10"/>
+        <w:rPr/>
+      </w:pPr>
+      <w:r>
+        <w:rPr>
+          <w:rFonts w:eastAsia="Aptos" w:cs="Aptos" w:ascii="Aptos" w:hAnsi="Aptos"/>
+          <w:b/>
+          <w:color w:val="000000"/>
+          <w:kern w:val="2"/>
+          <w:sz w:val="24"/>
+          <w:szCs w:val="24"/>
+          <w:lang w:val="en-US" w:eastAsia="en-US" w:bidi="ar-SA"/>
+        </w:rPr>
+        <w:t>Key Responsibilities:-</w:t>
+      </w:r>
+    </w:p>
+    <w:p>
+      <w:pPr>
+        <w:pStyle w:val="Normal"/>
         <w:numPr>
           <w:ilvl w:val="0"/>
           <w:numId w:val="8"/>
@@ -3015,6 +3193,30 @@
           <w:sz w:val="24"/>
         </w:rPr>
         <w:t xml:space="preserve">Developer| FUTURE TEC TECHNOLOGIES PVT LTD | Chennai </w:t>
+      </w:r>
+    </w:p>
+    <w:p>
+      <w:pPr>
+        <w:pStyle w:val="Normal"/>
+        <w:widowControl/>
+        <w:suppressAutoHyphens w:val="true"/>
+        <w:bidi w:val="0"/>
+        <w:spacing w:lineRule="auto" w:line="252" w:before="0" w:after="3"/>
+        <w:ind w:left="-5" w:hanging="10"/>
+        <w:jc w:val="left"/>
+        <w:rPr/>
+      </w:pPr>
+      <w:r>
+        <w:rPr>
+          <w:rFonts w:eastAsia="Aptos" w:cs="Aptos" w:ascii="Aptos" w:hAnsi="Aptos"/>
+          <w:b/>
+          <w:color w:val="000000"/>
+          <w:kern w:val="2"/>
+          <w:sz w:val="24"/>
+          <w:szCs w:val="24"/>
+          <w:lang w:val="en-US" w:eastAsia="en-US" w:bidi="ar-SA"/>
+        </w:rPr>
+        <w:t>Key Responsibilities:-</w:t>
       </w:r>
     </w:p>
     <w:p>

--- a/Raja_Dinakaran_CV_NET.docx
+++ b/Raja_Dinakaran_CV_NET.docx
@@ -7,8 +7,7 @@
         <w:pStyle w:val="Normal"/>
         <w:spacing w:before="0" w:after="0"/>
         <w:rPr>
-          <w:sz w:val="48"/>
-          <w:szCs w:val="48"/>
+          <w:rFonts w:ascii="Arial" w:hAnsi="Arial"/>
         </w:rPr>
       </w:pPr>
       <w:r>
@@ -26,7 +25,7 @@
         <w:pStyle w:val="Normal"/>
         <w:spacing w:lineRule="auto" w:line="216" w:before="0" w:after="11"/>
         <w:rPr>
-          <w:rFonts w:ascii="Aptos" w:hAnsi="Aptos" w:eastAsia="Aptos" w:cs="Aptos"/>
+          <w:rFonts w:ascii="Arial" w:hAnsi="Arial" w:eastAsia="Aptos" w:cs="Aptos"/>
           <w:b/>
           <w:b/>
           <w:color w:val="091916"/>
@@ -35,7 +34,7 @@
       </w:pPr>
       <w:r>
         <w:rPr>
-          <w:rFonts w:eastAsia="Aptos" w:cs="Aptos" w:ascii="Aptos" w:hAnsi="Aptos"/>
+          <w:rFonts w:eastAsia="Aptos" w:cs="Aptos" w:ascii="Arial" w:hAnsi="Arial"/>
           <w:b/>
           <w:color w:val="091916"/>
           <w:sz w:val="24"/>
@@ -46,11 +45,13 @@
       <w:pPr>
         <w:pStyle w:val="Normal"/>
         <w:spacing w:lineRule="auto" w:line="216" w:before="0" w:after="11"/>
-        <w:rPr/>
-      </w:pPr>
-      <w:r>
-        <w:rPr>
-          <w:rFonts w:eastAsia="Aptos" w:cs="Aptos" w:ascii="Aptos" w:hAnsi="Aptos"/>
+        <w:rPr>
+          <w:rFonts w:ascii="Arial" w:hAnsi="Arial"/>
+        </w:rPr>
+      </w:pPr>
+      <w:r>
+        <w:rPr>
+          <w:rFonts w:eastAsia="Aptos" w:cs="Aptos" w:ascii="Arial" w:hAnsi="Arial"/>
           <w:b/>
           <w:color w:val="091916"/>
           <w:sz w:val="24"/>
@@ -62,11 +63,13 @@
       <w:pPr>
         <w:pStyle w:val="Normal"/>
         <w:spacing w:lineRule="auto" w:line="216" w:before="0" w:after="11"/>
-        <w:rPr/>
-      </w:pPr>
-      <w:r>
-        <w:rPr>
-          <w:rFonts w:eastAsia="Aptos" w:cs="Aptos" w:ascii="Aptos" w:hAnsi="Aptos"/>
+        <w:rPr>
+          <w:rFonts w:ascii="Arial" w:hAnsi="Arial"/>
+        </w:rPr>
+      </w:pPr>
+      <w:r>
+        <w:rPr>
+          <w:rFonts w:eastAsia="Aptos" w:cs="Aptos" w:ascii="Arial" w:hAnsi="Arial"/>
           <w:b/>
           <w:color w:val="091916"/>
           <w:sz w:val="24"/>
@@ -78,11 +81,13 @@
       <w:pPr>
         <w:pStyle w:val="Normal"/>
         <w:spacing w:lineRule="auto" w:line="216" w:before="0" w:after="11"/>
-        <w:rPr/>
-      </w:pPr>
-      <w:r>
-        <w:rPr>
-          <w:rFonts w:eastAsia="Aptos" w:cs="Aptos" w:ascii="Aptos" w:hAnsi="Aptos"/>
+        <w:rPr>
+          <w:rFonts w:ascii="Arial" w:hAnsi="Arial"/>
+        </w:rPr>
+      </w:pPr>
+      <w:r>
+        <w:rPr>
+          <w:rFonts w:eastAsia="Aptos" w:cs="Aptos" w:ascii="Arial" w:hAnsi="Arial"/>
           <w:b/>
           <w:color w:val="091916"/>
           <w:sz w:val="24"/>
@@ -94,11 +99,13 @@
       <w:pPr>
         <w:pStyle w:val="Normal"/>
         <w:spacing w:lineRule="auto" w:line="216" w:before="0" w:after="11"/>
-        <w:rPr/>
-      </w:pPr>
-      <w:r>
-        <w:rPr>
-          <w:rFonts w:eastAsia="Aptos" w:cs="Aptos" w:ascii="Aptos" w:hAnsi="Aptos"/>
+        <w:rPr>
+          <w:rFonts w:ascii="Arial" w:hAnsi="Arial"/>
+        </w:rPr>
+      </w:pPr>
+      <w:r>
+        <w:rPr>
+          <w:rFonts w:eastAsia="Aptos" w:cs="Aptos" w:ascii="Arial" w:hAnsi="Arial"/>
           <w:b/>
           <w:color w:val="091916"/>
           <w:sz w:val="24"/>
@@ -110,11 +117,13 @@
       <w:pPr>
         <w:pStyle w:val="Normal"/>
         <w:spacing w:lineRule="auto" w:line="216" w:before="0" w:after="11"/>
-        <w:rPr/>
-      </w:pPr>
-      <w:r>
-        <w:rPr>
-          <w:rFonts w:eastAsia="Aptos" w:cs="Aptos" w:ascii="Aptos" w:hAnsi="Aptos"/>
+        <w:rPr>
+          <w:rFonts w:ascii="Arial" w:hAnsi="Arial"/>
+        </w:rPr>
+      </w:pPr>
+      <w:r>
+        <w:rPr>
+          <w:rFonts w:eastAsia="Aptos" w:cs="Aptos" w:ascii="Arial" w:hAnsi="Arial"/>
           <w:b/>
           <w:color w:val="091916"/>
           <w:sz w:val="24"/>
@@ -126,11 +135,13 @@
       <w:pPr>
         <w:pStyle w:val="Normal"/>
         <w:spacing w:lineRule="auto" w:line="216" w:before="0" w:after="11"/>
-        <w:rPr/>
-      </w:pPr>
-      <w:r>
-        <w:rPr>
-          <w:rFonts w:eastAsia="Aptos" w:cs="Aptos" w:ascii="Aptos" w:hAnsi="Aptos"/>
+        <w:rPr>
+          <w:rFonts w:ascii="Arial" w:hAnsi="Arial"/>
+        </w:rPr>
+      </w:pPr>
+      <w:r>
+        <w:rPr>
+          <w:rFonts w:eastAsia="Aptos" w:cs="Aptos" w:ascii="Arial" w:hAnsi="Arial"/>
           <w:b/>
           <w:color w:val="091916"/>
           <w:sz w:val="24"/>
@@ -139,7 +150,7 @@
       </w:r>
       <w:r>
         <w:rPr>
-          <w:rFonts w:eastAsia="Aptos" w:cs="Aptos" w:ascii="Aptos" w:hAnsi="Aptos"/>
+          <w:rFonts w:eastAsia="Aptos" w:cs="Aptos" w:ascii="Arial" w:hAnsi="Arial"/>
           <w:b/>
           <w:color w:val="091916"/>
           <w:sz w:val="24"/>
@@ -176,88 +187,28 @@
     <w:p>
       <w:pPr>
         <w:pStyle w:val="Normal"/>
-        <w:spacing w:before="0" w:after="0"/>
-        <w:rPr/>
-      </w:pPr>
-      <w:r>
-        <w:rPr>
-          <w:rFonts w:eastAsia="Arial" w:cs="Arial" w:ascii="Arial" w:hAnsi="Arial"/>
-          <w:b/>
-          <w:sz w:val="28"/>
-        </w:rPr>
-        <w:t xml:space="preserve"> </w:t>
-      </w:r>
-    </w:p>
-    <w:p>
-      <w:pPr>
-        <w:pStyle w:val="FirstParagraph"/>
+        <w:widowControl/>
         <w:numPr>
           <w:ilvl w:val="0"/>
-          <w:numId w:val="1"/>
+          <w:numId w:val="11"/>
         </w:numPr>
-        <w:spacing w:lineRule="auto" w:line="259" w:before="40" w:after="40"/>
-        <w:ind w:left="-5" w:hanging="10"/>
-        <w:jc w:val="both"/>
-        <w:rPr>
-          <w:rFonts w:ascii="Aptos" w:hAnsi="Aptos"/>
-        </w:rPr>
-      </w:pPr>
-      <w:r>
-        <w:rPr>
-          <w:rFonts w:eastAsia="Aptos" w:cs="Calibri" w:ascii="Aptos" w:hAnsi="Aptos"/>
+        <w:suppressAutoHyphens w:val="true"/>
+        <w:bidi w:val="0"/>
+        <w:spacing w:lineRule="auto" w:line="259" w:before="0" w:after="0"/>
+        <w:ind w:left="360" w:right="0" w:hanging="360"/>
+        <w:jc w:val="left"/>
+        <w:rPr>
+          <w:rFonts w:ascii="Arial" w:hAnsi="Arial"/>
+        </w:rPr>
+      </w:pPr>
+      <w:r>
+        <w:rPr>
+          <w:rFonts w:eastAsia="Aptos" w:cs="Calibri" w:ascii="Arial" w:hAnsi="Arial"/>
           <w:color w:val="404040"/>
           <w:sz w:val="20"/>
           <w:szCs w:val="20"/>
         </w:rPr>
         <w:t>Senior Software Development Engineer with 15+ years of experience in developing and implementing .NET web-based applications, Windows and console applications using C#, .NET Framework, .NET Core, WPF and Entity Framework.</w:t>
-      </w:r>
-    </w:p>
-    <w:p>
-      <w:pPr>
-        <w:pStyle w:val="TextBody"/>
-        <w:numPr>
-          <w:ilvl w:val="0"/>
-          <w:numId w:val="1"/>
-        </w:numPr>
-        <w:spacing w:lineRule="auto" w:line="259" w:before="40" w:after="40"/>
-        <w:ind w:left="-5" w:hanging="10"/>
-        <w:jc w:val="both"/>
-        <w:rPr>
-          <w:rFonts w:ascii="Aptos" w:hAnsi="Aptos"/>
-        </w:rPr>
-      </w:pPr>
-      <w:r>
-        <w:rPr>
-          <w:rFonts w:eastAsia="Aptos" w:cs="Calibri" w:ascii="Aptos" w:hAnsi="Aptos"/>
-          <w:color w:val="404040"/>
-          <w:sz w:val="20"/>
-          <w:szCs w:val="20"/>
-        </w:rPr>
-        <w:t>Extensive expertise in Object Oriented Design (OOD), Object Oriented Programming (OOPS), Internet Technologies, web based, client/server, n-tier and Service Oriented Architecture (SOA)</w:t>
-      </w:r>
-    </w:p>
-    <w:p>
-      <w:pPr>
-        <w:pStyle w:val="TextBody"/>
-        <w:numPr>
-          <w:ilvl w:val="0"/>
-          <w:numId w:val="1"/>
-        </w:numPr>
-        <w:spacing w:lineRule="auto" w:line="259" w:before="40" w:after="40"/>
-        <w:ind w:left="-5" w:hanging="10"/>
-        <w:jc w:val="both"/>
-        <w:rPr>
-          <w:rFonts w:ascii="Aptos" w:hAnsi="Aptos"/>
-        </w:rPr>
-      </w:pPr>
-      <w:r>
-        <w:rPr>
-          <w:rFonts w:eastAsia="Aptos" w:cs="Calibri" w:ascii="Aptos" w:hAnsi="Aptos"/>
-          <w:color w:val="404040"/>
-          <w:sz w:val="20"/>
-          <w:szCs w:val="20"/>
-        </w:rPr>
-        <w:t>Designed and developed scalable and modular micro frontend applications and microservice architecture, enabling independent deployment and seamless integration</w:t>
       </w:r>
     </w:p>
     <w:p>
@@ -266,89 +217,97 @@
         <w:widowControl/>
         <w:numPr>
           <w:ilvl w:val="0"/>
-          <w:numId w:val="1"/>
+          <w:numId w:val="11"/>
         </w:numPr>
-        <w:suppressAutoHyphens w:val="true"/>
-        <w:bidi w:val="0"/>
-        <w:spacing w:lineRule="auto" w:line="259" w:before="40" w:after="40"/>
-        <w:ind w:left="89" w:right="0" w:hanging="0"/>
-        <w:jc w:val="both"/>
-        <w:rPr>
-          <w:rFonts w:ascii="Aptos" w:hAnsi="Aptos"/>
-          <w:b w:val="false"/>
-          <w:b w:val="false"/>
-          <w:bCs w:val="false"/>
-        </w:rPr>
-      </w:pPr>
-      <w:r>
-        <w:rPr>
-          <w:rFonts w:cs="Calibri" w:ascii="Aptos" w:hAnsi="Aptos"/>
-          <w:b w:val="false"/>
-          <w:bCs w:val="false"/>
-          <w:sz w:val="20"/>
-          <w:szCs w:val="20"/>
-        </w:rPr>
-        <w:t>Proficient in web technologies including ASP.NET MVC, JavaScript, jQuery, HTML5, XML, CSS3, React.js, Node.js, and WCF</w:t>
-      </w:r>
-    </w:p>
-    <w:p>
-      <w:pPr>
-        <w:pStyle w:val="TextBody"/>
-        <w:numPr>
-          <w:ilvl w:val="0"/>
-          <w:numId w:val="1"/>
-        </w:numPr>
-        <w:spacing w:lineRule="auto" w:line="259" w:before="40" w:after="40"/>
-        <w:ind w:left="-5" w:hanging="10"/>
-        <w:jc w:val="both"/>
-        <w:rPr>
-          <w:rFonts w:ascii="Aptos" w:hAnsi="Aptos"/>
-          <w:b w:val="false"/>
-          <w:b w:val="false"/>
-          <w:bCs w:val="false"/>
-        </w:rPr>
-      </w:pPr>
-      <w:r>
-        <w:rPr>
-          <w:rFonts w:eastAsia="Aptos" w:cs="Calibri" w:ascii="Aptos" w:hAnsi="Aptos"/>
-          <w:b w:val="false"/>
-          <w:bCs w:val="false"/>
-          <w:color w:val="404040"/>
-          <w:sz w:val="20"/>
-          <w:szCs w:val="20"/>
-        </w:rPr>
-        <w:t>Hands-on experience in Generative AI (GenAI), building intelligent applications leveraging Azure OpenAI, LLMs (Large Language Models)</w:t>
-      </w:r>
-    </w:p>
-    <w:p>
-      <w:pPr>
-        <w:pStyle w:val="TextBody"/>
-        <w:widowControl/>
-        <w:numPr>
-          <w:ilvl w:val="0"/>
-          <w:numId w:val="1"/>
-        </w:numPr>
+        <w:tabs>
+          <w:tab w:val="clear" w:pos="720"/>
+          <w:tab w:val="left" w:pos="353" w:leader="none"/>
+        </w:tabs>
         <w:suppressAutoHyphens w:val="true"/>
         <w:bidi w:val="0"/>
         <w:spacing w:lineRule="auto" w:line="259" w:before="40" w:after="40"/>
         <w:ind w:left="0" w:right="0" w:hanging="0"/>
         <w:jc w:val="both"/>
         <w:rPr>
-          <w:rFonts w:ascii="Aptos" w:hAnsi="Aptos"/>
-          <w:b w:val="false"/>
-          <w:b w:val="false"/>
-          <w:bCs w:val="false"/>
-        </w:rPr>
-      </w:pPr>
-      <w:r>
-        <w:rPr>
-          <w:rFonts w:cs="Calibri" w:ascii="Aptos" w:hAnsi="Aptos"/>
+          <w:rFonts w:ascii="Arial" w:hAnsi="Arial"/>
+        </w:rPr>
+      </w:pPr>
+      <w:r>
+        <w:rPr>
+          <w:rFonts w:eastAsia="Aptos" w:cs="Calibri" w:ascii="Arial" w:hAnsi="Arial"/>
+          <w:color w:val="404040"/>
+          <w:sz w:val="20"/>
+          <w:szCs w:val="20"/>
+        </w:rPr>
+        <w:t xml:space="preserve">Extensive expertise in Object Oriented Design (OOD), Object Oriented Programming (OOPS), </w:t>
+        <w:tab/>
+        <w:t xml:space="preserve">Internet Technologies, web based, client/server, n-tier and Service Oriented Architecture </w:t>
+        <w:tab/>
+        <w:t>(SOA)</w:t>
+      </w:r>
+    </w:p>
+    <w:p>
+      <w:pPr>
+        <w:pStyle w:val="TextBody"/>
+        <w:numPr>
+          <w:ilvl w:val="0"/>
+          <w:numId w:val="11"/>
+        </w:numPr>
+        <w:tabs>
+          <w:tab w:val="clear" w:pos="720"/>
+          <w:tab w:val="left" w:pos="353" w:leader="none"/>
+        </w:tabs>
+        <w:spacing w:lineRule="auto" w:line="259" w:before="40" w:after="40"/>
+        <w:ind w:left="-5" w:hanging="10"/>
+        <w:jc w:val="both"/>
+        <w:rPr>
+          <w:rFonts w:ascii="Arial" w:hAnsi="Arial"/>
+        </w:rPr>
+      </w:pPr>
+      <w:r>
+        <w:rPr>
+          <w:rFonts w:eastAsia="Aptos" w:cs="Calibri" w:ascii="Arial" w:hAnsi="Arial"/>
+          <w:color w:val="404040"/>
+          <w:sz w:val="20"/>
+          <w:szCs w:val="20"/>
+        </w:rPr>
+        <w:t xml:space="preserve">Designed and developed scalable and modular micro frontend applications and microservice </w:t>
+        <w:tab/>
+        <w:t>architecture, enabling independent deployment and seamless integration</w:t>
+      </w:r>
+    </w:p>
+    <w:p>
+      <w:pPr>
+        <w:pStyle w:val="TextBody"/>
+        <w:widowControl/>
+        <w:numPr>
+          <w:ilvl w:val="0"/>
+          <w:numId w:val="11"/>
+        </w:numPr>
+        <w:tabs>
+          <w:tab w:val="clear" w:pos="720"/>
+          <w:tab w:val="left" w:pos="424" w:leader="none"/>
+        </w:tabs>
+        <w:suppressAutoHyphens w:val="true"/>
+        <w:bidi w:val="0"/>
+        <w:spacing w:lineRule="auto" w:line="259" w:before="40" w:after="40"/>
+        <w:ind w:left="0" w:right="0" w:hanging="0"/>
+        <w:jc w:val="both"/>
+        <w:rPr>
+          <w:rFonts w:ascii="Arial" w:hAnsi="Arial"/>
+        </w:rPr>
+      </w:pPr>
+      <w:r>
+        <w:rPr>
+          <w:rFonts w:cs="Calibri" w:ascii="Arial" w:hAnsi="Arial"/>
           <w:b w:val="false"/>
           <w:bCs w:val="false"/>
           <w:sz w:val="20"/>
           <w:szCs w:val="20"/>
         </w:rPr>
-        <w:t>Strong experience with RDBMs database design including constraints, joins, views, procedures, and triggers in MS-SQL and Oracle Server</w:t>
+        <w:t xml:space="preserve">Proficient in web technologies including ASP.NET MVC, JavaScript, jQuery, HTML5, XML, CSS3, </w:t>
+        <w:tab/>
+        <w:t>React.js, Node.js, and WCF</w:t>
       </w:r>
     </w:p>
     <w:p>
@@ -356,32 +315,99 @@
         <w:pStyle w:val="TextBody"/>
         <w:numPr>
           <w:ilvl w:val="0"/>
-          <w:numId w:val="1"/>
+          <w:numId w:val="11"/>
         </w:numPr>
+        <w:tabs>
+          <w:tab w:val="clear" w:pos="720"/>
+          <w:tab w:val="left" w:pos="353" w:leader="none"/>
+        </w:tabs>
         <w:spacing w:lineRule="auto" w:line="259" w:before="40" w:after="40"/>
         <w:ind w:left="-5" w:hanging="10"/>
         <w:jc w:val="both"/>
         <w:rPr>
-          <w:rFonts w:ascii="Aptos" w:hAnsi="Aptos"/>
-          <w:b w:val="false"/>
+          <w:rFonts w:ascii="Arial" w:hAnsi="Arial"/>
+        </w:rPr>
+      </w:pPr>
+      <w:r>
+        <w:rPr>
+          <w:rFonts w:eastAsia="Aptos" w:cs="Calibri" w:ascii="Arial" w:hAnsi="Arial"/>
           <w:b w:val="false"/>
           <w:bCs w:val="false"/>
-        </w:rPr>
-      </w:pPr>
-      <w:r>
-        <w:rPr>
-          <w:rFonts w:eastAsia="Aptos" w:cs="Calibri" w:ascii="Aptos" w:hAnsi="Aptos"/>
+          <w:color w:val="404040"/>
+          <w:sz w:val="20"/>
+          <w:szCs w:val="20"/>
+        </w:rPr>
+        <w:t xml:space="preserve">Hands-on experience in Generative AI (GenAI), building intelligent applications leveraging Azure OpenAI, </w:t>
+        <w:tab/>
+        <w:t>LLMs (Large Language Models)</w:t>
+      </w:r>
+    </w:p>
+    <w:p>
+      <w:pPr>
+        <w:pStyle w:val="TextBody"/>
+        <w:widowControl/>
+        <w:numPr>
+          <w:ilvl w:val="0"/>
+          <w:numId w:val="11"/>
+        </w:numPr>
+        <w:tabs>
+          <w:tab w:val="clear" w:pos="720"/>
+          <w:tab w:val="left" w:pos="335" w:leader="none"/>
+        </w:tabs>
+        <w:suppressAutoHyphens w:val="true"/>
+        <w:bidi w:val="0"/>
+        <w:spacing w:lineRule="auto" w:line="259" w:before="40" w:after="40"/>
+        <w:ind w:left="0" w:right="0" w:hanging="0"/>
+        <w:jc w:val="both"/>
+        <w:rPr>
+          <w:rFonts w:ascii="Arial" w:hAnsi="Arial"/>
+        </w:rPr>
+      </w:pPr>
+      <w:r>
+        <w:rPr>
+          <w:rFonts w:cs="Calibri" w:ascii="Arial" w:hAnsi="Arial"/>
           <w:b w:val="false"/>
           <w:bCs w:val="false"/>
-          <w:color w:val="404040"/>
           <w:sz w:val="20"/>
           <w:szCs w:val="20"/>
         </w:rPr>
+        <w:t xml:space="preserve">Strong experience with RDBMs database design including constraints, joins, views, procedures, and </w:t>
+        <w:tab/>
+        <w:t>triggers in MS-SQL and Oracle Server</w:t>
+      </w:r>
+    </w:p>
+    <w:p>
+      <w:pPr>
+        <w:pStyle w:val="TextBody"/>
+        <w:numPr>
+          <w:ilvl w:val="0"/>
+          <w:numId w:val="11"/>
+        </w:numPr>
+        <w:tabs>
+          <w:tab w:val="clear" w:pos="720"/>
+          <w:tab w:val="left" w:pos="335" w:leader="none"/>
+        </w:tabs>
+        <w:spacing w:lineRule="auto" w:line="259" w:before="40" w:after="40"/>
+        <w:ind w:left="-5" w:hanging="10"/>
+        <w:jc w:val="both"/>
+        <w:rPr>
+          <w:rFonts w:ascii="Arial" w:hAnsi="Arial"/>
+        </w:rPr>
+      </w:pPr>
+      <w:r>
+        <w:rPr>
+          <w:rFonts w:eastAsia="Aptos" w:cs="Calibri" w:ascii="Arial" w:hAnsi="Arial"/>
+          <w:b w:val="false"/>
+          <w:bCs w:val="false"/>
+          <w:color w:val="404040"/>
+          <w:sz w:val="20"/>
+          <w:szCs w:val="20"/>
+        </w:rPr>
         <w:t xml:space="preserve">Proficient in version control tools (GitHub, </w:t>
       </w:r>
       <w:r>
         <w:rPr>
-          <w:rFonts w:eastAsia="Calibri" w:cs="Aptos" w:ascii="aptos" w:hAnsi="aptos" w:cstheme="minorHAnsi"/>
+          <w:rFonts w:eastAsia="Calibri" w:cs="Aptos" w:ascii="Arial" w:hAnsi="Arial" w:cstheme="minorHAnsi"/>
           <w:b w:val="false"/>
           <w:bCs/>
           <w:color w:val="404040"/>
@@ -394,7 +420,7 @@
       </w:r>
       <w:r>
         <w:rPr>
-          <w:rFonts w:eastAsia="Aptos" w:cs="Calibri" w:ascii="Aptos" w:hAnsi="Aptos"/>
+          <w:rFonts w:eastAsia="Aptos" w:cs="Calibri" w:ascii="Arial" w:hAnsi="Arial"/>
           <w:b w:val="false"/>
           <w:bCs w:val="false"/>
           <w:color w:val="404040"/>
@@ -402,22 +428,6 @@
           <w:szCs w:val="20"/>
         </w:rPr>
         <w:t>)</w:t>
-      </w:r>
-    </w:p>
-    <w:p>
-      <w:pPr>
-        <w:pStyle w:val="Normal"/>
-        <w:spacing w:before="0" w:after="0"/>
-        <w:ind w:left="-5" w:hanging="10"/>
-        <w:rPr/>
-      </w:pPr>
-      <w:r>
-        <w:rPr>
-          <w:rFonts w:eastAsia="Aptos" w:cs="Aptos" w:ascii="Aptos" w:hAnsi="Aptos"/>
-          <w:color w:val="404040"/>
-          <w:sz w:val="24"/>
-        </w:rPr>
-        <w:t xml:space="preserve">Senior Software Development Engineer with over 14 years of extensive expertise in software development and project management, particularly adept in Oracle, SQL Server and .NET. Demonstrates exceptional collaboration skills by working closely with technical architects and business analysts to deliver tailored solutions that enhance project efficiency specializing in healthcare, sales, marketing, and logistics domains. Committed to continuous improvement and focus on aligning business needs with technical solutions in Agile product centric model. A thorough professional capable of handling dual role as a successful technology frontrunner and a Compliance Manager within the account gaining positive track record of innovation and leadership. </w:t>
       </w:r>
     </w:p>
     <w:p>
@@ -494,17 +504,12 @@
               <w:spacing w:lineRule="auto" w:line="240" w:before="0" w:after="0"/>
               <w:jc w:val="right"/>
               <w:rPr>
-                <w:rFonts w:ascii="arial" w:hAnsi="arial" w:eastAsia="Calibri"/>
-                <w:b/>
-                <w:b/>
-                <w:bCs/>
-                <w:kern w:val="0"/>
-                <w:lang w:val="en-US" w:eastAsia="en-US" w:bidi="ar-SA"/>
+                <w:rFonts w:ascii="Arial" w:hAnsi="Arial"/>
               </w:rPr>
             </w:pPr>
             <w:r>
               <w:rPr>
-                <w:rFonts w:eastAsia="Calibri" w:cs="Arial" w:ascii="arial" w:hAnsi="arial"/>
+                <w:rFonts w:eastAsia="Calibri" w:cs="Arial" w:ascii="Arial" w:hAnsi="Arial"/>
                 <w:b/>
                 <w:bCs/>
                 <w:i/>
@@ -531,15 +536,12 @@
               <w:spacing w:lineRule="auto" w:line="240" w:before="0" w:after="0"/>
               <w:jc w:val="left"/>
               <w:rPr>
-                <w:rFonts w:ascii="arial" w:hAnsi="arial" w:eastAsia="Calibri"/>
-                <w:bCs/>
-                <w:kern w:val="0"/>
-                <w:lang w:val="en-US" w:eastAsia="en-US" w:bidi="ar-SA"/>
+                <w:rFonts w:ascii="Arial" w:hAnsi="Arial"/>
               </w:rPr>
             </w:pPr>
             <w:r>
               <w:rPr>
-                <w:rFonts w:eastAsia="Calibri" w:cs="Aptos" w:ascii="arial" w:hAnsi="arial" w:cstheme="minorHAnsi"/>
+                <w:rFonts w:eastAsia="Calibri" w:cs="Aptos" w:ascii="Arial" w:hAnsi="Arial" w:cstheme="minorHAnsi"/>
                 <w:b w:val="false"/>
                 <w:bCs/>
                 <w:kern w:val="0"/>
@@ -570,17 +572,12 @@
               <w:spacing w:lineRule="auto" w:line="240" w:before="0" w:after="0"/>
               <w:jc w:val="right"/>
               <w:rPr>
-                <w:rFonts w:ascii="arial" w:hAnsi="arial" w:eastAsia="Calibri"/>
-                <w:b/>
-                <w:b/>
-                <w:bCs/>
-                <w:kern w:val="0"/>
-                <w:lang w:val="en-US" w:eastAsia="en-US" w:bidi="ar-SA"/>
+                <w:rFonts w:ascii="Arial" w:hAnsi="Arial"/>
               </w:rPr>
             </w:pPr>
             <w:r>
               <w:rPr>
-                <w:rFonts w:eastAsia="Calibri" w:cs="Arial" w:ascii="arial" w:hAnsi="arial"/>
+                <w:rFonts w:eastAsia="Calibri" w:cs="Arial" w:ascii="Arial" w:hAnsi="Arial"/>
                 <w:b/>
                 <w:bCs/>
                 <w:i/>
@@ -607,15 +604,12 @@
               <w:spacing w:lineRule="auto" w:line="240" w:before="0" w:after="0"/>
               <w:jc w:val="left"/>
               <w:rPr>
-                <w:rFonts w:ascii="arial" w:hAnsi="arial" w:eastAsia="Calibri"/>
-                <w:bCs/>
-                <w:kern w:val="0"/>
-                <w:lang w:val="en-US" w:eastAsia="en-US" w:bidi="ar-SA"/>
+                <w:rFonts w:ascii="Arial" w:hAnsi="Arial"/>
               </w:rPr>
             </w:pPr>
             <w:r>
               <w:rPr>
-                <w:rFonts w:eastAsia="Calibri" w:cs="Aptos" w:ascii="arial" w:hAnsi="arial" w:cstheme="minorHAnsi"/>
+                <w:rFonts w:eastAsia="Calibri" w:cs="Aptos" w:ascii="Arial" w:hAnsi="Arial" w:cstheme="minorHAnsi"/>
                 <w:b w:val="false"/>
                 <w:bCs/>
                 <w:kern w:val="0"/>
@@ -646,16 +640,12 @@
               <w:spacing w:lineRule="auto" w:line="240" w:before="0" w:after="0"/>
               <w:jc w:val="right"/>
               <w:rPr>
-                <w:rFonts w:ascii="arial" w:hAnsi="arial" w:eastAsia="Calibri"/>
-                <w:b/>
-                <w:b/>
-                <w:kern w:val="0"/>
-                <w:lang w:val="en-US" w:eastAsia="en-US" w:bidi="ar-SA"/>
+                <w:rFonts w:ascii="Arial" w:hAnsi="Arial"/>
               </w:rPr>
             </w:pPr>
             <w:r>
               <w:rPr>
-                <w:rFonts w:eastAsia="Calibri" w:cs="Arial" w:ascii="arial" w:hAnsi="arial"/>
+                <w:rFonts w:eastAsia="Calibri" w:cs="Arial" w:ascii="Arial" w:hAnsi="Arial"/>
                 <w:b/>
                 <w:bCs w:val="false"/>
                 <w:i/>
@@ -681,11 +671,13 @@
               <w:widowControl w:val="false"/>
               <w:spacing w:lineRule="auto" w:line="240" w:before="0" w:after="0"/>
               <w:jc w:val="left"/>
-              <w:rPr/>
+              <w:rPr>
+                <w:rFonts w:ascii="Arial" w:hAnsi="Arial"/>
+              </w:rPr>
             </w:pPr>
             <w:r>
               <w:rPr>
-                <w:rFonts w:eastAsia="Calibri" w:cs="Aptos" w:ascii="arial" w:hAnsi="arial" w:cstheme="minorHAnsi"/>
+                <w:rFonts w:eastAsia="Calibri" w:cs="Aptos" w:ascii="Arial" w:hAnsi="Arial" w:cstheme="minorHAnsi"/>
                 <w:b/>
                 <w:bCs/>
                 <w:spacing w:val="-4"/>
@@ -715,16 +707,12 @@
               <w:spacing w:lineRule="auto" w:line="240" w:before="0" w:after="0"/>
               <w:jc w:val="right"/>
               <w:rPr>
-                <w:rFonts w:ascii="arial" w:hAnsi="arial" w:eastAsia="Calibri"/>
-                <w:b/>
-                <w:b/>
-                <w:kern w:val="0"/>
-                <w:lang w:val="en-US" w:eastAsia="en-US" w:bidi="ar-SA"/>
+                <w:rFonts w:ascii="Arial" w:hAnsi="Arial"/>
               </w:rPr>
             </w:pPr>
             <w:r>
               <w:rPr>
-                <w:rFonts w:eastAsia="Calibri" w:cs="Arial" w:ascii="arial" w:hAnsi="arial"/>
+                <w:rFonts w:eastAsia="Calibri" w:cs="Arial" w:ascii="Arial" w:hAnsi="Arial"/>
                 <w:b/>
                 <w:bCs w:val="false"/>
                 <w:i/>
@@ -751,15 +739,12 @@
               <w:spacing w:lineRule="auto" w:line="240" w:before="0" w:after="0"/>
               <w:jc w:val="left"/>
               <w:rPr>
-                <w:rFonts w:ascii="arial" w:hAnsi="arial" w:eastAsia="Calibri"/>
-                <w:bCs/>
-                <w:kern w:val="0"/>
-                <w:lang w:val="en-US" w:eastAsia="en-US" w:bidi="ar-SA"/>
+                <w:rFonts w:ascii="Arial" w:hAnsi="Arial"/>
               </w:rPr>
             </w:pPr>
             <w:r>
               <w:rPr>
-                <w:rFonts w:eastAsia="Calibri" w:cs="Aptos" w:ascii="arial" w:hAnsi="arial" w:cstheme="minorHAnsi"/>
+                <w:rFonts w:eastAsia="Calibri" w:cs="Aptos" w:ascii="Arial" w:hAnsi="Arial" w:cstheme="minorHAnsi"/>
                 <w:b w:val="false"/>
                 <w:bCs/>
                 <w:kern w:val="0"/>
@@ -790,16 +775,12 @@
               <w:spacing w:lineRule="auto" w:line="240" w:before="0" w:after="0"/>
               <w:jc w:val="right"/>
               <w:rPr>
-                <w:rFonts w:ascii="arial" w:hAnsi="arial" w:eastAsia="Calibri"/>
-                <w:b/>
-                <w:b/>
-                <w:kern w:val="0"/>
-                <w:lang w:val="en-US" w:eastAsia="en-US" w:bidi="ar-SA"/>
+                <w:rFonts w:ascii="Arial" w:hAnsi="Arial"/>
               </w:rPr>
             </w:pPr>
             <w:r>
               <w:rPr>
-                <w:rFonts w:eastAsia="Calibri" w:cs="Arial" w:ascii="arial" w:hAnsi="arial"/>
+                <w:rFonts w:eastAsia="Calibri" w:cs="Arial" w:ascii="Arial" w:hAnsi="Arial"/>
                 <w:b/>
                 <w:bCs w:val="false"/>
                 <w:i/>
@@ -826,17 +807,12 @@
               <w:spacing w:lineRule="auto" w:line="240" w:before="0" w:after="0"/>
               <w:jc w:val="left"/>
               <w:rPr>
-                <w:rFonts w:ascii="arial" w:hAnsi="arial" w:eastAsia="Calibri"/>
-                <w:b/>
-                <w:b/>
-                <w:bCs/>
-                <w:kern w:val="0"/>
-                <w:lang w:val="en-US" w:eastAsia="en-US" w:bidi="ar-SA"/>
+                <w:rFonts w:ascii="Arial" w:hAnsi="Arial"/>
               </w:rPr>
             </w:pPr>
             <w:r>
               <w:rPr>
-                <w:rFonts w:eastAsia="Calibri" w:cs="Aptos" w:ascii="arial" w:hAnsi="arial" w:cstheme="minorHAnsi"/>
+                <w:rFonts w:eastAsia="Calibri" w:cs="Aptos" w:ascii="Arial" w:hAnsi="Arial" w:cstheme="minorHAnsi"/>
                 <w:b/>
                 <w:bCs/>
                 <w:kern w:val="0"/>
@@ -865,16 +841,12 @@
               <w:spacing w:lineRule="auto" w:line="240" w:before="0" w:after="0"/>
               <w:jc w:val="right"/>
               <w:rPr>
-                <w:rFonts w:ascii="arial" w:hAnsi="arial" w:eastAsia="Calibri"/>
-                <w:b/>
-                <w:b/>
-                <w:kern w:val="0"/>
-                <w:lang w:val="en-US" w:eastAsia="en-US" w:bidi="ar-SA"/>
+                <w:rFonts w:ascii="Arial" w:hAnsi="Arial"/>
               </w:rPr>
             </w:pPr>
             <w:r>
               <w:rPr>
-                <w:rFonts w:eastAsia="Calibri" w:cs="Arial" w:ascii="arial" w:hAnsi="arial"/>
+                <w:rFonts w:eastAsia="Calibri" w:cs="Arial" w:ascii="Arial" w:hAnsi="Arial"/>
                 <w:b/>
                 <w:bCs w:val="false"/>
                 <w:i/>
@@ -901,15 +873,12 @@
               <w:spacing w:lineRule="auto" w:line="240" w:before="0" w:after="0"/>
               <w:jc w:val="left"/>
               <w:rPr>
-                <w:rFonts w:ascii="arial" w:hAnsi="arial" w:eastAsia="Calibri"/>
-                <w:bCs/>
-                <w:kern w:val="0"/>
-                <w:lang w:val="en-US" w:eastAsia="en-US" w:bidi="ar-SA"/>
+                <w:rFonts w:ascii="Arial" w:hAnsi="Arial"/>
               </w:rPr>
             </w:pPr>
             <w:r>
               <w:rPr>
-                <w:rFonts w:eastAsia="Calibri" w:cs="Aptos" w:ascii="arial" w:hAnsi="arial" w:cstheme="minorHAnsi"/>
+                <w:rFonts w:eastAsia="Calibri" w:cs="Aptos" w:ascii="Arial" w:hAnsi="Arial" w:cstheme="minorHAnsi"/>
                 <w:b w:val="false"/>
                 <w:bCs/>
                 <w:kern w:val="0"/>
@@ -938,16 +907,12 @@
               <w:spacing w:lineRule="auto" w:line="240" w:before="0" w:after="0"/>
               <w:jc w:val="right"/>
               <w:rPr>
-                <w:rFonts w:ascii="arial" w:hAnsi="arial" w:eastAsia="Calibri"/>
-                <w:b/>
-                <w:b/>
-                <w:kern w:val="0"/>
-                <w:lang w:val="en-US" w:eastAsia="en-US" w:bidi="ar-SA"/>
+                <w:rFonts w:ascii="Arial" w:hAnsi="Arial"/>
               </w:rPr>
             </w:pPr>
             <w:r>
               <w:rPr>
-                <w:rFonts w:eastAsia="Calibri" w:cs="Arial" w:ascii="arial" w:hAnsi="arial"/>
+                <w:rFonts w:eastAsia="Calibri" w:cs="Arial" w:ascii="Arial" w:hAnsi="Arial"/>
                 <w:b/>
                 <w:bCs w:val="false"/>
                 <w:i/>
@@ -974,14 +939,12 @@
               <w:spacing w:lineRule="auto" w:line="240" w:before="0" w:after="0"/>
               <w:jc w:val="left"/>
               <w:rPr>
-                <w:rFonts w:ascii="arial" w:hAnsi="arial" w:eastAsia="Calibri"/>
-                <w:kern w:val="0"/>
-                <w:lang w:val="en-US" w:eastAsia="en-US" w:bidi="ar-SA"/>
+                <w:rFonts w:ascii="Arial" w:hAnsi="Arial"/>
               </w:rPr>
             </w:pPr>
             <w:r>
               <w:rPr>
-                <w:rFonts w:eastAsia="Calibri" w:cs="Aptos" w:ascii="arial" w:hAnsi="arial" w:cstheme="minorHAnsi"/>
+                <w:rFonts w:eastAsia="Calibri" w:cs="Aptos" w:ascii="Arial" w:hAnsi="Arial" w:cstheme="minorHAnsi"/>
                 <w:b w:val="false"/>
                 <w:bCs w:val="false"/>
                 <w:kern w:val="0"/>
@@ -1012,16 +975,12 @@
               <w:spacing w:lineRule="auto" w:line="240" w:before="0" w:after="0"/>
               <w:jc w:val="right"/>
               <w:rPr>
-                <w:rFonts w:ascii="arial" w:hAnsi="arial" w:eastAsia="Calibri"/>
-                <w:b/>
-                <w:b/>
-                <w:kern w:val="0"/>
-                <w:lang w:val="en-US" w:eastAsia="en-US" w:bidi="ar-SA"/>
+                <w:rFonts w:ascii="Arial" w:hAnsi="Arial"/>
               </w:rPr>
             </w:pPr>
             <w:r>
               <w:rPr>
-                <w:rFonts w:eastAsia="Calibri" w:cs="Arial" w:ascii="arial" w:hAnsi="arial"/>
+                <w:rFonts w:eastAsia="Calibri" w:cs="Arial" w:ascii="Arial" w:hAnsi="Arial"/>
                 <w:b/>
                 <w:bCs w:val="false"/>
                 <w:i/>
@@ -1048,15 +1007,12 @@
               <w:spacing w:lineRule="auto" w:line="240" w:before="0" w:after="0"/>
               <w:jc w:val="left"/>
               <w:rPr>
-                <w:rFonts w:ascii="arial" w:hAnsi="arial" w:eastAsia="Calibri"/>
-                <w:bCs/>
-                <w:kern w:val="0"/>
-                <w:lang w:val="en-US" w:eastAsia="en-US" w:bidi="ar-SA"/>
+                <w:rFonts w:ascii="Arial" w:hAnsi="Arial"/>
               </w:rPr>
             </w:pPr>
             <w:r>
               <w:rPr>
-                <w:rFonts w:eastAsia="Calibri" w:cs="Aptos" w:ascii="arial" w:hAnsi="arial" w:cstheme="minorHAnsi"/>
+                <w:rFonts w:eastAsia="Calibri" w:cs="Aptos" w:ascii="Arial" w:hAnsi="Arial" w:cstheme="minorHAnsi"/>
                 <w:b w:val="false"/>
                 <w:bCs/>
                 <w:kern w:val="0"/>
@@ -1087,16 +1043,12 @@
               <w:spacing w:lineRule="auto" w:line="240" w:before="0" w:after="0"/>
               <w:jc w:val="right"/>
               <w:rPr>
-                <w:rFonts w:ascii="arial" w:hAnsi="arial" w:eastAsia="Calibri"/>
-                <w:b/>
-                <w:b/>
-                <w:kern w:val="0"/>
-                <w:lang w:val="en-US" w:eastAsia="en-US" w:bidi="ar-SA"/>
+                <w:rFonts w:ascii="Arial" w:hAnsi="Arial"/>
               </w:rPr>
             </w:pPr>
             <w:r>
               <w:rPr>
-                <w:rFonts w:eastAsia="Calibri" w:cs="Arial" w:ascii="arial" w:hAnsi="arial"/>
+                <w:rFonts w:eastAsia="Calibri" w:cs="Arial" w:ascii="Arial" w:hAnsi="Arial"/>
                 <w:b/>
                 <w:bCs w:val="false"/>
                 <w:i/>
@@ -1123,15 +1075,12 @@
               <w:spacing w:lineRule="auto" w:line="240" w:before="0" w:after="0"/>
               <w:jc w:val="left"/>
               <w:rPr>
-                <w:rFonts w:ascii="arial" w:hAnsi="arial" w:eastAsia="Calibri"/>
-                <w:bCs/>
-                <w:kern w:val="0"/>
-                <w:lang w:val="en-US" w:eastAsia="en-US" w:bidi="ar-SA"/>
+                <w:rFonts w:ascii="Arial" w:hAnsi="Arial"/>
               </w:rPr>
             </w:pPr>
             <w:r>
               <w:rPr>
-                <w:rFonts w:eastAsia="Calibri" w:cs="Aptos" w:ascii="arial" w:hAnsi="arial" w:cstheme="minorHAnsi"/>
+                <w:rFonts w:eastAsia="Calibri" w:cs="Aptos" w:ascii="Arial" w:hAnsi="Arial" w:cstheme="minorHAnsi"/>
                 <w:b w:val="false"/>
                 <w:bCs/>
                 <w:kern w:val="0"/>
@@ -1144,45 +1093,242 @@
           </w:p>
         </w:tc>
       </w:tr>
+      <w:tr>
+        <w:trPr>
+          <w:trHeight w:val="70" w:hRule="atLeast"/>
+        </w:trPr>
+        <w:tc>
+          <w:tcPr>
+            <w:tcW w:w="3059" w:type="dxa"/>
+            <w:cnfStyle w:val="001000000000" w:firstRow="0" w:lastRow="0" w:firstColumn="1" w:lastColumn="0" w:oddVBand="0" w:evenVBand="0" w:oddHBand="0" w:evenHBand="0" w:firstRowFirstColumn="0" w:firstRowLastColumn="0" w:lastRowFirstColumn="0" w:lastRowLastColumn="0"/>
+            <w:tcBorders/>
+            <w:vAlign w:val="center"/>
+          </w:tcPr>
+          <w:p>
+            <w:pPr>
+              <w:pStyle w:val="Normal"/>
+              <w:widowControl w:val="false"/>
+              <w:spacing w:lineRule="auto" w:line="240" w:before="0" w:after="0"/>
+              <w:jc w:val="right"/>
+              <w:rPr>
+                <w:rFonts w:ascii="Arial" w:hAnsi="Arial" w:eastAsia="Calibri" w:cs="Arial"/>
+                <w:b/>
+                <w:b/>
+                <w:bCs w:val="false"/>
+                <w:i/>
+                <w:i/>
+                <w:color w:val="000000"/>
+                <w:kern w:val="0"/>
+                <w:sz w:val="20"/>
+                <w:szCs w:val="20"/>
+                <w:lang w:val="en-US" w:eastAsia="en-US" w:bidi="ar-SA"/>
+              </w:rPr>
+            </w:pPr>
+            <w:r>
+              <w:rPr>
+                <w:rFonts w:eastAsia="Calibri" w:cs="Arial" w:ascii="Arial" w:hAnsi="Arial"/>
+                <w:b/>
+                <w:bCs w:val="false"/>
+                <w:i/>
+                <w:color w:val="000000"/>
+                <w:kern w:val="0"/>
+                <w:sz w:val="20"/>
+                <w:szCs w:val="20"/>
+                <w:lang w:val="en-US" w:eastAsia="en-US" w:bidi="ar-SA"/>
+              </w:rPr>
+              <w:t>Business Diagram Software</w:t>
+            </w:r>
+          </w:p>
+        </w:tc>
+        <w:tc>
+          <w:tcPr>
+            <w:tcW w:w="6300" w:type="dxa"/>
+            <w:cnfStyle w:val="000100000000" w:firstRow="0" w:lastRow="0" w:firstColumn="0" w:lastColumn="1" w:oddVBand="0" w:evenVBand="0" w:oddHBand="0" w:evenHBand="0" w:firstRowFirstColumn="0" w:firstRowLastColumn="0" w:lastRowFirstColumn="0" w:lastRowLastColumn="0"/>
+            <w:tcBorders/>
+            <w:vAlign w:val="center"/>
+          </w:tcPr>
+          <w:p>
+            <w:pPr>
+              <w:pStyle w:val="Normal"/>
+              <w:widowControl w:val="false"/>
+              <w:spacing w:lineRule="auto" w:line="240" w:before="0" w:after="0"/>
+              <w:jc w:val="left"/>
+              <w:rPr>
+                <w:rFonts w:ascii="Arial" w:hAnsi="Arial" w:eastAsia="Calibri"/>
+                <w:bCs/>
+                <w:kern w:val="0"/>
+                <w:lang w:val="en-US" w:eastAsia="en-US" w:bidi="ar-SA"/>
+              </w:rPr>
+            </w:pPr>
+            <w:r>
+              <w:rPr>
+                <w:rFonts w:eastAsia="Calibri" w:ascii="Arial" w:hAnsi="Arial"/>
+                <w:bCs/>
+                <w:kern w:val="0"/>
+                <w:lang w:val="en-US" w:eastAsia="en-US" w:bidi="ar-SA"/>
+              </w:rPr>
+              <w:t>Microsoft Visio, Edraw, Smart draw</w:t>
+            </w:r>
+          </w:p>
+        </w:tc>
+      </w:tr>
+      <w:tr>
+        <w:trPr>
+          <w:trHeight w:val="70" w:hRule="atLeast"/>
+        </w:trPr>
+        <w:tc>
+          <w:tcPr>
+            <w:tcW w:w="3059" w:type="dxa"/>
+            <w:cnfStyle w:val="001000000000" w:firstRow="0" w:lastRow="0" w:firstColumn="1" w:lastColumn="0" w:oddVBand="0" w:evenVBand="0" w:oddHBand="0" w:evenHBand="0" w:firstRowFirstColumn="0" w:firstRowLastColumn="0" w:lastRowFirstColumn="0" w:lastRowLastColumn="0"/>
+            <w:tcBorders/>
+            <w:vAlign w:val="center"/>
+          </w:tcPr>
+          <w:p>
+            <w:pPr>
+              <w:pStyle w:val="Normal"/>
+              <w:widowControl w:val="false"/>
+              <w:spacing w:lineRule="auto" w:line="240" w:before="0" w:after="0"/>
+              <w:jc w:val="right"/>
+              <w:rPr>
+                <w:rFonts w:ascii="Arial" w:hAnsi="Arial" w:eastAsia="Calibri" w:cs="Arial"/>
+                <w:b/>
+                <w:b/>
+                <w:bCs w:val="false"/>
+                <w:i/>
+                <w:i/>
+                <w:color w:val="000000"/>
+                <w:kern w:val="0"/>
+                <w:sz w:val="20"/>
+                <w:szCs w:val="20"/>
+                <w:lang w:val="en-US" w:eastAsia="en-US" w:bidi="ar-SA"/>
+              </w:rPr>
+            </w:pPr>
+            <w:r>
+              <w:rPr>
+                <w:rFonts w:eastAsia="Calibri" w:cs="Arial" w:ascii="Arial" w:hAnsi="Arial"/>
+                <w:b/>
+                <w:bCs w:val="false"/>
+                <w:i/>
+                <w:color w:val="000000"/>
+                <w:kern w:val="0"/>
+                <w:sz w:val="20"/>
+                <w:szCs w:val="20"/>
+                <w:lang w:val="en-US" w:eastAsia="en-US" w:bidi="ar-SA"/>
+              </w:rPr>
+              <w:t>Office Software Suites</w:t>
+            </w:r>
+          </w:p>
+        </w:tc>
+        <w:tc>
+          <w:tcPr>
+            <w:tcW w:w="6300" w:type="dxa"/>
+            <w:cnfStyle w:val="000100000000" w:firstRow="0" w:lastRow="0" w:firstColumn="0" w:lastColumn="1" w:oddVBand="0" w:evenVBand="0" w:oddHBand="0" w:evenHBand="0" w:firstRowFirstColumn="0" w:firstRowLastColumn="0" w:lastRowFirstColumn="0" w:lastRowLastColumn="0"/>
+            <w:tcBorders/>
+            <w:vAlign w:val="center"/>
+          </w:tcPr>
+          <w:p>
+            <w:pPr>
+              <w:pStyle w:val="Normal"/>
+              <w:widowControl w:val="false"/>
+              <w:spacing w:lineRule="auto" w:line="240" w:before="0" w:after="0"/>
+              <w:jc w:val="left"/>
+              <w:rPr>
+                <w:rFonts w:ascii="Arial" w:hAnsi="Arial" w:eastAsia="Calibri"/>
+                <w:bCs/>
+                <w:kern w:val="0"/>
+                <w:lang w:val="en-US" w:eastAsia="en-US" w:bidi="ar-SA"/>
+              </w:rPr>
+            </w:pPr>
+            <w:r>
+              <w:rPr>
+                <w:rFonts w:eastAsia="Calibri" w:ascii="Arial" w:hAnsi="Arial"/>
+                <w:bCs/>
+                <w:kern w:val="0"/>
+                <w:lang w:val="en-US" w:eastAsia="en-US" w:bidi="ar-SA"/>
+              </w:rPr>
+              <w:t>Ms-Word, Ms-Excel, Ms Powerpoint, Writer, Calc, Impress</w:t>
+            </w:r>
+          </w:p>
+        </w:tc>
+      </w:tr>
+      <w:tr>
+        <w:trPr>
+          <w:trHeight w:val="70" w:hRule="atLeast"/>
+        </w:trPr>
+        <w:tc>
+          <w:tcPr>
+            <w:tcW w:w="3059" w:type="dxa"/>
+            <w:cnfStyle w:val="001000000000" w:firstRow="0" w:lastRow="0" w:firstColumn="1" w:lastColumn="0" w:oddVBand="0" w:evenVBand="0" w:oddHBand="0" w:evenHBand="0" w:firstRowFirstColumn="0" w:firstRowLastColumn="0" w:lastRowFirstColumn="0" w:lastRowLastColumn="0"/>
+            <w:tcBorders/>
+            <w:vAlign w:val="center"/>
+          </w:tcPr>
+          <w:p>
+            <w:pPr>
+              <w:pStyle w:val="Normal"/>
+              <w:widowControl w:val="false"/>
+              <w:spacing w:lineRule="auto" w:line="240" w:before="0" w:after="0"/>
+              <w:jc w:val="right"/>
+              <w:rPr>
+                <w:rFonts w:ascii="arial" w:hAnsi="arial" w:eastAsia="Calibri" w:cs="Arial"/>
+                <w:b/>
+                <w:b/>
+                <w:bCs w:val="false"/>
+                <w:i/>
+                <w:i/>
+                <w:color w:val="000000"/>
+                <w:kern w:val="0"/>
+                <w:sz w:val="20"/>
+                <w:szCs w:val="20"/>
+                <w:lang w:val="en-US" w:eastAsia="en-US" w:bidi="ar-SA"/>
+              </w:rPr>
+            </w:pPr>
+            <w:r>
+              <w:rPr>
+                <w:rFonts w:eastAsia="Calibri" w:cs="Arial" w:ascii="arial" w:hAnsi="arial"/>
+                <w:b/>
+                <w:bCs w:val="false"/>
+                <w:i/>
+                <w:color w:val="000000"/>
+                <w:kern w:val="0"/>
+                <w:sz w:val="20"/>
+                <w:szCs w:val="20"/>
+                <w:lang w:val="en-US" w:eastAsia="en-US" w:bidi="ar-SA"/>
+              </w:rPr>
+            </w:r>
+          </w:p>
+        </w:tc>
+        <w:tc>
+          <w:tcPr>
+            <w:tcW w:w="6300" w:type="dxa"/>
+            <w:cnfStyle w:val="000100000000" w:firstRow="0" w:lastRow="0" w:firstColumn="0" w:lastColumn="1" w:oddVBand="0" w:evenVBand="0" w:oddHBand="0" w:evenHBand="0" w:firstRowFirstColumn="0" w:firstRowLastColumn="0" w:lastRowFirstColumn="0" w:lastRowLastColumn="0"/>
+            <w:tcBorders/>
+            <w:vAlign w:val="center"/>
+          </w:tcPr>
+          <w:p>
+            <w:pPr>
+              <w:pStyle w:val="Normal"/>
+              <w:widowControl w:val="false"/>
+              <w:spacing w:lineRule="auto" w:line="240" w:before="0" w:after="0"/>
+              <w:jc w:val="left"/>
+              <w:rPr>
+                <w:rFonts w:ascii="arial" w:hAnsi="arial" w:eastAsia="Calibri"/>
+                <w:bCs/>
+                <w:kern w:val="0"/>
+                <w:lang w:val="en-US" w:eastAsia="en-US" w:bidi="ar-SA"/>
+              </w:rPr>
+            </w:pPr>
+            <w:r>
+              <w:rPr>
+                <w:rFonts w:eastAsia="Calibri" w:ascii="arial" w:hAnsi="arial"/>
+                <w:bCs/>
+                <w:kern w:val="0"/>
+                <w:lang w:val="en-US" w:eastAsia="en-US" w:bidi="ar-SA"/>
+              </w:rPr>
+            </w:r>
+          </w:p>
+        </w:tc>
+      </w:tr>
     </w:tbl>
-    <w:p>
-      <w:pPr>
-        <w:pStyle w:val="Normal"/>
-        <w:spacing w:before="0" w:after="32"/>
-        <w:jc w:val="both"/>
-        <w:rPr>
-          <w:rFonts w:eastAsia="Arial" w:cs="Arial"/>
-          <w:color w:val="404040"/>
-          <w:sz w:val="20"/>
-        </w:rPr>
-      </w:pPr>
-      <w:r>
-        <w:rPr>
-          <w:rFonts w:eastAsia="Arial" w:cs="Arial"/>
-          <w:color w:val="404040"/>
-          <w:sz w:val="20"/>
-        </w:rPr>
-      </w:r>
-    </w:p>
-    <w:p>
-      <w:pPr>
-        <w:pStyle w:val="Normal"/>
-        <w:spacing w:before="0" w:after="32"/>
-        <w:jc w:val="both"/>
-        <w:rPr>
-          <w:rFonts w:eastAsia="Arial" w:cs="Arial"/>
-          <w:color w:val="404040"/>
-          <w:sz w:val="20"/>
-        </w:rPr>
-      </w:pPr>
-      <w:r>
-        <w:rPr>
-          <w:rFonts w:eastAsia="Arial" w:cs="Arial"/>
-          <w:color w:val="404040"/>
-          <w:sz w:val="20"/>
-        </w:rPr>
-      </w:r>
-    </w:p>
     <w:p>
       <w:pPr>
         <w:pStyle w:val="Normal"/>
@@ -1264,10 +1410,19 @@
         <w:pStyle w:val="Heading1"/>
         <w:spacing w:before="0" w:after="132"/>
         <w:ind w:left="-5" w:hanging="10"/>
-        <w:rPr/>
-      </w:pPr>
-      <w:r>
-        <w:rPr/>
+        <w:rPr>
+          <w:rFonts w:ascii="Arial" w:hAnsi="Arial"/>
+          <w:b/>
+          <w:b/>
+          <w:bCs/>
+        </w:rPr>
+      </w:pPr>
+      <w:r>
+        <w:rPr>
+          <w:rFonts w:ascii="Arial" w:hAnsi="Arial"/>
+          <w:b/>
+          <w:bCs/>
+        </w:rPr>
         <w:t xml:space="preserve">EXPERIENCE </w:t>
       </w:r>
     </w:p>
@@ -1276,12 +1431,18 @@
         <w:pStyle w:val="Normal"/>
         <w:spacing w:before="0" w:after="3"/>
         <w:ind w:left="-5" w:hanging="10"/>
-        <w:rPr/>
-      </w:pPr>
-      <w:r>
-        <w:rPr>
-          <w:rFonts w:eastAsia="Aptos" w:cs="Aptos" w:ascii="Aptos" w:hAnsi="Aptos"/>
+        <w:rPr>
+          <w:rFonts w:ascii="Arial" w:hAnsi="Arial"/>
           <w:b/>
+          <w:b/>
+          <w:bCs/>
+        </w:rPr>
+      </w:pPr>
+      <w:r>
+        <w:rPr>
+          <w:rFonts w:eastAsia="Aptos" w:cs="Aptos" w:ascii="Arial" w:hAnsi="Arial"/>
+          <w:b/>
+          <w:bCs/>
           <w:sz w:val="24"/>
         </w:rPr>
         <w:t xml:space="preserve">Dec 2024-Current </w:t>
@@ -1292,10 +1453,19 @@
         <w:pStyle w:val="Heading2"/>
         <w:spacing w:before="0" w:after="85"/>
         <w:ind w:left="-5" w:hanging="10"/>
-        <w:rPr/>
-      </w:pPr>
-      <w:r>
-        <w:rPr/>
+        <w:rPr>
+          <w:rFonts w:ascii="Arial" w:hAnsi="Arial"/>
+          <w:b/>
+          <w:b/>
+          <w:bCs/>
+        </w:rPr>
+      </w:pPr>
+      <w:r>
+        <w:rPr>
+          <w:rFonts w:ascii="Arial" w:hAnsi="Arial"/>
+          <w:b/>
+          <w:bCs/>
+        </w:rPr>
         <w:t>Senior Developer | Tata Consultancy Services | Cigna | Postage Feature</w:t>
       </w:r>
     </w:p>
@@ -1304,46 +1474,52 @@
         <w:pStyle w:val="Heading2"/>
         <w:spacing w:before="0" w:after="85"/>
         <w:ind w:left="-5" w:hanging="10"/>
-        <w:rPr/>
-      </w:pPr>
-      <w:r>
-        <w:rPr/>
-        <w:t>Key Responsibilities:-</w:t>
-      </w:r>
-      <w:r>
-        <w:rPr/>
-        <w:t xml:space="preserve"> </w:t>
-      </w:r>
-    </w:p>
-    <w:p>
-      <w:pPr>
-        <w:pStyle w:val="Normal"/>
+        <w:rPr>
+          <w:rFonts w:ascii="Arial" w:hAnsi="Arial"/>
+          <w:b/>
+          <w:b/>
+          <w:bCs/>
+        </w:rPr>
+      </w:pPr>
+      <w:r>
+        <w:rPr>
+          <w:rFonts w:ascii="Arial" w:hAnsi="Arial"/>
+          <w:b/>
+          <w:bCs/>
+        </w:rPr>
+        <w:t xml:space="preserve">Key Responsibilities:- </w:t>
+      </w:r>
+    </w:p>
+    <w:p>
+      <w:pPr>
+        <w:pStyle w:val="Normal"/>
+        <w:widowControl/>
         <w:numPr>
           <w:ilvl w:val="0"/>
           <w:numId w:val="2"/>
         </w:numPr>
+        <w:tabs>
+          <w:tab w:val="clear" w:pos="720"/>
+          <w:tab w:val="left" w:pos="406" w:leader="none"/>
+        </w:tabs>
+        <w:suppressAutoHyphens w:val="true"/>
+        <w:bidi w:val="0"/>
         <w:spacing w:lineRule="auto" w:line="252" w:before="0" w:after="3"/>
-        <w:ind w:left="706" w:hanging="360"/>
+        <w:ind w:left="720" w:right="0" w:hanging="360"/>
+        <w:jc w:val="left"/>
         <w:rPr/>
       </w:pPr>
       <w:r>
         <w:rPr>
-          <w:rFonts w:eastAsia="Aptos" w:cs="Aptos" w:ascii="Aptos" w:hAnsi="Aptos"/>
-          <w:sz w:val="24"/>
-        </w:rPr>
-        <w:t xml:space="preserve">Led development and optimization of mission-critical applications using Oracle Forms </w:t>
-      </w:r>
-      <w:r>
-        <w:rPr>
-          <w:rFonts w:eastAsia="Aptos" w:cs="Aptos" w:ascii="Aptos" w:hAnsi="Aptos"/>
-          <w:sz w:val="24"/>
-        </w:rPr>
-        <w:t>(</w:t>
+          <w:rFonts w:eastAsia="Aptos" w:cs="Aptos" w:ascii="Arial" w:hAnsi="Arial"/>
+          <w:sz w:val="24"/>
+        </w:rPr>
+        <w:t>Led development and optimization of mission-critical applications using Oracle Forms (</w:t>
       </w:r>
       <w:r>
         <w:rPr>
           <w:rStyle w:val="StrongEmphasis"/>
-          <w:rFonts w:eastAsia="Aptos" w:cs="Aptos" w:ascii="Google Sans;Arial;sans-serif" w:hAnsi="Google Sans;Arial;sans-serif"/>
+          <w:rFonts w:eastAsia="Aptos" w:cs="Aptos" w:ascii="Arial" w:hAnsi="Arial"/>
           <w:b w:val="false"/>
           <w:i w:val="false"/>
           <w:caps w:val="false"/>
@@ -1352,42 +1528,28 @@
           <w:spacing w:val="0"/>
           <w:sz w:val="24"/>
         </w:rPr>
-        <w:t>12.2.1.19</w:t>
-      </w:r>
-      <w:r>
-        <w:rPr>
-          <w:rStyle w:val="StrongEmphasis"/>
-          <w:rFonts w:eastAsia="Aptos" w:cs="Aptos" w:ascii="Aptos" w:hAnsi="Aptos"/>
-          <w:b w:val="false"/>
-          <w:i w:val="false"/>
-          <w:caps w:val="false"/>
-          <w:smallCaps w:val="false"/>
-          <w:color w:val="0A0A0A"/>
-          <w:spacing w:val="0"/>
-          <w:sz w:val="24"/>
-        </w:rPr>
-        <w:t>)</w:t>
-      </w:r>
-      <w:r>
-        <w:rPr>
-          <w:rFonts w:eastAsia="Aptos" w:cs="Aptos" w:ascii="Aptos" w:hAnsi="Aptos"/>
-          <w:sz w:val="24"/>
-        </w:rPr>
-        <w:t xml:space="preserve">and Oracle PL/SQL </w:t>
-      </w:r>
-      <w:r>
-        <w:rPr>
-          <w:rFonts w:eastAsia="Aptos" w:cs="Aptos" w:ascii="Aptos" w:hAnsi="Aptos"/>
-          <w:sz w:val="24"/>
-        </w:rPr>
-        <w:t>(19c)</w:t>
-      </w:r>
-      <w:r>
-        <w:rPr>
-          <w:rFonts w:eastAsia="Aptos" w:cs="Aptos" w:ascii="Aptos" w:hAnsi="Aptos"/>
-          <w:sz w:val="24"/>
-        </w:rPr>
-        <w:t>.</w:t>
+        <w:t>12.2.1.19)</w:t>
+      </w:r>
+      <w:r>
+        <w:rPr>
+          <w:rFonts w:eastAsia="Aptos" w:cs="Aptos" w:ascii="Arial" w:hAnsi="Arial"/>
+          <w:sz w:val="24"/>
+        </w:rPr>
+        <w:t>and Oracle PL/SQL (1</w:t>
+      </w:r>
+      <w:r>
+        <w:rPr>
+          <w:rFonts w:eastAsia="Aptos" w:cs="Aptos" w:ascii="Arial" w:hAnsi="Arial"/>
+          <w:sz w:val="24"/>
+        </w:rPr>
+        <w:t>1g</w:t>
+      </w:r>
+      <w:r>
+        <w:rPr>
+          <w:rFonts w:eastAsia="Aptos" w:cs="Aptos" w:ascii="Arial" w:hAnsi="Arial"/>
+          <w:sz w:val="24"/>
+        </w:rPr>
+        <w:t>).</w:t>
       </w:r>
     </w:p>
     <w:p>
@@ -1404,20 +1566,20 @@
         <w:ind w:left="269" w:right="0" w:hanging="0"/>
         <w:jc w:val="left"/>
         <w:rPr>
-          <w:rFonts w:ascii="aptos" w:hAnsi="aptos"/>
-          <w:sz w:val="24"/>
-          <w:szCs w:val="24"/>
-        </w:rPr>
-      </w:pPr>
-      <w:r>
-        <w:rPr>
-          <w:rFonts w:ascii="aptos" w:hAnsi="aptos"/>
+          <w:rFonts w:ascii="Arial" w:hAnsi="Arial"/>
+        </w:rPr>
+      </w:pPr>
+      <w:r>
+        <w:rPr>
+          <w:rFonts w:ascii="Arial" w:hAnsi="Arial"/>
           <w:sz w:val="24"/>
           <w:szCs w:val="24"/>
         </w:rPr>
         <w:t xml:space="preserve">Defined enterprise architecture standards, coding guidelines, and design </w:t>
         <w:tab/>
-        <w:t>patterns across frontend and backend teams.</w:t>
+        <w:t xml:space="preserve">patterns </w:t>
+        <w:tab/>
+        <w:t>across frontend and backend teams.</w:t>
       </w:r>
     </w:p>
     <w:p>
@@ -1430,16 +1592,212 @@
         <w:spacing w:lineRule="auto" w:line="252" w:before="0" w:after="3"/>
         <w:ind w:left="706" w:hanging="360"/>
         <w:rPr>
-          <w:rFonts w:ascii="Aptos" w:hAnsi="Aptos" w:eastAsia="Aptos" w:cs="Aptos"/>
-          <w:sz w:val="24"/>
-        </w:rPr>
-      </w:pPr>
-      <w:r>
-        <w:rPr>
-          <w:rFonts w:eastAsia="Aptos" w:cs="Aptos" w:ascii="Aptos" w:hAnsi="Aptos"/>
+          <w:rFonts w:ascii="Arial" w:hAnsi="Arial"/>
+        </w:rPr>
+      </w:pPr>
+      <w:r>
+        <w:rPr>
+          <w:rFonts w:eastAsia="Aptos" w:cs="Aptos" w:ascii="Arial" w:hAnsi="Arial"/>
           <w:sz w:val="24"/>
         </w:rPr>
         <w:t>Utilized GitHub for version control, collaborative code management, and streamlined project workflow.</w:t>
+      </w:r>
+    </w:p>
+    <w:p>
+      <w:pPr>
+        <w:pStyle w:val="Normal"/>
+        <w:numPr>
+          <w:ilvl w:val="0"/>
+          <w:numId w:val="2"/>
+        </w:numPr>
+        <w:spacing w:lineRule="auto" w:line="252" w:before="0" w:after="3"/>
+        <w:ind w:left="706" w:hanging="360"/>
+        <w:rPr>
+          <w:rFonts w:ascii="Arial" w:hAnsi="Arial"/>
+        </w:rPr>
+      </w:pPr>
+      <w:r>
+        <w:rPr>
+          <w:rFonts w:eastAsia="Aptos" w:cs="Aptos" w:ascii="Arial" w:hAnsi="Arial"/>
+          <w:sz w:val="24"/>
+        </w:rPr>
+        <w:t>Delivered new and updated Data Blocks to meet evolving business requirements provided by analysts.</w:t>
+      </w:r>
+    </w:p>
+    <w:p>
+      <w:pPr>
+        <w:pStyle w:val="Normal"/>
+        <w:numPr>
+          <w:ilvl w:val="0"/>
+          <w:numId w:val="2"/>
+        </w:numPr>
+        <w:spacing w:lineRule="auto" w:line="252" w:before="0" w:after="3"/>
+        <w:ind w:left="706" w:hanging="360"/>
+        <w:rPr>
+          <w:rFonts w:ascii="Arial" w:hAnsi="Arial"/>
+        </w:rPr>
+      </w:pPr>
+      <w:r>
+        <w:rPr>
+          <w:rFonts w:eastAsia="Aptos" w:cs="Aptos" w:ascii="Arial" w:hAnsi="Arial"/>
+          <w:sz w:val="24"/>
+        </w:rPr>
+        <w:t>Engineered robust PL/SQL triggers and packages to efficiently support and optimize CRUD operations</w:t>
+      </w:r>
+    </w:p>
+    <w:p>
+      <w:pPr>
+        <w:pStyle w:val="Normal"/>
+        <w:numPr>
+          <w:ilvl w:val="0"/>
+          <w:numId w:val="2"/>
+        </w:numPr>
+        <w:spacing w:lineRule="auto" w:line="252" w:before="0" w:after="3"/>
+        <w:ind w:left="706" w:hanging="360"/>
+        <w:rPr>
+          <w:rFonts w:ascii="Arial" w:hAnsi="Arial"/>
+        </w:rPr>
+      </w:pPr>
+      <w:r>
+        <w:rPr>
+          <w:rFonts w:eastAsia="Aptos" w:cs="Aptos" w:ascii="Arial" w:hAnsi="Arial"/>
+          <w:sz w:val="24"/>
+        </w:rPr>
+        <w:t xml:space="preserve">Schedule a call for code walkthrough with business analysts and business to have a clear understanding of the requirements. </w:t>
+      </w:r>
+    </w:p>
+    <w:p>
+      <w:pPr>
+        <w:pStyle w:val="Normal"/>
+        <w:numPr>
+          <w:ilvl w:val="0"/>
+          <w:numId w:val="2"/>
+        </w:numPr>
+        <w:spacing w:lineRule="auto" w:line="252" w:before="0" w:after="3"/>
+        <w:ind w:left="706" w:hanging="360"/>
+        <w:rPr>
+          <w:rFonts w:ascii="Arial" w:hAnsi="Arial"/>
+        </w:rPr>
+      </w:pPr>
+      <w:r>
+        <w:rPr>
+          <w:rFonts w:eastAsia="Aptos" w:cs="Aptos" w:ascii="Arial" w:hAnsi="Arial"/>
+          <w:sz w:val="24"/>
+        </w:rPr>
+        <w:t xml:space="preserve">Update daily status to business folks through email / Scrum call with respect to the project. </w:t>
+      </w:r>
+    </w:p>
+    <w:p>
+      <w:pPr>
+        <w:pStyle w:val="Normal"/>
+        <w:numPr>
+          <w:ilvl w:val="0"/>
+          <w:numId w:val="2"/>
+        </w:numPr>
+        <w:spacing w:lineRule="auto" w:line="252" w:before="0" w:after="3"/>
+        <w:ind w:left="706" w:hanging="360"/>
+        <w:rPr>
+          <w:rFonts w:ascii="Arial" w:hAnsi="Arial"/>
+        </w:rPr>
+      </w:pPr>
+      <w:r>
+        <w:rPr>
+          <w:rFonts w:eastAsia="Aptos" w:cs="Aptos" w:ascii="Arial" w:hAnsi="Arial"/>
+          <w:sz w:val="24"/>
+        </w:rPr>
+        <w:t xml:space="preserve">Improving and streamlining the business process by scheduling walkthroughs with business analysts to understand the requirements. </w:t>
+      </w:r>
+    </w:p>
+    <w:p>
+      <w:pPr>
+        <w:pStyle w:val="Normal"/>
+        <w:numPr>
+          <w:ilvl w:val="0"/>
+          <w:numId w:val="2"/>
+        </w:numPr>
+        <w:spacing w:lineRule="auto" w:line="252" w:before="0" w:after="3"/>
+        <w:ind w:left="706" w:hanging="360"/>
+        <w:rPr>
+          <w:rFonts w:ascii="Arial" w:hAnsi="Arial"/>
+        </w:rPr>
+      </w:pPr>
+      <w:r>
+        <w:rPr>
+          <w:rFonts w:eastAsia="Aptos" w:cs="Aptos" w:ascii="Arial" w:hAnsi="Arial"/>
+          <w:sz w:val="24"/>
+        </w:rPr>
+        <w:t xml:space="preserve">Work closely with technical architects to develop solutions. </w:t>
+      </w:r>
+    </w:p>
+    <w:p>
+      <w:pPr>
+        <w:pStyle w:val="Normal"/>
+        <w:numPr>
+          <w:ilvl w:val="0"/>
+          <w:numId w:val="2"/>
+        </w:numPr>
+        <w:spacing w:lineRule="auto" w:line="252" w:before="0" w:after="3"/>
+        <w:ind w:left="706" w:hanging="360"/>
+        <w:rPr>
+          <w:rFonts w:ascii="Arial" w:hAnsi="Arial"/>
+        </w:rPr>
+      </w:pPr>
+      <w:r>
+        <w:rPr>
+          <w:rFonts w:eastAsia="Arial" w:cs="Arial" w:ascii="Arial" w:hAnsi="Arial"/>
+          <w:sz w:val="24"/>
+          <w:szCs w:val="24"/>
+        </w:rPr>
+        <w:t>Peer Review the code and provide feedback and comments.</w:t>
+      </w:r>
+      <w:r>
+        <w:rPr>
+          <w:rFonts w:eastAsia="Aptos" w:cs="Aptos" w:ascii="Arial" w:hAnsi="Arial"/>
+          <w:sz w:val="24"/>
+        </w:rPr>
+        <w:t xml:space="preserve"> </w:t>
+      </w:r>
+    </w:p>
+    <w:p>
+      <w:pPr>
+        <w:pStyle w:val="Normal"/>
+        <w:numPr>
+          <w:ilvl w:val="0"/>
+          <w:numId w:val="2"/>
+        </w:numPr>
+        <w:spacing w:lineRule="auto" w:line="252" w:before="0" w:after="3"/>
+        <w:ind w:left="706" w:hanging="360"/>
+        <w:rPr>
+          <w:rFonts w:ascii="Arial" w:hAnsi="Arial"/>
+        </w:rPr>
+      </w:pPr>
+      <w:r>
+        <w:rPr>
+          <w:rFonts w:eastAsia="Aptos" w:cs="Aptos" w:ascii="Arial" w:hAnsi="Arial"/>
+          <w:sz w:val="24"/>
+        </w:rPr>
+        <w:t xml:space="preserve">Assisted clients and business partners with questions and problems- involving configurations. </w:t>
+      </w:r>
+    </w:p>
+    <w:p>
+      <w:pPr>
+        <w:pStyle w:val="Normal"/>
+        <w:numPr>
+          <w:ilvl w:val="0"/>
+          <w:numId w:val="2"/>
+        </w:numPr>
+        <w:spacing w:lineRule="auto" w:line="252" w:before="0" w:after="3"/>
+        <w:ind w:left="706" w:hanging="360"/>
+        <w:rPr>
+          <w:rFonts w:ascii="Arial" w:hAnsi="Arial"/>
+        </w:rPr>
+      </w:pPr>
+      <w:r>
+        <w:rPr>
+          <w:rFonts w:eastAsia="Aptos" w:cs="Aptos" w:ascii="Arial" w:hAnsi="Arial"/>
+          <w:sz w:val="24"/>
+        </w:rPr>
+        <w:t xml:space="preserve">Managed and provided solution to multiple simultaneous customers asks/requests. </w:t>
       </w:r>
     </w:p>
     <w:p>
@@ -1455,170 +1813,159 @@
       </w:pPr>
       <w:r>
         <w:rPr>
+          <w:rFonts w:eastAsia="Aptos" w:cs="Aptos" w:ascii="Arial" w:hAnsi="Arial"/>
+          <w:sz w:val="24"/>
+        </w:rPr>
+        <w:t>Monitor the job during production run / various non-production environments and communicate to stakeholders on the status daily basis</w:t>
+      </w:r>
+      <w:r>
+        <w:rPr>
           <w:rFonts w:eastAsia="Aptos" w:cs="Aptos" w:ascii="Aptos" w:hAnsi="Aptos"/>
           <w:sz w:val="24"/>
         </w:rPr>
-        <w:t xml:space="preserve">Develop new programs / modify existing programs based on the requirements that were given by business analysts. </w:t>
-      </w:r>
-    </w:p>
-    <w:p>
-      <w:pPr>
-        <w:pStyle w:val="Normal"/>
+        <w:t xml:space="preserve"> </w:t>
+      </w:r>
+    </w:p>
+    <w:p>
+      <w:pPr>
+        <w:pStyle w:val="TextBody"/>
         <w:numPr>
           <w:ilvl w:val="0"/>
-          <w:numId w:val="2"/>
+          <w:numId w:val="0"/>
         </w:numPr>
-        <w:spacing w:lineRule="auto" w:line="252" w:before="0" w:after="3"/>
-        <w:ind w:left="706" w:hanging="360"/>
-        <w:rPr/>
-      </w:pPr>
-      <w:r>
-        <w:rPr>
-          <w:rFonts w:eastAsia="Aptos" w:cs="Aptos" w:ascii="Aptos" w:hAnsi="Aptos"/>
-          <w:sz w:val="24"/>
-        </w:rPr>
-        <w:t xml:space="preserve">Schedule a call for code walkthrough with business analysts and business to have a clear understanding of the requirements. </w:t>
-      </w:r>
-    </w:p>
-    <w:p>
-      <w:pPr>
-        <w:pStyle w:val="Normal"/>
-        <w:numPr>
-          <w:ilvl w:val="0"/>
-          <w:numId w:val="2"/>
-        </w:numPr>
-        <w:spacing w:lineRule="auto" w:line="252" w:before="0" w:after="3"/>
-        <w:ind w:left="706" w:hanging="360"/>
-        <w:rPr/>
-      </w:pPr>
-      <w:r>
-        <w:rPr>
-          <w:rFonts w:eastAsia="Aptos" w:cs="Aptos" w:ascii="Aptos" w:hAnsi="Aptos"/>
-          <w:sz w:val="24"/>
-        </w:rPr>
-        <w:t xml:space="preserve">Update daily status to business folks through email / Scrum call with respect to the project. </w:t>
-      </w:r>
-    </w:p>
-    <w:p>
-      <w:pPr>
-        <w:pStyle w:val="Normal"/>
-        <w:numPr>
-          <w:ilvl w:val="0"/>
-          <w:numId w:val="2"/>
-        </w:numPr>
-        <w:spacing w:lineRule="auto" w:line="252" w:before="0" w:after="3"/>
-        <w:ind w:left="706" w:hanging="360"/>
-        <w:rPr/>
-      </w:pPr>
-      <w:r>
-        <w:rPr>
-          <w:rFonts w:eastAsia="Aptos" w:cs="Aptos" w:ascii="Aptos" w:hAnsi="Aptos"/>
-          <w:sz w:val="24"/>
-        </w:rPr>
-        <w:t xml:space="preserve">Improving and streamlining the business process by scheduling walkthroughs with business analysts to understand the requirements. </w:t>
-      </w:r>
-    </w:p>
-    <w:p>
-      <w:pPr>
-        <w:pStyle w:val="Normal"/>
-        <w:numPr>
-          <w:ilvl w:val="0"/>
-          <w:numId w:val="2"/>
-        </w:numPr>
-        <w:spacing w:lineRule="auto" w:line="252" w:before="0" w:after="3"/>
-        <w:ind w:left="706" w:hanging="360"/>
-        <w:rPr/>
-      </w:pPr>
-      <w:r>
-        <w:rPr>
-          <w:rFonts w:eastAsia="Aptos" w:cs="Aptos" w:ascii="Aptos" w:hAnsi="Aptos"/>
-          <w:sz w:val="24"/>
-        </w:rPr>
-        <w:t xml:space="preserve">Work closely with technical architects to develop solutions. </w:t>
-      </w:r>
-    </w:p>
-    <w:p>
-      <w:pPr>
-        <w:pStyle w:val="Normal"/>
-        <w:numPr>
-          <w:ilvl w:val="0"/>
-          <w:numId w:val="2"/>
-        </w:numPr>
-        <w:spacing w:lineRule="auto" w:line="252" w:before="0" w:after="3"/>
-        <w:ind w:left="706" w:hanging="360"/>
-        <w:rPr/>
-      </w:pPr>
-      <w:r>
-        <w:rPr>
-          <w:rFonts w:eastAsia="Arial" w:cs="Arial" w:ascii="aptos" w:hAnsi="aptos"/>
-          <w:sz w:val="24"/>
-          <w:szCs w:val="24"/>
-        </w:rPr>
-        <w:t>Peer Review the code and provide feedback and comments.</w:t>
-      </w:r>
-      <w:r>
-        <w:rPr>
-          <w:rFonts w:eastAsia="Aptos" w:cs="Aptos" w:ascii="Aptos" w:hAnsi="Aptos"/>
-          <w:sz w:val="24"/>
+        <w:spacing w:lineRule="auto" w:line="259" w:before="0" w:after="0"/>
+        <w:ind w:hanging="0"/>
+        <w:rPr>
+          <w:rFonts w:ascii="Aptos" w:hAnsi="Aptos"/>
+          <w:sz w:val="24"/>
+          <w:szCs w:val="24"/>
+        </w:rPr>
+      </w:pPr>
+      <w:r>
+        <w:rPr>
+          <w:rFonts w:eastAsia="Calibri" w:cs="Calibri" w:ascii="Arial" w:hAnsi="Arial"/>
+          <w:b/>
+          <w:iCs/>
+          <w:color w:val="000000"/>
+          <w:kern w:val="2"/>
+          <w:sz w:val="24"/>
+          <w:szCs w:val="24"/>
+          <w14:ligatures w14:val="standardContextual"/>
+        </w:rPr>
+        <w:t>Environment</w:t>
+      </w:r>
+      <w:r>
+        <w:rPr>
+          <w:rFonts w:ascii="Arial" w:hAnsi="Arial"/>
+          <w:sz w:val="24"/>
+          <w:szCs w:val="24"/>
+        </w:rPr>
+        <w:t xml:space="preserve">: </w:t>
+      </w:r>
+      <w:r>
+        <w:rPr>
+          <w:rFonts w:eastAsia="Aptos" w:cs="Aptos" w:ascii="Arial" w:hAnsi="Arial"/>
+          <w:b w:val="false"/>
+          <w:bCs w:val="false"/>
+          <w:sz w:val="24"/>
+          <w:szCs w:val="24"/>
+        </w:rPr>
+        <w:t>Oracle Forms (</w:t>
+      </w:r>
+      <w:r>
+        <w:rPr>
+          <w:rStyle w:val="StrongEmphasis"/>
+          <w:rFonts w:eastAsia="Aptos" w:cs="Aptos" w:ascii="Arial" w:hAnsi="Arial"/>
+          <w:b w:val="false"/>
+          <w:i w:val="false"/>
+          <w:caps w:val="false"/>
+          <w:smallCaps w:val="false"/>
+          <w:color w:val="0A0A0A"/>
+          <w:spacing w:val="0"/>
+          <w:sz w:val="24"/>
+          <w:szCs w:val="24"/>
+        </w:rPr>
+        <w:t xml:space="preserve">12.2.1.19), </w:t>
+      </w:r>
+      <w:r>
+        <w:rPr>
+          <w:rFonts w:eastAsia="Aptos" w:cs="Aptos" w:ascii="Arial" w:hAnsi="Arial"/>
+          <w:b w:val="false"/>
+          <w:bCs w:val="false"/>
+          <w:sz w:val="24"/>
+          <w:szCs w:val="24"/>
+        </w:rPr>
+        <w:t>Oracle PL/SQL (1</w:t>
+      </w:r>
+      <w:r>
+        <w:rPr>
+          <w:rFonts w:eastAsia="Aptos" w:cs="Aptos" w:ascii="Arial" w:hAnsi="Arial"/>
+          <w:b w:val="false"/>
+          <w:bCs w:val="false"/>
+          <w:sz w:val="24"/>
+          <w:szCs w:val="24"/>
+        </w:rPr>
+        <w:t>1g</w:t>
+      </w:r>
+      <w:r>
+        <w:rPr>
+          <w:rFonts w:eastAsia="Aptos" w:cs="Aptos" w:ascii="Arial" w:hAnsi="Arial"/>
+          <w:b w:val="false"/>
+          <w:bCs w:val="false"/>
+          <w:sz w:val="24"/>
+          <w:szCs w:val="24"/>
+        </w:rPr>
+        <w:t xml:space="preserve">), </w:t>
+      </w:r>
+      <w:r>
+        <w:rPr>
+          <w:rFonts w:eastAsia="Aptos" w:cs="Aptos" w:ascii="Arial" w:hAnsi="Arial"/>
+          <w:b w:val="false"/>
+          <w:bCs w:val="false"/>
+          <w:sz w:val="24"/>
+          <w:szCs w:val="24"/>
+        </w:rPr>
+        <w:t>Toad,</w:t>
+      </w:r>
+      <w:r>
+        <w:rPr>
+          <w:rFonts w:eastAsia="Aptos" w:cs="Aptos" w:ascii="Arial" w:hAnsi="Arial"/>
+          <w:b w:val="false"/>
+          <w:bCs w:val="false"/>
+          <w:sz w:val="24"/>
+          <w:szCs w:val="24"/>
         </w:rPr>
         <w:t xml:space="preserve"> </w:t>
       </w:r>
-    </w:p>
-    <w:p>
-      <w:pPr>
-        <w:pStyle w:val="Normal"/>
-        <w:numPr>
-          <w:ilvl w:val="0"/>
-          <w:numId w:val="2"/>
-        </w:numPr>
-        <w:spacing w:lineRule="auto" w:line="252" w:before="0" w:after="3"/>
-        <w:ind w:left="706" w:hanging="360"/>
-        <w:rPr/>
-      </w:pPr>
-      <w:r>
-        <w:rPr>
-          <w:rFonts w:eastAsia="Aptos" w:cs="Aptos" w:ascii="Aptos" w:hAnsi="Aptos"/>
-          <w:sz w:val="24"/>
-        </w:rPr>
-        <w:t xml:space="preserve">Assisted clients and business partners with questions and problems- involving configurations. </w:t>
-      </w:r>
-    </w:p>
-    <w:p>
-      <w:pPr>
-        <w:pStyle w:val="Normal"/>
-        <w:numPr>
-          <w:ilvl w:val="0"/>
-          <w:numId w:val="2"/>
-        </w:numPr>
-        <w:spacing w:lineRule="auto" w:line="252" w:before="0" w:after="3"/>
-        <w:ind w:left="706" w:hanging="360"/>
-        <w:rPr/>
-      </w:pPr>
-      <w:r>
-        <w:rPr>
-          <w:rFonts w:eastAsia="Aptos" w:cs="Aptos" w:ascii="Aptos" w:hAnsi="Aptos"/>
-          <w:sz w:val="24"/>
-        </w:rPr>
-        <w:t xml:space="preserve">Managed and provided solution to multiple simultaneous customers asks/requests. </w:t>
-      </w:r>
-    </w:p>
-    <w:p>
-      <w:pPr>
-        <w:pStyle w:val="Normal"/>
-        <w:numPr>
-          <w:ilvl w:val="0"/>
-          <w:numId w:val="2"/>
-        </w:numPr>
-        <w:spacing w:lineRule="auto" w:line="252" w:before="0" w:after="3"/>
-        <w:ind w:left="706" w:hanging="360"/>
-        <w:rPr/>
-      </w:pPr>
-      <w:r>
-        <w:rPr>
-          <w:rFonts w:eastAsia="Aptos" w:cs="Aptos" w:ascii="Aptos" w:hAnsi="Aptos"/>
-          <w:sz w:val="24"/>
-        </w:rPr>
-        <w:t xml:space="preserve">Monitor the job during production run / various non-production environments and communicate to stakeholders on the status daily basis </w:t>
+      <w:r>
+        <w:rPr>
+          <w:rFonts w:eastAsia="Aptos" w:cs="Aptos" w:ascii="Arial" w:hAnsi="Arial"/>
+          <w:b w:val="false"/>
+          <w:bCs w:val="false"/>
+          <w:sz w:val="24"/>
+          <w:szCs w:val="24"/>
+        </w:rPr>
+        <w:t xml:space="preserve">Git Hub, </w:t>
+      </w:r>
+      <w:r>
+        <w:rPr>
+          <w:rFonts w:eastAsia="Aptos" w:cs="Aptos" w:ascii="Arial" w:hAnsi="Arial"/>
+          <w:b w:val="false"/>
+          <w:bCs w:val="false"/>
+          <w:sz w:val="24"/>
+          <w:szCs w:val="24"/>
+        </w:rPr>
+        <w:t>Jira</w:t>
+      </w:r>
+      <w:r>
+        <w:rPr>
+          <w:rFonts w:eastAsia="Aptos" w:cs="Aptos" w:ascii="Arial" w:hAnsi="Arial"/>
+          <w:b w:val="false"/>
+          <w:bCs w:val="false"/>
+          <w:sz w:val="24"/>
+          <w:szCs w:val="24"/>
+        </w:rPr>
+        <w:t>.</w:t>
       </w:r>
     </w:p>
     <w:p>
@@ -1641,11 +1988,13 @@
         <w:pStyle w:val="Normal"/>
         <w:spacing w:before="0" w:after="3"/>
         <w:ind w:left="-5" w:hanging="10"/>
-        <w:rPr/>
-      </w:pPr>
-      <w:r>
-        <w:rPr>
-          <w:rFonts w:eastAsia="Aptos" w:cs="Aptos" w:ascii="Aptos" w:hAnsi="Aptos"/>
+        <w:rPr>
+          <w:rFonts w:ascii="Arial" w:hAnsi="Arial"/>
+        </w:rPr>
+      </w:pPr>
+      <w:r>
+        <w:rPr>
+          <w:rFonts w:eastAsia="Aptos" w:cs="Aptos" w:ascii="Arial" w:hAnsi="Arial"/>
           <w:b/>
           <w:sz w:val="24"/>
         </w:rPr>
@@ -1657,10 +2006,14 @@
         <w:pStyle w:val="Heading2"/>
         <w:spacing w:before="0" w:after="92"/>
         <w:ind w:left="-5" w:hanging="10"/>
-        <w:rPr/>
-      </w:pPr>
-      <w:r>
-        <w:rPr/>
+        <w:rPr>
+          <w:rFonts w:ascii="Arial" w:hAnsi="Arial"/>
+        </w:rPr>
+      </w:pPr>
+      <w:r>
+        <w:rPr>
+          <w:rFonts w:ascii="Arial" w:hAnsi="Arial"/>
+        </w:rPr>
         <w:t xml:space="preserve">Information Security Manager – Dual Role | Tata Consultancy Services | Kaiser Permanente| Security Compliance and Audits | All TCS Kaiser Operating Locations | </w:t>
       </w:r>
     </w:p>
@@ -1669,15 +2022,15 @@
         <w:pStyle w:val="Heading2"/>
         <w:spacing w:before="0" w:after="85"/>
         <w:ind w:left="-5" w:hanging="10"/>
-        <w:rPr/>
-      </w:pPr>
-      <w:r>
-        <w:rPr/>
-        <w:t>Key Responsibilities:-</w:t>
-      </w:r>
-      <w:r>
-        <w:rPr/>
-        <w:t xml:space="preserve"> </w:t>
+        <w:rPr>
+          <w:rFonts w:ascii="Arial" w:hAnsi="Arial"/>
+        </w:rPr>
+      </w:pPr>
+      <w:r>
+        <w:rPr>
+          <w:rFonts w:ascii="Arial" w:hAnsi="Arial"/>
+        </w:rPr>
+        <w:t xml:space="preserve">Key Responsibilities:- </w:t>
       </w:r>
     </w:p>
     <w:p>
@@ -1689,11 +2042,13 @@
         </w:numPr>
         <w:spacing w:lineRule="auto" w:line="252" w:before="0" w:after="3"/>
         <w:ind w:left="706" w:hanging="360"/>
-        <w:rPr/>
-      </w:pPr>
-      <w:r>
-        <w:rPr>
-          <w:rFonts w:eastAsia="Aptos" w:cs="Aptos" w:ascii="Aptos" w:hAnsi="Aptos"/>
+        <w:rPr>
+          <w:rFonts w:ascii="Arial" w:hAnsi="Arial"/>
+        </w:rPr>
+      </w:pPr>
+      <w:r>
+        <w:rPr>
+          <w:rFonts w:eastAsia="Aptos" w:cs="Aptos" w:ascii="Arial" w:hAnsi="Arial"/>
           <w:sz w:val="24"/>
         </w:rPr>
         <w:t xml:space="preserve">Representing TCS for the account in Customer Audits. </w:t>
@@ -1708,11 +2063,13 @@
         </w:numPr>
         <w:spacing w:lineRule="auto" w:line="252" w:before="0" w:after="3"/>
         <w:ind w:left="706" w:hanging="360"/>
-        <w:rPr/>
-      </w:pPr>
-      <w:r>
-        <w:rPr>
-          <w:rFonts w:eastAsia="Aptos" w:cs="Aptos" w:ascii="Aptos" w:hAnsi="Aptos"/>
+        <w:rPr>
+          <w:rFonts w:ascii="Arial" w:hAnsi="Arial"/>
+        </w:rPr>
+      </w:pPr>
+      <w:r>
+        <w:rPr>
+          <w:rFonts w:eastAsia="Aptos" w:cs="Aptos" w:ascii="Arial" w:hAnsi="Arial"/>
           <w:sz w:val="24"/>
         </w:rPr>
         <w:t xml:space="preserve">Taking up Internal Audits conducted by TCS for account. </w:t>
@@ -1727,11 +2084,13 @@
         </w:numPr>
         <w:spacing w:lineRule="auto" w:line="252" w:before="0" w:after="3"/>
         <w:ind w:left="706" w:hanging="360"/>
-        <w:rPr/>
-      </w:pPr>
-      <w:r>
-        <w:rPr>
-          <w:rFonts w:eastAsia="Aptos" w:cs="Aptos" w:ascii="Aptos" w:hAnsi="Aptos"/>
+        <w:rPr>
+          <w:rFonts w:ascii="Arial" w:hAnsi="Arial"/>
+        </w:rPr>
+      </w:pPr>
+      <w:r>
+        <w:rPr>
+          <w:rFonts w:eastAsia="Aptos" w:cs="Aptos" w:ascii="Arial" w:hAnsi="Arial"/>
           <w:sz w:val="24"/>
         </w:rPr>
         <w:t xml:space="preserve">Maintaining and ensuing that the account is compliant in all security key factors through thorough monitoring. </w:t>
@@ -1746,11 +2105,13 @@
         </w:numPr>
         <w:spacing w:lineRule="auto" w:line="252" w:before="0" w:after="3"/>
         <w:ind w:left="706" w:hanging="360"/>
-        <w:rPr/>
-      </w:pPr>
-      <w:r>
-        <w:rPr>
-          <w:rFonts w:eastAsia="Aptos" w:cs="Aptos" w:ascii="Aptos" w:hAnsi="Aptos"/>
+        <w:rPr>
+          <w:rFonts w:ascii="Arial" w:hAnsi="Arial"/>
+        </w:rPr>
+      </w:pPr>
+      <w:r>
+        <w:rPr>
+          <w:rFonts w:eastAsia="Aptos" w:cs="Aptos" w:ascii="Arial" w:hAnsi="Arial"/>
           <w:sz w:val="24"/>
         </w:rPr>
         <w:t xml:space="preserve">Ensure proper knowledge in security management and customer policies are spread across all associates in the account by conducting Security session to all associates. </w:t>
@@ -1765,11 +2126,13 @@
         </w:numPr>
         <w:spacing w:lineRule="auto" w:line="252" w:before="0" w:after="3"/>
         <w:ind w:left="706" w:hanging="360"/>
-        <w:rPr/>
-      </w:pPr>
-      <w:r>
-        <w:rPr>
-          <w:rFonts w:eastAsia="Aptos" w:cs="Aptos" w:ascii="Aptos" w:hAnsi="Aptos"/>
+        <w:rPr>
+          <w:rFonts w:ascii="Arial" w:hAnsi="Arial"/>
+        </w:rPr>
+      </w:pPr>
+      <w:r>
+        <w:rPr>
+          <w:rFonts w:eastAsia="Aptos" w:cs="Aptos" w:ascii="Arial" w:hAnsi="Arial"/>
           <w:sz w:val="24"/>
         </w:rPr>
         <w:t xml:space="preserve">Reporting and investigation of security incidents and triaging them through calls connecting with the client vendor management support team to ensure they are getting closed with proper mitigation plan. </w:t>
@@ -1784,11 +2147,13 @@
         </w:numPr>
         <w:spacing w:lineRule="auto" w:line="252" w:before="0" w:after="3"/>
         <w:ind w:left="706" w:hanging="360"/>
-        <w:rPr/>
-      </w:pPr>
-      <w:r>
-        <w:rPr>
-          <w:rFonts w:eastAsia="Aptos" w:cs="Aptos" w:ascii="Aptos" w:hAnsi="Aptos"/>
+        <w:rPr>
+          <w:rFonts w:ascii="Arial" w:hAnsi="Arial"/>
+        </w:rPr>
+      </w:pPr>
+      <w:r>
+        <w:rPr>
+          <w:rFonts w:eastAsia="Aptos" w:cs="Aptos" w:ascii="Arial" w:hAnsi="Arial"/>
           <w:sz w:val="24"/>
         </w:rPr>
         <w:t xml:space="preserve">Audit tracking, closure of NCs and findings that was tracked as part of internal and external client audits. </w:t>
@@ -1803,11 +2168,13 @@
         </w:numPr>
         <w:spacing w:lineRule="auto" w:line="252" w:before="0" w:after="3"/>
         <w:ind w:left="706" w:hanging="360"/>
-        <w:rPr/>
-      </w:pPr>
-      <w:r>
-        <w:rPr>
-          <w:rFonts w:eastAsia="Aptos" w:cs="Aptos" w:ascii="Aptos" w:hAnsi="Aptos"/>
+        <w:rPr>
+          <w:rFonts w:ascii="Arial" w:hAnsi="Arial"/>
+        </w:rPr>
+      </w:pPr>
+      <w:r>
+        <w:rPr>
+          <w:rFonts w:eastAsia="Aptos" w:cs="Aptos" w:ascii="Arial" w:hAnsi="Arial"/>
           <w:sz w:val="24"/>
         </w:rPr>
         <w:t xml:space="preserve">Documentation and tracking of reports for all the finding and closure of them promptly. </w:t>
@@ -1823,22 +2190,67 @@
         <w:spacing w:lineRule="auto" w:line="252" w:before="0" w:after="212"/>
         <w:ind w:left="706" w:hanging="360"/>
         <w:rPr>
-          <w:rFonts w:ascii="aptos" w:hAnsi="aptos"/>
-          <w:sz w:val="24"/>
-          <w:szCs w:val="24"/>
-        </w:rPr>
-      </w:pPr>
-      <w:r>
-        <w:rPr>
-          <w:rFonts w:eastAsia="Arial" w:cs="Arial" w:ascii="aptos" w:hAnsi="aptos"/>
+          <w:rFonts w:ascii="Arial" w:hAnsi="Arial"/>
+        </w:rPr>
+      </w:pPr>
+      <w:r>
+        <w:rPr>
+          <w:rFonts w:eastAsia="Arial" w:cs="Arial" w:ascii="Arial" w:hAnsi="Arial"/>
           <w:sz w:val="24"/>
           <w:szCs w:val="24"/>
         </w:rPr>
         <w:t>Collaboration with the different location security SPOCs and carrying out centralized activities from Chennai location for all crucial security compliance activities.</w:t>
       </w:r>
-      <w:r>
-        <w:rPr>
-          <w:rFonts w:eastAsia="Arial" w:cs="Arial" w:ascii="aptos" w:hAnsi="aptos"/>
+    </w:p>
+    <w:p>
+      <w:pPr>
+        <w:pStyle w:val="Normal"/>
+        <w:numPr>
+          <w:ilvl w:val="0"/>
+          <w:numId w:val="0"/>
+        </w:numPr>
+        <w:spacing w:lineRule="auto" w:line="252" w:before="0" w:after="212"/>
+        <w:ind w:hanging="0"/>
+        <w:rPr>
+          <w:rFonts w:ascii="Arial" w:hAnsi="Arial"/>
+        </w:rPr>
+      </w:pPr>
+      <w:r>
+        <w:rPr>
+          <w:rFonts w:eastAsia="Calibri" w:cs="Calibri" w:ascii="Arial" w:hAnsi="Arial"/>
+          <w:b/>
+          <w:iCs/>
+          <w:color w:val="000000"/>
+          <w:kern w:val="2"/>
+          <w:sz w:val="24"/>
+          <w:szCs w:val="24"/>
+          <w14:ligatures w14:val="standardContextual"/>
+        </w:rPr>
+        <w:t>Environment</w:t>
+      </w:r>
+      <w:r>
+        <w:rPr>
+          <w:rFonts w:eastAsia="Arial" w:cs="Arial" w:ascii="Arial" w:hAnsi="Arial"/>
+          <w:color w:val="404040"/>
+          <w:sz w:val="24"/>
+          <w:szCs w:val="24"/>
+        </w:rPr>
+        <w:t xml:space="preserve">: </w:t>
+      </w:r>
+      <w:r>
+        <w:rPr>
+          <w:rFonts w:eastAsia="Aptos" w:cs="Aptos" w:ascii="Arial" w:hAnsi="Arial"/>
+          <w:b w:val="false"/>
+          <w:bCs w:val="false"/>
+          <w:color w:val="404040"/>
+          <w:sz w:val="24"/>
+          <w:szCs w:val="24"/>
+        </w:rPr>
+        <w:t>Microsoft and Open Office Tools, Microsoft Visio.</w:t>
+      </w:r>
+      <w:r>
+        <w:rPr>
+          <w:rFonts w:eastAsia="Arial" w:cs="Arial" w:ascii="Arial" w:hAnsi="Arial"/>
           <w:color w:val="404040"/>
           <w:sz w:val="24"/>
           <w:szCs w:val="24"/>
@@ -1850,19 +2262,13 @@
       <w:pPr>
         <w:pStyle w:val="Normal"/>
         <w:spacing w:before="0" w:after="32"/>
-        <w:rPr/>
-      </w:pPr>
-      <w:r>
-        <w:rPr>
-          <w:rFonts w:eastAsia="Arial" w:cs="Arial" w:ascii="Arial" w:hAnsi="Arial"/>
-          <w:color w:val="404040"/>
-          <w:sz w:val="20"/>
-        </w:rPr>
-        <w:t xml:space="preserve"> </w:t>
-      </w:r>
-      <w:r>
-        <w:rPr>
-          <w:rFonts w:eastAsia="Aptos" w:cs="Aptos" w:ascii="Aptos" w:hAnsi="Aptos"/>
+        <w:rPr>
+          <w:rFonts w:ascii="Arial" w:hAnsi="Arial"/>
+        </w:rPr>
+      </w:pPr>
+      <w:r>
+        <w:rPr>
+          <w:rFonts w:eastAsia="Aptos" w:cs="Aptos" w:ascii="Arial" w:hAnsi="Arial"/>
           <w:b/>
           <w:sz w:val="24"/>
         </w:rPr>
@@ -1874,11 +2280,13 @@
         <w:pStyle w:val="Normal"/>
         <w:spacing w:before="0" w:after="3"/>
         <w:ind w:left="-5" w:hanging="10"/>
-        <w:rPr/>
-      </w:pPr>
-      <w:r>
-        <w:rPr>
-          <w:rFonts w:eastAsia="Aptos" w:cs="Aptos" w:ascii="Aptos" w:hAnsi="Aptos"/>
+        <w:rPr>
+          <w:rFonts w:ascii="Arial" w:hAnsi="Arial"/>
+        </w:rPr>
+      </w:pPr>
+      <w:r>
+        <w:rPr>
+          <w:rFonts w:eastAsia="Aptos" w:cs="Aptos" w:ascii="Arial" w:hAnsi="Arial"/>
           <w:b/>
           <w:sz w:val="24"/>
         </w:rPr>
@@ -1886,7 +2294,7 @@
       </w:r>
       <w:r>
         <w:rPr>
-          <w:rFonts w:ascii="Aptos" w:hAnsi="Aptos"/>
+          <w:rFonts w:ascii="Arial" w:hAnsi="Arial"/>
           <w:b/>
           <w:bCs/>
           <w:sz w:val="24"/>
@@ -1895,7 +2303,9 @@
         <w:t>Development | Chennai</w:t>
       </w:r>
       <w:r>
-        <w:rPr/>
+        <w:rPr>
+          <w:rFonts w:ascii="Arial" w:hAnsi="Arial"/>
+        </w:rPr>
         <w:t xml:space="preserve"> </w:t>
       </w:r>
     </w:p>
@@ -1904,15 +2314,15 @@
         <w:pStyle w:val="Heading2"/>
         <w:spacing w:before="0" w:after="85"/>
         <w:ind w:left="-5" w:hanging="10"/>
-        <w:rPr/>
-      </w:pPr>
-      <w:r>
-        <w:rPr/>
-        <w:t>Key Responsibilities:-</w:t>
-      </w:r>
-      <w:r>
-        <w:rPr/>
-        <w:t xml:space="preserve"> </w:t>
+        <w:rPr>
+          <w:rFonts w:ascii="Arial" w:hAnsi="Arial"/>
+        </w:rPr>
+      </w:pPr>
+      <w:r>
+        <w:rPr>
+          <w:rFonts w:ascii="Arial" w:hAnsi="Arial"/>
+        </w:rPr>
+        <w:t xml:space="preserve">Key Responsibilities:- </w:t>
       </w:r>
     </w:p>
     <w:p>
@@ -1925,34 +2335,32 @@
         <w:spacing w:lineRule="auto" w:line="252" w:before="0" w:after="3"/>
         <w:ind w:left="706" w:hanging="360"/>
         <w:rPr>
-          <w:rFonts w:ascii="aptos" w:hAnsi="aptos"/>
-          <w:sz w:val="24"/>
-          <w:szCs w:val="24"/>
-        </w:rPr>
-      </w:pPr>
-      <w:r>
-        <w:rPr>
-          <w:rFonts w:eastAsia="Aptos" w:cs="Aptos" w:ascii="aptos" w:hAnsi="aptos"/>
-          <w:sz w:val="24"/>
-          <w:szCs w:val="24"/>
-        </w:rPr>
-        <w:t xml:space="preserve">Analysis, Design and Implementation of Applications using Oracle RDBMS </w:t>
-      </w:r>
-      <w:r>
-        <w:rPr>
-          <w:rFonts w:eastAsia="Aptos" w:cs="Aptos" w:ascii="aptos" w:hAnsi="aptos"/>
-          <w:sz w:val="24"/>
-          <w:szCs w:val="24"/>
-        </w:rPr>
-        <w:t>(Oracle PL/SQL 19c)</w:t>
-      </w:r>
-      <w:r>
-        <w:rPr>
-          <w:rFonts w:eastAsia="Aptos" w:cs="Aptos" w:ascii="aptos" w:hAnsi="aptos"/>
-          <w:sz w:val="24"/>
-          <w:szCs w:val="24"/>
-        </w:rPr>
-        <w:t xml:space="preserve">. </w:t>
+          <w:rFonts w:ascii="Arial" w:hAnsi="Arial"/>
+        </w:rPr>
+      </w:pPr>
+      <w:r>
+        <w:rPr>
+          <w:rFonts w:eastAsia="Aptos" w:cs="Aptos" w:ascii="Arial" w:hAnsi="Arial"/>
+          <w:sz w:val="24"/>
+          <w:szCs w:val="24"/>
+        </w:rPr>
+        <w:t>Analysis, Design and Implementation of Applications using Oracle RDBMS (Oracle PL/SQL 1</w:t>
+      </w:r>
+      <w:r>
+        <w:rPr>
+          <w:rFonts w:eastAsia="Aptos" w:cs="Aptos" w:ascii="Arial" w:hAnsi="Arial"/>
+          <w:sz w:val="24"/>
+          <w:szCs w:val="24"/>
+        </w:rPr>
+        <w:t>1g</w:t>
+      </w:r>
+      <w:r>
+        <w:rPr>
+          <w:rFonts w:eastAsia="Aptos" w:cs="Aptos" w:ascii="Arial" w:hAnsi="Arial"/>
+          <w:sz w:val="24"/>
+          <w:szCs w:val="24"/>
+        </w:rPr>
+        <w:t xml:space="preserve">). </w:t>
       </w:r>
     </w:p>
     <w:p>
@@ -1965,14 +2373,12 @@
         <w:spacing w:lineRule="auto" w:line="252" w:before="0" w:after="3"/>
         <w:ind w:left="706" w:hanging="360"/>
         <w:rPr>
-          <w:rFonts w:ascii="aptos" w:hAnsi="aptos"/>
-          <w:sz w:val="24"/>
-          <w:szCs w:val="24"/>
-        </w:rPr>
-      </w:pPr>
-      <w:r>
-        <w:rPr>
-          <w:rFonts w:eastAsia="Aptos" w:cs="Aptos" w:ascii="aptos" w:hAnsi="aptos"/>
+          <w:rFonts w:ascii="Arial" w:hAnsi="Arial"/>
+        </w:rPr>
+      </w:pPr>
+      <w:r>
+        <w:rPr>
+          <w:rFonts w:eastAsia="Aptos" w:cs="Aptos" w:ascii="Arial" w:hAnsi="Arial"/>
           <w:sz w:val="24"/>
           <w:szCs w:val="24"/>
         </w:rPr>
@@ -1989,18 +2395,16 @@
         <w:spacing w:lineRule="auto" w:line="252" w:before="0" w:after="3"/>
         <w:ind w:left="706" w:hanging="360"/>
         <w:rPr>
-          <w:rFonts w:ascii="aptos" w:hAnsi="aptos"/>
-          <w:sz w:val="24"/>
-          <w:szCs w:val="24"/>
-        </w:rPr>
-      </w:pPr>
-      <w:r>
-        <w:rPr>
-          <w:rFonts w:eastAsia="Aptos" w:cs="Aptos" w:ascii="aptos" w:hAnsi="aptos"/>
-          <w:sz w:val="24"/>
-          <w:szCs w:val="24"/>
-        </w:rPr>
-        <w:t xml:space="preserve">Developed Complex Database Objects like Stored Procedure, Packages, Functions and Triggers using SQL and PL/SQL. </w:t>
+          <w:rFonts w:ascii="Arial" w:hAnsi="Arial"/>
+        </w:rPr>
+      </w:pPr>
+      <w:r>
+        <w:rPr>
+          <w:rFonts w:eastAsia="Aptos" w:cs="Aptos" w:ascii="Arial" w:hAnsi="Arial"/>
+          <w:sz w:val="24"/>
+          <w:szCs w:val="24"/>
+        </w:rPr>
+        <w:t>Leveraged IBM Rational Team Concert (RTC) for robust version control, team collaboration, and optimized project delivery.</w:t>
       </w:r>
     </w:p>
     <w:p>
@@ -2013,27 +2417,39 @@
         <w:spacing w:lineRule="auto" w:line="252" w:before="0" w:after="3"/>
         <w:ind w:left="706" w:hanging="360"/>
         <w:rPr>
-          <w:rFonts w:ascii="aptos" w:hAnsi="aptos"/>
-          <w:sz w:val="24"/>
-          <w:szCs w:val="24"/>
-        </w:rPr>
-      </w:pPr>
-      <w:r>
-        <w:rPr>
-          <w:rFonts w:eastAsia="Aptos" w:cs="Aptos" w:ascii="aptos" w:hAnsi="aptos"/>
-          <w:sz w:val="24"/>
-          <w:szCs w:val="24"/>
-        </w:rPr>
-        <w:t>Ongoing performance tuning activities on PL/SQL Programs</w:t>
-      </w:r>
-      <w:r>
-        <w:rPr>
-          <w:rFonts w:eastAsia="Arial" w:cs="Arial" w:ascii="aptos" w:hAnsi="aptos"/>
-          <w:color w:val="404040"/>
-          <w:sz w:val="24"/>
-          <w:szCs w:val="24"/>
-        </w:rPr>
-        <w:t xml:space="preserve"> </w:t>
+          <w:rFonts w:ascii="Arial" w:hAnsi="Arial"/>
+        </w:rPr>
+      </w:pPr>
+      <w:r>
+        <w:rPr>
+          <w:rFonts w:eastAsia="Aptos" w:cs="Aptos" w:ascii="Arial" w:hAnsi="Arial"/>
+          <w:sz w:val="24"/>
+          <w:szCs w:val="24"/>
+        </w:rPr>
+        <w:t>Built advanced SQL and PL/SQL objects (procedures, packages, functions, triggers) to enhance database performance and functionality.</w:t>
+      </w:r>
+    </w:p>
+    <w:p>
+      <w:pPr>
+        <w:pStyle w:val="Normal"/>
+        <w:numPr>
+          <w:ilvl w:val="0"/>
+          <w:numId w:val="4"/>
+        </w:numPr>
+        <w:spacing w:lineRule="auto" w:line="252" w:before="0" w:after="3"/>
+        <w:ind w:left="706" w:hanging="360"/>
+        <w:rPr>
+          <w:rFonts w:ascii="Arial" w:hAnsi="Arial"/>
+        </w:rPr>
+      </w:pPr>
+      <w:r>
+        <w:rPr>
+          <w:rFonts w:eastAsia="Arial" w:cs="Arial" w:ascii="Arial" w:hAnsi="Arial"/>
+          <w:color w:val="404040"/>
+          <w:sz w:val="24"/>
+          <w:szCs w:val="24"/>
+        </w:rPr>
+        <w:t>Conducted continuous performance tuning of PL/SQL programs to improve execution speed and optimize database operations.</w:t>
       </w:r>
     </w:p>
     <w:p>
@@ -2046,70 +2462,17 @@
         <w:spacing w:lineRule="auto" w:line="252" w:before="0" w:after="4"/>
         <w:ind w:left="706" w:hanging="360"/>
         <w:rPr>
-          <w:rFonts w:ascii="aptos" w:hAnsi="aptos"/>
-          <w:sz w:val="24"/>
-          <w:szCs w:val="24"/>
-        </w:rPr>
-      </w:pPr>
-      <w:r>
-        <w:rPr>
-          <w:rFonts w:eastAsia="Aptos" w:cs="Aptos" w:ascii="aptos" w:hAnsi="aptos"/>
-          <w:sz w:val="24"/>
-          <w:szCs w:val="24"/>
-        </w:rPr>
-        <w:t>C</w:t>
-      </w:r>
-      <w:r>
-        <w:rPr>
-          <w:rFonts w:eastAsia="Arial" w:cs="Arial" w:ascii="aptos" w:hAnsi="aptos"/>
-          <w:sz w:val="24"/>
-          <w:szCs w:val="24"/>
-        </w:rPr>
-        <w:t>oordinated with front end design team to provide them with necessary stored</w:t>
-      </w:r>
-      <w:r>
-        <w:rPr>
-          <w:rFonts w:eastAsia="Aptos" w:cs="Aptos" w:ascii="aptos" w:hAnsi="aptos"/>
-          <w:sz w:val="24"/>
-          <w:szCs w:val="24"/>
-        </w:rPr>
-        <w:t xml:space="preserve"> </w:t>
-      </w:r>
-      <w:r>
-        <w:rPr>
-          <w:rFonts w:eastAsia="Segoe UI Symbol" w:cs="Segoe UI Symbol" w:ascii="aptos" w:hAnsi="aptos"/>
-          <w:color w:val="404040"/>
-          <w:sz w:val="24"/>
-          <w:szCs w:val="24"/>
-        </w:rPr>
-        <w:t>•</w:t>
-      </w:r>
-      <w:r>
-        <w:rPr>
-          <w:rFonts w:eastAsia="Arial" w:cs="Arial" w:ascii="aptos" w:hAnsi="aptos"/>
-          <w:color w:val="404040"/>
-          <w:sz w:val="24"/>
-          <w:szCs w:val="24"/>
-          <w:vertAlign w:val="subscript"/>
-        </w:rPr>
-        <w:t xml:space="preserve"> </w:t>
-      </w:r>
-      <w:r>
-        <w:rPr>
-          <w:rFonts w:eastAsia="Aptos" w:cs="Aptos" w:ascii="aptos" w:hAnsi="aptos"/>
-          <w:sz w:val="24"/>
-          <w:szCs w:val="24"/>
-        </w:rPr>
-        <w:t>procedures, triggers and packages using SQL and PL/SQL.</w:t>
-      </w:r>
-      <w:r>
-        <w:rPr>
-          <w:rFonts w:eastAsia="Aptos" w:cs="Aptos" w:ascii="aptos" w:hAnsi="aptos"/>
-          <w:color w:val="404040"/>
-          <w:sz w:val="24"/>
-          <w:szCs w:val="24"/>
-        </w:rPr>
-        <w:t xml:space="preserve"> </w:t>
+          <w:rFonts w:ascii="Arial" w:hAnsi="Arial"/>
+        </w:rPr>
+      </w:pPr>
+      <w:r>
+        <w:rPr>
+          <w:rFonts w:eastAsia="Aptos" w:cs="Aptos" w:ascii="Arial" w:hAnsi="Arial"/>
+          <w:color w:val="404040"/>
+          <w:sz w:val="24"/>
+          <w:szCs w:val="24"/>
+        </w:rPr>
+        <w:t xml:space="preserve">Partnered with the front-end design team to architect and supply optimized SQL and PL/SQL stored procedures, triggers, and packages for seamless integration. </w:t>
       </w:r>
     </w:p>
     <w:p>
@@ -2122,22 +2485,21 @@
         <w:spacing w:lineRule="auto" w:line="252" w:before="0" w:after="4"/>
         <w:ind w:left="706" w:hanging="360"/>
         <w:rPr>
-          <w:rFonts w:ascii="aptos" w:hAnsi="aptos"/>
-          <w:sz w:val="24"/>
-          <w:szCs w:val="24"/>
-        </w:rPr>
-      </w:pPr>
-      <w:r>
-        <w:rPr>
-          <w:rFonts w:eastAsia="Arial" w:cs="Arial" w:ascii="aptos" w:hAnsi="aptos"/>
-          <w:sz w:val="24"/>
-          <w:szCs w:val="24"/>
-        </w:rPr>
-        <w:t>Support system / UA testing / QA / other environments of the code that got released for testing.</w:t>
-      </w:r>
-      <w:r>
-        <w:rPr>
-          <w:rFonts w:eastAsia="Aptos" w:cs="Aptos" w:ascii="aptos" w:hAnsi="aptos"/>
+          <w:rFonts w:ascii="Arial" w:hAnsi="Arial"/>
+        </w:rPr>
+      </w:pPr>
+      <w:r>
+        <w:rPr>
+          <w:rFonts w:eastAsia="Arial" w:cs="Arial" w:ascii="Arial" w:hAnsi="Arial"/>
+          <w:color w:val="404040"/>
+          <w:sz w:val="24"/>
+          <w:szCs w:val="24"/>
+        </w:rPr>
+        <w:t>Supported system, UA, QA, and other test environments during code validation cycles.</w:t>
+      </w:r>
+      <w:r>
+        <w:rPr>
+          <w:rFonts w:eastAsia="Aptos" w:cs="Aptos" w:ascii="Arial" w:hAnsi="Arial"/>
           <w:color w:val="404040"/>
           <w:sz w:val="24"/>
           <w:szCs w:val="24"/>
@@ -2155,14 +2517,12 @@
         <w:spacing w:lineRule="auto" w:line="252" w:before="0" w:after="3"/>
         <w:ind w:left="706" w:hanging="360"/>
         <w:rPr>
-          <w:rFonts w:ascii="aptos" w:hAnsi="aptos"/>
-          <w:sz w:val="24"/>
-          <w:szCs w:val="24"/>
-        </w:rPr>
-      </w:pPr>
-      <w:r>
-        <w:rPr>
-          <w:rFonts w:eastAsia="Aptos" w:cs="Aptos" w:ascii="aptos" w:hAnsi="aptos"/>
+          <w:rFonts w:ascii="Arial" w:hAnsi="Arial"/>
+        </w:rPr>
+      </w:pPr>
+      <w:r>
+        <w:rPr>
+          <w:rFonts w:eastAsia="Aptos" w:cs="Aptos" w:ascii="Arial" w:hAnsi="Arial"/>
           <w:sz w:val="24"/>
           <w:szCs w:val="24"/>
         </w:rPr>
@@ -2179,14 +2539,12 @@
         <w:spacing w:lineRule="auto" w:line="252" w:before="0" w:after="3"/>
         <w:ind w:left="706" w:hanging="360"/>
         <w:rPr>
-          <w:rFonts w:ascii="aptos" w:hAnsi="aptos"/>
-          <w:sz w:val="24"/>
-          <w:szCs w:val="24"/>
-        </w:rPr>
-      </w:pPr>
-      <w:r>
-        <w:rPr>
-          <w:rFonts w:eastAsia="Aptos" w:cs="Aptos" w:ascii="aptos" w:hAnsi="aptos"/>
+          <w:rFonts w:ascii="Arial" w:hAnsi="Arial"/>
+        </w:rPr>
+      </w:pPr>
+      <w:r>
+        <w:rPr>
+          <w:rFonts w:eastAsia="Aptos" w:cs="Aptos" w:ascii="Arial" w:hAnsi="Arial"/>
           <w:sz w:val="24"/>
           <w:szCs w:val="24"/>
         </w:rPr>
@@ -2203,14 +2561,12 @@
         <w:spacing w:lineRule="auto" w:line="252" w:before="0" w:after="3"/>
         <w:ind w:left="706" w:hanging="360"/>
         <w:rPr>
-          <w:rFonts w:ascii="aptos" w:hAnsi="aptos"/>
-          <w:sz w:val="24"/>
-          <w:szCs w:val="24"/>
-        </w:rPr>
-      </w:pPr>
-      <w:r>
-        <w:rPr>
-          <w:rFonts w:eastAsia="Aptos" w:cs="Aptos" w:ascii="aptos" w:hAnsi="aptos"/>
+          <w:rFonts w:ascii="Arial" w:hAnsi="Arial"/>
+        </w:rPr>
+      </w:pPr>
+      <w:r>
+        <w:rPr>
+          <w:rFonts w:eastAsia="Aptos" w:cs="Aptos" w:ascii="Arial" w:hAnsi="Arial"/>
           <w:sz w:val="24"/>
           <w:szCs w:val="24"/>
         </w:rPr>
@@ -2218,7 +2574,7 @@
       </w:r>
       <w:r>
         <w:rPr>
-          <w:rFonts w:eastAsia="Aptos" w:cs="Aptos" w:ascii="aptos" w:hAnsi="aptos"/>
+          <w:rFonts w:eastAsia="Aptos" w:cs="Aptos" w:ascii="Arial" w:hAnsi="Arial"/>
           <w:color w:val="404040"/>
           <w:sz w:val="24"/>
           <w:szCs w:val="24"/>
@@ -2230,15 +2586,127 @@
       <w:pPr>
         <w:pStyle w:val="Normal"/>
         <w:spacing w:before="0" w:after="16"/>
-        <w:rPr/>
-      </w:pPr>
-      <w:r>
-        <w:rPr>
-          <w:rFonts w:eastAsia="Aptos" w:cs="Aptos" w:ascii="Aptos" w:hAnsi="Aptos"/>
+        <w:rPr>
+          <w:rFonts w:ascii="Arial" w:hAnsi="Arial"/>
+        </w:rPr>
+      </w:pPr>
+      <w:r>
+        <w:rPr>
+          <w:rFonts w:eastAsia="Aptos" w:cs="Aptos" w:ascii="Arial" w:hAnsi="Arial"/>
           <w:color w:val="404040"/>
           <w:sz w:val="20"/>
         </w:rPr>
         <w:t xml:space="preserve"> </w:t>
+      </w:r>
+      <w:r>
+        <w:rPr>
+          <w:rFonts w:eastAsia="Calibri" w:cs="Calibri" w:ascii="Arial" w:hAnsi="Arial"/>
+          <w:b/>
+          <w:iCs/>
+          <w:color w:val="000000"/>
+          <w:kern w:val="2"/>
+          <w:sz w:val="24"/>
+          <w:szCs w:val="24"/>
+          <w14:ligatures w14:val="standardContextual"/>
+        </w:rPr>
+        <w:t>Environment</w:t>
+      </w:r>
+      <w:r>
+        <w:rPr>
+          <w:rFonts w:eastAsia="Aptos" w:cs="Aptos" w:ascii="Arial" w:hAnsi="Arial"/>
+          <w:color w:val="404040"/>
+          <w:sz w:val="24"/>
+          <w:szCs w:val="24"/>
+        </w:rPr>
+        <w:t xml:space="preserve">: </w:t>
+      </w:r>
+      <w:r>
+        <w:rPr>
+          <w:rFonts w:eastAsia="Aptos" w:cs="Aptos" w:ascii="Arial" w:hAnsi="Arial"/>
+          <w:b w:val="false"/>
+          <w:bCs w:val="false"/>
+          <w:color w:val="404040"/>
+          <w:sz w:val="24"/>
+          <w:szCs w:val="24"/>
+        </w:rPr>
+        <w:t>Oracle PL/SQL (1</w:t>
+      </w:r>
+      <w:r>
+        <w:rPr>
+          <w:rFonts w:eastAsia="Aptos" w:cs="Aptos" w:ascii="Arial" w:hAnsi="Arial"/>
+          <w:b w:val="false"/>
+          <w:bCs w:val="false"/>
+          <w:color w:val="404040"/>
+          <w:sz w:val="24"/>
+          <w:szCs w:val="24"/>
+        </w:rPr>
+        <w:t>1g</w:t>
+      </w:r>
+      <w:r>
+        <w:rPr>
+          <w:rFonts w:eastAsia="Aptos" w:cs="Aptos" w:ascii="Arial" w:hAnsi="Arial"/>
+          <w:b w:val="false"/>
+          <w:bCs w:val="false"/>
+          <w:color w:val="404040"/>
+          <w:sz w:val="24"/>
+          <w:szCs w:val="24"/>
+        </w:rPr>
+        <w:t xml:space="preserve">), </w:t>
+      </w:r>
+      <w:r>
+        <w:rPr>
+          <w:rFonts w:eastAsia="Aptos" w:cs="Aptos" w:ascii="Arial" w:hAnsi="Arial"/>
+          <w:b w:val="false"/>
+          <w:bCs w:val="false"/>
+          <w:color w:val="404040"/>
+          <w:sz w:val="24"/>
+          <w:szCs w:val="24"/>
+        </w:rPr>
+        <w:t>Toad,</w:t>
+      </w:r>
+      <w:r>
+        <w:rPr>
+          <w:rFonts w:eastAsia="Aptos" w:cs="Aptos" w:ascii="Arial" w:hAnsi="Arial"/>
+          <w:b w:val="false"/>
+          <w:bCs w:val="false"/>
+          <w:color w:val="404040"/>
+          <w:sz w:val="24"/>
+          <w:szCs w:val="24"/>
+        </w:rPr>
+        <w:t xml:space="preserve"> </w:t>
+      </w:r>
+      <w:r>
+        <w:rPr>
+          <w:rFonts w:eastAsia="Aptos" w:cs="Aptos" w:ascii="Arial" w:hAnsi="Arial"/>
+          <w:b w:val="false"/>
+          <w:bCs w:val="false"/>
+          <w:color w:val="404040"/>
+          <w:kern w:val="2"/>
+          <w:sz w:val="24"/>
+          <w:szCs w:val="24"/>
+          <w:lang w:val="en-US" w:eastAsia="en-US" w:bidi="ar-SA"/>
+        </w:rPr>
+        <w:t>Rational Team Concert.</w:t>
+      </w:r>
+    </w:p>
+    <w:p>
+      <w:pPr>
+        <w:pStyle w:val="Normal"/>
+        <w:spacing w:before="0" w:after="16"/>
+        <w:rPr>
+          <w:rFonts w:eastAsia="Aptos" w:cs="Aptos"/>
+          <w:b w:val="false"/>
+          <w:b w:val="false"/>
+          <w:bCs w:val="false"/>
+          <w:color w:val="404040"/>
+          <w:sz w:val="24"/>
+          <w:szCs w:val="24"/>
+        </w:rPr>
+      </w:pPr>
+      <w:r>
+        <w:rPr>
+          <w:rFonts w:ascii="Arial" w:hAnsi="Arial"/>
+        </w:rPr>
       </w:r>
     </w:p>
     <w:p>
@@ -2246,11 +2714,13 @@
         <w:pStyle w:val="Normal"/>
         <w:spacing w:before="0" w:after="3"/>
         <w:ind w:left="-5" w:hanging="10"/>
-        <w:rPr/>
-      </w:pPr>
-      <w:r>
-        <w:rPr>
-          <w:rFonts w:eastAsia="Aptos" w:cs="Aptos" w:ascii="Aptos" w:hAnsi="Aptos"/>
+        <w:rPr>
+          <w:rFonts w:ascii="Arial" w:hAnsi="Arial"/>
+        </w:rPr>
+      </w:pPr>
+      <w:r>
+        <w:rPr>
+          <w:rFonts w:eastAsia="Aptos" w:cs="Aptos" w:ascii="Arial" w:hAnsi="Arial"/>
           <w:b/>
           <w:sz w:val="24"/>
         </w:rPr>
@@ -2262,11 +2732,13 @@
         <w:pStyle w:val="Normal"/>
         <w:spacing w:before="0" w:after="3"/>
         <w:ind w:left="-5" w:hanging="10"/>
-        <w:rPr/>
-      </w:pPr>
-      <w:r>
-        <w:rPr>
-          <w:rFonts w:eastAsia="Aptos" w:cs="Aptos" w:ascii="Aptos" w:hAnsi="Aptos"/>
+        <w:rPr>
+          <w:rFonts w:ascii="Arial" w:hAnsi="Arial"/>
+        </w:rPr>
+      </w:pPr>
+      <w:r>
+        <w:rPr>
+          <w:rFonts w:eastAsia="Aptos" w:cs="Aptos" w:ascii="Arial" w:hAnsi="Arial"/>
           <w:b/>
           <w:sz w:val="24"/>
         </w:rPr>
@@ -2274,7 +2746,7 @@
       </w:r>
       <w:r>
         <w:rPr>
-          <w:rFonts w:ascii="Aptos" w:hAnsi="Aptos"/>
+          <w:rFonts w:ascii="Arial" w:hAnsi="Arial"/>
           <w:b/>
           <w:bCs/>
           <w:sz w:val="24"/>
@@ -2288,14 +2760,12 @@
         <w:pStyle w:val="Normal"/>
         <w:spacing w:before="0" w:after="0"/>
         <w:rPr>
-          <w:rFonts w:ascii="aptos" w:hAnsi="aptos"/>
-          <w:sz w:val="24"/>
-          <w:szCs w:val="24"/>
-        </w:rPr>
-      </w:pPr>
-      <w:r>
-        <w:rPr>
-          <w:rFonts w:eastAsia="Aptos" w:cs="Aptos" w:ascii="Aptos" w:hAnsi="Aptos"/>
+          <w:rFonts w:ascii="Arial" w:hAnsi="Arial"/>
+        </w:rPr>
+      </w:pPr>
+      <w:r>
+        <w:rPr>
+          <w:rFonts w:eastAsia="Aptos" w:cs="Aptos" w:ascii="Arial" w:hAnsi="Arial"/>
           <w:sz w:val="24"/>
         </w:rPr>
         <w:t xml:space="preserve"> </w:t>
@@ -2311,34 +2781,32 @@
         <w:spacing w:lineRule="auto" w:line="252" w:before="0" w:after="4"/>
         <w:ind w:left="706" w:hanging="360"/>
         <w:rPr>
-          <w:rFonts w:ascii="aptos" w:hAnsi="aptos"/>
-          <w:sz w:val="24"/>
-          <w:szCs w:val="24"/>
-        </w:rPr>
-      </w:pPr>
-      <w:r>
-        <w:rPr>
-          <w:rFonts w:eastAsia="Arial" w:cs="Arial" w:ascii="aptos" w:hAnsi="aptos"/>
-          <w:sz w:val="24"/>
-          <w:szCs w:val="24"/>
-        </w:rPr>
-        <w:t>Developed Web forms that have been used extensively in ASP.NET for F</w:t>
-      </w:r>
-      <w:r>
-        <w:rPr>
-          <w:rFonts w:eastAsia="Arial" w:cs="Arial" w:ascii="aptos" w:hAnsi="aptos"/>
-          <w:sz w:val="24"/>
-          <w:szCs w:val="24"/>
-        </w:rPr>
-        <w:t>rontend.</w:t>
-      </w:r>
-      <w:r>
-        <w:rPr>
-          <w:rFonts w:eastAsia="Arial" w:cs="Arial" w:ascii="aptos" w:hAnsi="aptos"/>
-          <w:sz w:val="24"/>
-          <w:szCs w:val="24"/>
-        </w:rPr>
-        <w:t xml:space="preserve">  </w:t>
+          <w:rFonts w:ascii="Arial" w:hAnsi="Arial"/>
+        </w:rPr>
+      </w:pPr>
+      <w:r>
+        <w:rPr>
+          <w:rFonts w:eastAsia="Arial" w:cs="Arial" w:ascii="Arial" w:hAnsi="Arial"/>
+          <w:sz w:val="24"/>
+          <w:szCs w:val="24"/>
+        </w:rPr>
+        <w:t xml:space="preserve">Engineered robust ASP.NET </w:t>
+      </w:r>
+      <w:r>
+        <w:rPr>
+          <w:rFonts w:eastAsia="Arial" w:cs="Arial" w:ascii="Arial" w:hAnsi="Arial"/>
+          <w:sz w:val="24"/>
+          <w:szCs w:val="24"/>
+        </w:rPr>
+        <w:t>(4.5)</w:t>
+      </w:r>
+      <w:r>
+        <w:rPr>
+          <w:rFonts w:eastAsia="Arial" w:cs="Arial" w:ascii="Arial" w:hAnsi="Arial"/>
+          <w:sz w:val="24"/>
+          <w:szCs w:val="24"/>
+        </w:rPr>
+        <w:t xml:space="preserve"> web forms that enhanced front-end usability and application performance.  </w:t>
       </w:r>
     </w:p>
     <w:p>
@@ -2351,143 +2819,37 @@
         <w:spacing w:lineRule="auto" w:line="252" w:before="0" w:after="4"/>
         <w:ind w:left="706" w:hanging="360"/>
         <w:rPr>
-          <w:rFonts w:ascii="aptos" w:hAnsi="aptos"/>
-          <w:sz w:val="24"/>
-          <w:szCs w:val="24"/>
-        </w:rPr>
-      </w:pPr>
-      <w:r>
-        <w:rPr>
-          <w:rFonts w:eastAsia="Arial" w:cs="Arial" w:ascii="aptos" w:hAnsi="aptos"/>
-          <w:sz w:val="24"/>
-          <w:szCs w:val="24"/>
-        </w:rPr>
-        <w:t xml:space="preserve">Expertise in creating visually appealing user interface with CSS </w:t>
-      </w:r>
-    </w:p>
-    <w:p>
-      <w:pPr>
-        <w:pStyle w:val="Normal"/>
-        <w:numPr>
-          <w:ilvl w:val="0"/>
-          <w:numId w:val="5"/>
-        </w:numPr>
-        <w:spacing w:lineRule="auto" w:line="252" w:before="0" w:after="4"/>
-        <w:ind w:left="706" w:hanging="360"/>
-        <w:rPr>
-          <w:rFonts w:ascii="aptos" w:hAnsi="aptos"/>
-          <w:sz w:val="24"/>
-          <w:szCs w:val="24"/>
-        </w:rPr>
-      </w:pPr>
-      <w:r>
-        <w:rPr>
-          <w:rFonts w:eastAsia="Arial" w:cs="Arial" w:ascii="aptos" w:hAnsi="aptos"/>
-          <w:sz w:val="24"/>
-          <w:szCs w:val="24"/>
-        </w:rPr>
-        <w:t xml:space="preserve">Effectively made use of Table Functions, Indexes, Collections, Materialized Views and Query Re-Write. </w:t>
-      </w:r>
-    </w:p>
-    <w:p>
-      <w:pPr>
-        <w:pStyle w:val="Normal"/>
-        <w:numPr>
-          <w:ilvl w:val="0"/>
-          <w:numId w:val="5"/>
-        </w:numPr>
-        <w:spacing w:lineRule="auto" w:line="252" w:before="0" w:after="4"/>
-        <w:ind w:left="706" w:hanging="360"/>
-        <w:rPr>
-          <w:rFonts w:ascii="aptos" w:hAnsi="aptos"/>
-          <w:sz w:val="24"/>
-          <w:szCs w:val="24"/>
-        </w:rPr>
-      </w:pPr>
-      <w:r>
-        <w:rPr>
-          <w:rFonts w:eastAsia="Arial" w:cs="Arial" w:ascii="aptos" w:hAnsi="aptos"/>
-          <w:sz w:val="24"/>
-          <w:szCs w:val="24"/>
-        </w:rPr>
-        <w:t xml:space="preserve">Developed Materialized view for data replication in distributed environments. </w:t>
-      </w:r>
-    </w:p>
-    <w:p>
-      <w:pPr>
-        <w:pStyle w:val="Normal"/>
-        <w:numPr>
-          <w:ilvl w:val="0"/>
-          <w:numId w:val="5"/>
-        </w:numPr>
-        <w:spacing w:lineRule="auto" w:line="252" w:before="0" w:after="4"/>
-        <w:ind w:left="706" w:hanging="360"/>
-        <w:rPr>
-          <w:rFonts w:ascii="aptos" w:hAnsi="aptos"/>
-          <w:sz w:val="24"/>
-          <w:szCs w:val="24"/>
-        </w:rPr>
-      </w:pPr>
-      <w:r>
-        <w:rPr>
-          <w:rFonts w:eastAsia="Arial" w:cs="Arial" w:ascii="aptos" w:hAnsi="aptos"/>
-          <w:sz w:val="24"/>
-          <w:szCs w:val="24"/>
-        </w:rPr>
-        <w:t xml:space="preserve">Involved in all phases of the SDLC (Software Development Life Cycle) </w:t>
-      </w:r>
-    </w:p>
-    <w:p>
-      <w:pPr>
-        <w:pStyle w:val="Normal"/>
-        <w:numPr>
-          <w:ilvl w:val="0"/>
-          <w:numId w:val="5"/>
-        </w:numPr>
-        <w:spacing w:lineRule="auto" w:line="252" w:before="0" w:after="4"/>
-        <w:ind w:left="706" w:hanging="360"/>
-        <w:rPr>
-          <w:rFonts w:ascii="aptos" w:hAnsi="aptos"/>
-          <w:sz w:val="24"/>
-          <w:szCs w:val="24"/>
-        </w:rPr>
-      </w:pPr>
-      <w:r>
-        <w:rPr>
-          <w:rFonts w:eastAsia="Arial" w:cs="Arial" w:ascii="aptos" w:hAnsi="aptos"/>
-          <w:sz w:val="24"/>
-          <w:szCs w:val="24"/>
-        </w:rPr>
-        <w:t xml:space="preserve">Requirements gathering and translating it into design document. </w:t>
-      </w:r>
-    </w:p>
-    <w:p>
-      <w:pPr>
-        <w:pStyle w:val="Normal"/>
-        <w:numPr>
-          <w:ilvl w:val="0"/>
-          <w:numId w:val="5"/>
-        </w:numPr>
-        <w:spacing w:lineRule="auto" w:line="252" w:before="0" w:after="4"/>
-        <w:ind w:left="706" w:hanging="360"/>
-        <w:rPr>
-          <w:rFonts w:ascii="aptos" w:hAnsi="aptos"/>
-          <w:sz w:val="24"/>
-          <w:szCs w:val="24"/>
-        </w:rPr>
-      </w:pPr>
-      <w:r>
-        <w:rPr>
-          <w:rFonts w:eastAsia="Arial" w:cs="Arial" w:ascii="aptos" w:hAnsi="aptos"/>
-          <w:sz w:val="24"/>
-          <w:szCs w:val="24"/>
-        </w:rPr>
-        <w:t xml:space="preserve">Development, testing and implementation of code ensuring timely delivery against aggressive deadlines. </w:t>
-      </w:r>
-    </w:p>
-    <w:p>
-      <w:pPr>
-        <w:pStyle w:val="Normal"/>
+          <w:rFonts w:ascii="Arial" w:hAnsi="Arial"/>
+        </w:rPr>
+      </w:pPr>
+      <w:r>
+        <w:rPr>
+          <w:rFonts w:eastAsia="Arial" w:cs="Arial" w:ascii="Arial" w:hAnsi="Arial"/>
+          <w:sz w:val="24"/>
+          <w:szCs w:val="24"/>
+        </w:rPr>
+        <w:t>Proficient in building clean, visually appealing UIs with CSS</w:t>
+      </w:r>
+      <w:r>
+        <w:rPr>
+          <w:rFonts w:eastAsia="Arial" w:cs="Arial" w:ascii="Arial" w:hAnsi="Arial"/>
+          <w:sz w:val="24"/>
+          <w:szCs w:val="24"/>
+        </w:rPr>
+        <w:t>(3.0)</w:t>
+      </w:r>
+      <w:r>
+        <w:rPr>
+          <w:rFonts w:eastAsia="Arial" w:cs="Arial" w:ascii="Arial" w:hAnsi="Arial"/>
+          <w:sz w:val="24"/>
+          <w:szCs w:val="24"/>
+        </w:rPr>
+        <w:t>.</w:t>
+      </w:r>
+    </w:p>
+    <w:p>
+      <w:pPr>
+        <w:pStyle w:val="TextBody"/>
         <w:numPr>
           <w:ilvl w:val="0"/>
           <w:numId w:val="5"/>
@@ -2498,7 +2860,130 @@
       </w:pPr>
       <w:r>
         <w:rPr>
-          <w:rFonts w:eastAsia="Arial" w:cs="Arial" w:ascii="aptos" w:hAnsi="aptos"/>
+          <w:rStyle w:val="StrongEmphasis"/>
+          <w:rFonts w:eastAsia="Arial" w:cs="Arial" w:ascii="Arial" w:hAnsi="Arial"/>
+          <w:b w:val="false"/>
+          <w:bCs w:val="false"/>
+          <w:color w:val="000000"/>
+          <w:kern w:val="2"/>
+          <w:sz w:val="24"/>
+          <w:szCs w:val="24"/>
+          <w:lang w:val="en-US" w:eastAsia="en-US" w:bidi="ar-SA"/>
+        </w:rPr>
+        <w:t>Leveraged advanced PL/SQL features—including table functions, indexes, collections, materialized views, and query rewrite—to enhance query performance and scalability.</w:t>
+      </w:r>
+    </w:p>
+    <w:p>
+      <w:pPr>
+        <w:pStyle w:val="TextBody"/>
+        <w:numPr>
+          <w:ilvl w:val="0"/>
+          <w:numId w:val="10"/>
+        </w:numPr>
+        <w:tabs>
+          <w:tab w:val="clear" w:pos="720"/>
+          <w:tab w:val="left" w:pos="0" w:leader="none"/>
+        </w:tabs>
+        <w:ind w:left="720" w:hanging="283"/>
+        <w:rPr/>
+      </w:pPr>
+      <w:r>
+        <w:rPr>
+          <w:rStyle w:val="StrongEmphasis"/>
+          <w:rFonts w:eastAsia="Arial" w:cs="Arial" w:ascii="Arial" w:hAnsi="Arial"/>
+          <w:b w:val="false"/>
+          <w:bCs w:val="false"/>
+          <w:color w:val="000000"/>
+          <w:kern w:val="2"/>
+          <w:sz w:val="24"/>
+          <w:szCs w:val="24"/>
+          <w:lang w:val="en-US" w:eastAsia="en-US" w:bidi="ar-SA"/>
+        </w:rPr>
+        <w:t>Designed and implemented PL/SQL-based materialized views for reliable and high-performance data replication across distributed systems.</w:t>
+      </w:r>
+    </w:p>
+    <w:p>
+      <w:pPr>
+        <w:pStyle w:val="Normal"/>
+        <w:numPr>
+          <w:ilvl w:val="0"/>
+          <w:numId w:val="5"/>
+        </w:numPr>
+        <w:spacing w:lineRule="auto" w:line="252" w:before="0" w:after="4"/>
+        <w:ind w:left="706" w:hanging="360"/>
+        <w:rPr>
+          <w:rFonts w:ascii="Arial" w:hAnsi="Arial"/>
+        </w:rPr>
+      </w:pPr>
+      <w:r>
+        <w:rPr>
+          <w:rFonts w:eastAsia="Arial" w:cs="Arial" w:ascii="Arial" w:hAnsi="Arial"/>
+          <w:sz w:val="24"/>
+          <w:szCs w:val="24"/>
+        </w:rPr>
+        <w:t xml:space="preserve">Involved in all phases of the SDLC (Software Development Life Cycle) </w:t>
+      </w:r>
+    </w:p>
+    <w:p>
+      <w:pPr>
+        <w:pStyle w:val="Normal"/>
+        <w:numPr>
+          <w:ilvl w:val="0"/>
+          <w:numId w:val="5"/>
+        </w:numPr>
+        <w:spacing w:lineRule="auto" w:line="252" w:before="0" w:after="4"/>
+        <w:ind w:left="706" w:hanging="360"/>
+        <w:rPr>
+          <w:rFonts w:ascii="Arial" w:hAnsi="Arial"/>
+        </w:rPr>
+      </w:pPr>
+      <w:r>
+        <w:rPr>
+          <w:rFonts w:eastAsia="Arial" w:cs="Arial" w:ascii="Arial" w:hAnsi="Arial"/>
+          <w:sz w:val="24"/>
+          <w:szCs w:val="24"/>
+        </w:rPr>
+        <w:t xml:space="preserve">Requirements gathering and translating it into design document. </w:t>
+      </w:r>
+    </w:p>
+    <w:p>
+      <w:pPr>
+        <w:pStyle w:val="Normal"/>
+        <w:numPr>
+          <w:ilvl w:val="0"/>
+          <w:numId w:val="5"/>
+        </w:numPr>
+        <w:spacing w:lineRule="auto" w:line="252" w:before="0" w:after="4"/>
+        <w:ind w:left="706" w:hanging="360"/>
+        <w:rPr>
+          <w:rFonts w:ascii="Arial" w:hAnsi="Arial"/>
+        </w:rPr>
+      </w:pPr>
+      <w:r>
+        <w:rPr>
+          <w:rFonts w:eastAsia="Arial" w:cs="Arial" w:ascii="Arial" w:hAnsi="Arial"/>
+          <w:sz w:val="24"/>
+          <w:szCs w:val="24"/>
+        </w:rPr>
+        <w:t xml:space="preserve">Development, testing and implementation of code ensuring timely delivery against aggressive deadlines. </w:t>
+      </w:r>
+    </w:p>
+    <w:p>
+      <w:pPr>
+        <w:pStyle w:val="Normal"/>
+        <w:numPr>
+          <w:ilvl w:val="0"/>
+          <w:numId w:val="5"/>
+        </w:numPr>
+        <w:spacing w:lineRule="auto" w:line="252" w:before="0" w:after="4"/>
+        <w:ind w:left="706" w:hanging="360"/>
+        <w:rPr>
+          <w:rFonts w:ascii="Arial" w:hAnsi="Arial"/>
+        </w:rPr>
+      </w:pPr>
+      <w:r>
+        <w:rPr>
+          <w:rFonts w:eastAsia="Arial" w:cs="Arial" w:ascii="Arial" w:hAnsi="Arial"/>
           <w:sz w:val="24"/>
           <w:szCs w:val="24"/>
         </w:rPr>
@@ -2515,12 +3000,105 @@
     <w:p>
       <w:pPr>
         <w:pStyle w:val="Normal"/>
+        <w:numPr>
+          <w:ilvl w:val="0"/>
+          <w:numId w:val="0"/>
+        </w:numPr>
+        <w:spacing w:lineRule="auto" w:line="252" w:before="0" w:after="16"/>
+        <w:ind w:hanging="0"/>
+        <w:rPr>
+          <w:rFonts w:ascii="Arial" w:hAnsi="Arial"/>
+        </w:rPr>
+      </w:pPr>
+      <w:r>
+        <w:rPr>
+          <w:rFonts w:eastAsia="Calibri" w:cs="Calibri" w:ascii="Arial" w:hAnsi="Arial"/>
+          <w:b/>
+          <w:iCs/>
+          <w:color w:val="000000"/>
+          <w:kern w:val="2"/>
+          <w:sz w:val="24"/>
+          <w:szCs w:val="24"/>
+          <w14:ligatures w14:val="standardContextual"/>
+        </w:rPr>
+        <w:t>Environment</w:t>
+      </w:r>
+      <w:r>
+        <w:rPr>
+          <w:rFonts w:eastAsia="Aptos" w:cs="Aptos" w:ascii="Arial" w:hAnsi="Arial"/>
+          <w:color w:val="404040"/>
+          <w:sz w:val="24"/>
+          <w:szCs w:val="24"/>
+        </w:rPr>
+        <w:t xml:space="preserve">: </w:t>
+      </w:r>
+      <w:r>
+        <w:rPr>
+          <w:rFonts w:eastAsia="Aptos" w:cs="Aptos" w:ascii="Arial" w:hAnsi="Arial"/>
+          <w:color w:val="404040"/>
+          <w:sz w:val="24"/>
+          <w:szCs w:val="24"/>
+        </w:rPr>
+        <w:t xml:space="preserve">ASP.NET4.5, CSS3, </w:t>
+      </w:r>
+      <w:r>
+        <w:rPr>
+          <w:rFonts w:eastAsia="Aptos" w:cs="Aptos" w:ascii="Arial" w:hAnsi="Arial"/>
+          <w:b w:val="false"/>
+          <w:bCs w:val="false"/>
+          <w:color w:val="404040"/>
+          <w:sz w:val="24"/>
+          <w:szCs w:val="24"/>
+        </w:rPr>
+        <w:t>Oracle PL/SQL (1</w:t>
+      </w:r>
+      <w:r>
+        <w:rPr>
+          <w:rFonts w:eastAsia="Aptos" w:cs="Aptos" w:ascii="Arial" w:hAnsi="Arial"/>
+          <w:b w:val="false"/>
+          <w:bCs w:val="false"/>
+          <w:color w:val="404040"/>
+          <w:sz w:val="24"/>
+          <w:szCs w:val="24"/>
+        </w:rPr>
+        <w:t>1g</w:t>
+      </w:r>
+      <w:r>
+        <w:rPr>
+          <w:rFonts w:eastAsia="Aptos" w:cs="Aptos" w:ascii="Arial" w:hAnsi="Arial"/>
+          <w:b w:val="false"/>
+          <w:bCs w:val="false"/>
+          <w:color w:val="404040"/>
+          <w:sz w:val="24"/>
+          <w:szCs w:val="24"/>
+        </w:rPr>
+        <w:t xml:space="preserve">), </w:t>
+      </w:r>
+      <w:r>
+        <w:rPr>
+          <w:rFonts w:eastAsia="Aptos" w:cs="Aptos" w:ascii="Arial" w:hAnsi="Arial"/>
+          <w:b w:val="false"/>
+          <w:bCs w:val="false"/>
+          <w:color w:val="404040"/>
+          <w:kern w:val="2"/>
+          <w:sz w:val="24"/>
+          <w:szCs w:val="24"/>
+          <w:lang w:val="en-US" w:eastAsia="en-US" w:bidi="ar-SA"/>
+        </w:rPr>
+        <w:t>Rational Team Concert.</w:t>
+      </w:r>
+    </w:p>
+    <w:p>
+      <w:pPr>
+        <w:pStyle w:val="Normal"/>
         <w:spacing w:before="0" w:after="0"/>
-        <w:rPr/>
-      </w:pPr>
-      <w:r>
-        <w:rPr>
-          <w:rFonts w:eastAsia="Aptos" w:cs="Aptos" w:ascii="Aptos" w:hAnsi="Aptos"/>
+        <w:rPr>
+          <w:rFonts w:ascii="Arial" w:hAnsi="Arial"/>
+        </w:rPr>
+      </w:pPr>
+      <w:r>
+        <w:rPr>
+          <w:rFonts w:eastAsia="Aptos" w:cs="Aptos" w:ascii="Arial" w:hAnsi="Arial"/>
           <w:b/>
           <w:sz w:val="24"/>
         </w:rPr>
@@ -2532,11 +3110,13 @@
         <w:pStyle w:val="Normal"/>
         <w:spacing w:before="0" w:after="3"/>
         <w:ind w:left="-5" w:hanging="10"/>
-        <w:rPr/>
-      </w:pPr>
-      <w:r>
-        <w:rPr>
-          <w:rFonts w:eastAsia="Aptos" w:cs="Aptos" w:ascii="Aptos" w:hAnsi="Aptos"/>
+        <w:rPr>
+          <w:rFonts w:ascii="Arial" w:hAnsi="Arial"/>
+        </w:rPr>
+      </w:pPr>
+      <w:r>
+        <w:rPr>
+          <w:rFonts w:eastAsia="Aptos" w:cs="Aptos" w:ascii="Arial" w:hAnsi="Arial"/>
           <w:b/>
           <w:sz w:val="24"/>
         </w:rPr>
@@ -2547,20 +3127,27 @@
       <w:pPr>
         <w:pStyle w:val="Heading2"/>
         <w:ind w:left="-5" w:hanging="10"/>
-        <w:rPr/>
-      </w:pPr>
-      <w:r>
-        <w:rPr/>
+        <w:rPr>
+          <w:rFonts w:ascii="Arial" w:hAnsi="Arial"/>
+        </w:rPr>
+      </w:pPr>
+      <w:r>
+        <w:rPr>
+          <w:rFonts w:ascii="Arial" w:hAnsi="Arial"/>
+        </w:rPr>
         <w:t>Developer| SHRIRAM VALUE SERVICES PVT LTD</w:t>
       </w:r>
       <w:r>
         <w:rPr>
+          <w:rFonts w:ascii="Arial" w:hAnsi="Arial"/>
           <w:color w:val="404040"/>
         </w:rPr>
         <w:t xml:space="preserve"> </w:t>
       </w:r>
       <w:r>
-        <w:rPr/>
+        <w:rPr>
+          <w:rFonts w:ascii="Arial" w:hAnsi="Arial"/>
+        </w:rPr>
         <w:t xml:space="preserve">| Chennai </w:t>
       </w:r>
     </w:p>
@@ -2568,11 +3155,13 @@
       <w:pPr>
         <w:pStyle w:val="Normal"/>
         <w:ind w:left="-5" w:hanging="10"/>
-        <w:rPr/>
-      </w:pPr>
-      <w:r>
-        <w:rPr>
-          <w:rFonts w:eastAsia="Aptos" w:cs="Aptos" w:ascii="Aptos" w:hAnsi="Aptos"/>
+        <w:rPr>
+          <w:rFonts w:ascii="Arial" w:hAnsi="Arial"/>
+        </w:rPr>
+      </w:pPr>
+      <w:r>
+        <w:rPr>
+          <w:rFonts w:eastAsia="Aptos" w:cs="Aptos" w:ascii="Arial" w:hAnsi="Arial"/>
           <w:b/>
           <w:color w:val="000000"/>
           <w:kern w:val="2"/>
@@ -2592,26 +3181,54 @@
         </w:numPr>
         <w:spacing w:lineRule="auto" w:line="252" w:before="0" w:after="3"/>
         <w:ind w:left="1081" w:hanging="360"/>
-        <w:rPr/>
-      </w:pPr>
-      <w:r>
-        <w:rPr>
-          <w:rStyle w:val="StrongEmphasis"/>
-          <w:rFonts w:eastAsia="Aptos" w:cs="Aptos" w:ascii="Aptos" w:hAnsi="Aptos"/>
+        <w:rPr>
+          <w:rFonts w:ascii="Arial" w:hAnsi="Arial"/>
+        </w:rPr>
+      </w:pPr>
+      <w:r>
+        <w:rPr>
+          <w:rFonts w:eastAsia="Aptos" w:cs="Aptos" w:ascii="Arial" w:hAnsi="Arial"/>
           <w:b w:val="false"/>
           <w:bCs w:val="false"/>
           <w:sz w:val="24"/>
         </w:rPr>
-        <w:t>Created and enhanced ASP.NET applications with MS-SQL backend architecture</w:t>
-      </w:r>
-      <w:r>
-        <w:rPr>
-          <w:rFonts w:eastAsia="Aptos" w:cs="Aptos" w:ascii="Aptos" w:hAnsi="Aptos"/>
+        <w:t xml:space="preserve">Built and improved ASP.NET </w:t>
+      </w:r>
+      <w:r>
+        <w:rPr>
+          <w:rFonts w:eastAsia="Aptos" w:cs="Aptos" w:ascii="Arial" w:hAnsi="Arial"/>
           <w:b w:val="false"/>
           <w:bCs w:val="false"/>
           <w:sz w:val="24"/>
         </w:rPr>
-        <w:t>, ensuring reliable performance through query optimization, secure integrations, and systematic data handling.</w:t>
+        <w:t xml:space="preserve">(4.5) </w:t>
+      </w:r>
+      <w:r>
+        <w:rPr>
+          <w:rFonts w:eastAsia="Aptos" w:cs="Aptos" w:ascii="Arial" w:hAnsi="Arial"/>
+          <w:b w:val="false"/>
+          <w:bCs w:val="false"/>
+          <w:sz w:val="24"/>
+        </w:rPr>
+        <w:t xml:space="preserve">applications backed by MS-SQL </w:t>
+      </w:r>
+      <w:r>
+        <w:rPr>
+          <w:rFonts w:eastAsia="Aptos" w:cs="Aptos" w:ascii="Arial" w:hAnsi="Arial"/>
+          <w:b w:val="false"/>
+          <w:bCs w:val="false"/>
+          <w:sz w:val="24"/>
+        </w:rPr>
+        <w:t>(2012)</w:t>
+      </w:r>
+      <w:r>
+        <w:rPr>
+          <w:rFonts w:eastAsia="Aptos" w:cs="Aptos" w:ascii="Arial" w:hAnsi="Arial"/>
+          <w:b w:val="false"/>
+          <w:bCs w:val="false"/>
+          <w:sz w:val="24"/>
+        </w:rPr>
+        <w:t>, delivering high performance through query optimization, secure integrations, and structured data management.</w:t>
       </w:r>
     </w:p>
     <w:p>
@@ -2624,21 +3241,17 @@
         <w:spacing w:lineRule="auto" w:line="252" w:before="0" w:after="3"/>
         <w:ind w:left="1081" w:hanging="360"/>
         <w:rPr>
-          <w:rFonts w:ascii="Aptos" w:hAnsi="Aptos" w:eastAsia="Aptos" w:cs="Aptos"/>
-          <w:b w:val="false"/>
+          <w:rFonts w:ascii="Arial" w:hAnsi="Arial"/>
+        </w:rPr>
+      </w:pPr>
+      <w:r>
+        <w:rPr>
+          <w:rFonts w:eastAsia="Aptos" w:cs="Aptos" w:ascii="Arial" w:hAnsi="Arial"/>
           <w:b w:val="false"/>
           <w:bCs w:val="false"/>
           <w:sz w:val="24"/>
         </w:rPr>
-      </w:pPr>
-      <w:r>
-        <w:rPr>
-          <w:rFonts w:eastAsia="Aptos" w:cs="Aptos" w:ascii="Aptos" w:hAnsi="Aptos"/>
-          <w:b w:val="false"/>
-          <w:bCs w:val="false"/>
-          <w:sz w:val="24"/>
-        </w:rPr>
-        <w:t>Additionally, Implemented a robust scheduler using .NET with an MS-SQL backend to automate tasks and ensure reliable, time-based process execution.</w:t>
+        <w:t>Developed a .NET Console-based scheduler backed by MS-SQL to automate critical tasks and ensure consistent, time-driven process execution.</w:t>
       </w:r>
     </w:p>
     <w:p>
@@ -2650,22 +3263,18 @@
         </w:numPr>
         <w:spacing w:lineRule="auto" w:line="252" w:before="0" w:after="3"/>
         <w:ind w:left="1081" w:hanging="360"/>
-        <w:rPr/>
-      </w:pPr>
-      <w:r>
-        <w:rPr>
-          <w:rFonts w:eastAsia="Aptos" w:cs="Aptos" w:ascii="Aptos" w:hAnsi="Aptos"/>
-          <w:sz w:val="24"/>
-        </w:rPr>
-        <w:t>Requirements gathering and translating it into design document.</w:t>
-      </w:r>
-      <w:r>
-        <w:rPr>
-          <w:rFonts w:eastAsia="Aptos" w:cs="Aptos" w:ascii="Aptos" w:hAnsi="Aptos"/>
-          <w:color w:val="404040"/>
-          <w:sz w:val="20"/>
-        </w:rPr>
-        <w:t xml:space="preserve"> </w:t>
+        <w:rPr>
+          <w:rFonts w:ascii="Arial" w:hAnsi="Arial"/>
+        </w:rPr>
+      </w:pPr>
+      <w:r>
+        <w:rPr>
+          <w:rFonts w:eastAsia="Aptos" w:cs="Aptos" w:ascii="Arial" w:hAnsi="Arial"/>
+          <w:b w:val="false"/>
+          <w:bCs w:val="false"/>
+          <w:sz w:val="24"/>
+        </w:rPr>
+        <w:t>Developed scalable RESTful APIs using .NET and ASP.NET Core to support application integrations.</w:t>
       </w:r>
     </w:p>
     <w:p>
@@ -2677,14 +3286,18 @@
         </w:numPr>
         <w:spacing w:lineRule="auto" w:line="252" w:before="0" w:after="3"/>
         <w:ind w:left="1081" w:hanging="360"/>
-        <w:rPr/>
-      </w:pPr>
-      <w:r>
-        <w:rPr>
-          <w:rFonts w:eastAsia="Aptos" w:cs="Aptos" w:ascii="Aptos" w:hAnsi="Aptos"/>
-          <w:sz w:val="24"/>
-        </w:rPr>
-        <w:t>Code design, unit testing and Implementation.</w:t>
+        <w:rPr>
+          <w:rFonts w:ascii="Arial" w:hAnsi="Arial"/>
+        </w:rPr>
+      </w:pPr>
+      <w:r>
+        <w:rPr>
+          <w:rFonts w:eastAsia="Aptos" w:cs="Aptos" w:ascii="Arial" w:hAnsi="Arial"/>
+          <w:b w:val="false"/>
+          <w:bCs w:val="false"/>
+          <w:sz w:val="24"/>
+        </w:rPr>
+        <w:t>Implemented diverse front-end features and interactive components using JavaScript and jQuery.</w:t>
       </w:r>
     </w:p>
     <w:p>
@@ -2696,14 +3309,24 @@
         </w:numPr>
         <w:spacing w:lineRule="auto" w:line="252" w:before="0" w:after="3"/>
         <w:ind w:left="1081" w:hanging="360"/>
-        <w:rPr/>
-      </w:pPr>
-      <w:r>
-        <w:rPr>
-          <w:rFonts w:eastAsia="Aptos" w:cs="Aptos" w:ascii="Aptos" w:hAnsi="Aptos"/>
-          <w:sz w:val="24"/>
-        </w:rPr>
-        <w:t xml:space="preserve">Supported system and UA testing of the programs/fixes that were released for testing. </w:t>
+        <w:rPr>
+          <w:rFonts w:ascii="Arial" w:hAnsi="Arial"/>
+        </w:rPr>
+      </w:pPr>
+      <w:r>
+        <w:rPr>
+          <w:rFonts w:eastAsia="Aptos" w:cs="Aptos" w:ascii="Arial" w:hAnsi="Arial"/>
+          <w:sz w:val="24"/>
+        </w:rPr>
+        <w:t>Requirements gathering and translating it into design document.</w:t>
+      </w:r>
+      <w:r>
+        <w:rPr>
+          <w:rFonts w:eastAsia="Aptos" w:cs="Aptos" w:ascii="Arial" w:hAnsi="Arial"/>
+          <w:color w:val="404040"/>
+          <w:sz w:val="20"/>
+        </w:rPr>
+        <w:t xml:space="preserve"> </w:t>
       </w:r>
     </w:p>
     <w:p>
@@ -2715,11 +3338,55 @@
         </w:numPr>
         <w:spacing w:lineRule="auto" w:line="252" w:before="0" w:after="3"/>
         <w:ind w:left="1081" w:hanging="360"/>
-        <w:rPr/>
-      </w:pPr>
-      <w:r>
-        <w:rPr>
-          <w:rFonts w:eastAsia="Aptos" w:cs="Aptos" w:ascii="Aptos" w:hAnsi="Aptos"/>
+        <w:rPr>
+          <w:rFonts w:ascii="Arial" w:hAnsi="Arial"/>
+        </w:rPr>
+      </w:pPr>
+      <w:r>
+        <w:rPr>
+          <w:rFonts w:eastAsia="Aptos" w:cs="Aptos" w:ascii="Arial" w:hAnsi="Arial"/>
+          <w:sz w:val="24"/>
+        </w:rPr>
+        <w:t>Code design, unit testing and Implementation.</w:t>
+      </w:r>
+    </w:p>
+    <w:p>
+      <w:pPr>
+        <w:pStyle w:val="Normal"/>
+        <w:numPr>
+          <w:ilvl w:val="0"/>
+          <w:numId w:val="6"/>
+        </w:numPr>
+        <w:spacing w:lineRule="auto" w:line="252" w:before="0" w:after="3"/>
+        <w:ind w:left="1081" w:hanging="360"/>
+        <w:rPr>
+          <w:rFonts w:ascii="Arial" w:hAnsi="Arial"/>
+        </w:rPr>
+      </w:pPr>
+      <w:r>
+        <w:rPr>
+          <w:rFonts w:eastAsia="Aptos" w:cs="Aptos" w:ascii="Arial" w:hAnsi="Arial"/>
+          <w:sz w:val="24"/>
+        </w:rPr>
+        <w:t xml:space="preserve">Supported system and UA testing of the programs/fixes that were released for testing. </w:t>
+      </w:r>
+    </w:p>
+    <w:p>
+      <w:pPr>
+        <w:pStyle w:val="Normal"/>
+        <w:numPr>
+          <w:ilvl w:val="0"/>
+          <w:numId w:val="6"/>
+        </w:numPr>
+        <w:spacing w:lineRule="auto" w:line="252" w:before="0" w:after="3"/>
+        <w:ind w:left="1081" w:hanging="360"/>
+        <w:rPr>
+          <w:rFonts w:ascii="Arial" w:hAnsi="Arial"/>
+        </w:rPr>
+      </w:pPr>
+      <w:r>
+        <w:rPr>
+          <w:rFonts w:eastAsia="Aptos" w:cs="Aptos" w:ascii="Arial" w:hAnsi="Arial"/>
           <w:sz w:val="24"/>
         </w:rPr>
         <w:t xml:space="preserve">User manual and End-user training are conducted. </w:t>
@@ -2728,15 +3395,144 @@
     <w:p>
       <w:pPr>
         <w:pStyle w:val="Normal"/>
+        <w:numPr>
+          <w:ilvl w:val="0"/>
+          <w:numId w:val="0"/>
+        </w:numPr>
+        <w:spacing w:lineRule="auto" w:line="252" w:before="0" w:after="16"/>
+        <w:ind w:hanging="0"/>
+        <w:rPr>
+          <w:rFonts w:ascii="Arial" w:hAnsi="Arial" w:eastAsia="Aptos" w:cs="Aptos"/>
+          <w:sz w:val="24"/>
+        </w:rPr>
+      </w:pPr>
+      <w:r>
+        <w:rPr>
+          <w:rFonts w:eastAsia="Calibri" w:cs="Calibri" w:ascii="Arial" w:hAnsi="Arial"/>
+          <w:b/>
+          <w:iCs/>
+          <w:color w:val="000000"/>
+          <w:kern w:val="2"/>
+          <w:sz w:val="24"/>
+          <w:szCs w:val="24"/>
+          <w14:ligatures w14:val="standardContextual"/>
+        </w:rPr>
+        <w:t>Environment</w:t>
+      </w:r>
+      <w:r>
+        <w:rPr>
+          <w:rFonts w:eastAsia="Aptos" w:cs="Aptos" w:ascii="Arial" w:hAnsi="Arial"/>
+          <w:color w:val="404040"/>
+          <w:sz w:val="24"/>
+          <w:szCs w:val="24"/>
+        </w:rPr>
+        <w:t xml:space="preserve">: </w:t>
+      </w:r>
+      <w:r>
+        <w:rPr>
+          <w:rFonts w:eastAsia="Aptos" w:cs="Aptos" w:ascii="Arial" w:hAnsi="Arial"/>
+          <w:color w:val="404040"/>
+          <w:sz w:val="24"/>
+          <w:szCs w:val="24"/>
+        </w:rPr>
+        <w:t xml:space="preserve">ASP.NET4.5, </w:t>
+      </w:r>
+      <w:r>
+        <w:rPr>
+          <w:rFonts w:eastAsia="Aptos" w:cs="Aptos" w:ascii="Arial" w:hAnsi="Arial"/>
+          <w:color w:val="404040"/>
+          <w:sz w:val="24"/>
+          <w:szCs w:val="24"/>
+        </w:rPr>
+        <w:t>Console .NET application, RESTful API,</w:t>
+      </w:r>
+      <w:r>
+        <w:rPr>
+          <w:rFonts w:eastAsia="Aptos" w:cs="Aptos" w:ascii="Arial" w:hAnsi="Arial"/>
+          <w:color w:val="404040"/>
+          <w:sz w:val="24"/>
+          <w:szCs w:val="24"/>
+        </w:rPr>
+        <w:t xml:space="preserve"> HTML5, </w:t>
+      </w:r>
+      <w:r>
+        <w:rPr>
+          <w:rFonts w:eastAsia="Aptos" w:cs="Aptos" w:ascii="Arial" w:hAnsi="Arial"/>
+          <w:color w:val="404040"/>
+          <w:sz w:val="24"/>
+          <w:szCs w:val="24"/>
+        </w:rPr>
+        <w:t xml:space="preserve">Javascript, </w:t>
+        <w:tab/>
+        <w:tab/>
+        <w:t xml:space="preserve">  jQuery,</w:t>
+      </w:r>
+      <w:r>
+        <w:rPr>
+          <w:rFonts w:eastAsia="Aptos" w:cs="Aptos" w:ascii="Arial" w:hAnsi="Arial"/>
+          <w:color w:val="404040"/>
+          <w:sz w:val="24"/>
+          <w:szCs w:val="24"/>
+        </w:rPr>
+        <w:t xml:space="preserve"> </w:t>
+      </w:r>
+      <w:r>
+        <w:rPr>
+          <w:rFonts w:eastAsia="Aptos" w:cs="Aptos" w:ascii="Arial" w:hAnsi="Arial"/>
+          <w:color w:val="404040"/>
+          <w:sz w:val="24"/>
+          <w:szCs w:val="24"/>
+        </w:rPr>
+        <w:t>MS-SQL Server 2012</w:t>
+      </w:r>
+      <w:r>
+        <w:rPr>
+          <w:rFonts w:eastAsia="Aptos" w:cs="Aptos" w:ascii="Arial" w:hAnsi="Arial"/>
+          <w:b w:val="false"/>
+          <w:bCs w:val="false"/>
+          <w:color w:val="404040"/>
+          <w:sz w:val="24"/>
+          <w:szCs w:val="24"/>
+        </w:rPr>
+        <w:t xml:space="preserve">, </w:t>
+      </w:r>
+      <w:r>
+        <w:rPr>
+          <w:rFonts w:eastAsia="Aptos" w:cs="Aptos" w:ascii="Arial" w:hAnsi="Arial"/>
+          <w:b w:val="false"/>
+          <w:bCs w:val="false"/>
+          <w:color w:val="404040"/>
+          <w:sz w:val="24"/>
+          <w:szCs w:val="24"/>
+        </w:rPr>
+        <w:t>VSS</w:t>
+      </w:r>
+      <w:r>
+        <w:rPr>
+          <w:rFonts w:eastAsia="Aptos" w:cs="Aptos" w:ascii="Arial" w:hAnsi="Arial"/>
+          <w:b w:val="false"/>
+          <w:bCs w:val="false"/>
+          <w:color w:val="404040"/>
+          <w:kern w:val="2"/>
+          <w:sz w:val="24"/>
+          <w:szCs w:val="24"/>
+          <w:lang w:val="en-US" w:eastAsia="en-US" w:bidi="ar-SA"/>
+        </w:rPr>
+        <w:t>.</w:t>
+      </w:r>
+    </w:p>
+    <w:p>
+      <w:pPr>
+        <w:pStyle w:val="Normal"/>
         <w:spacing w:before="0" w:after="0"/>
         <w:rPr>
-          <w:rFonts w:ascii="Aptos" w:hAnsi="Aptos" w:eastAsia="Aptos" w:cs="Aptos"/>
-          <w:sz w:val="24"/>
-        </w:rPr>
-      </w:pPr>
-      <w:r>
-        <w:rPr>
-          <w:rFonts w:eastAsia="Aptos" w:cs="Aptos" w:ascii="Aptos" w:hAnsi="Aptos"/>
+          <w:rFonts w:ascii="Arial" w:hAnsi="Arial" w:eastAsia="Aptos" w:cs="Aptos"/>
+          <w:sz w:val="24"/>
+        </w:rPr>
+      </w:pPr>
+      <w:r>
+        <w:rPr>
+          <w:rFonts w:eastAsia="Aptos" w:cs="Aptos" w:ascii="Arial" w:hAnsi="Arial"/>
           <w:sz w:val="24"/>
         </w:rPr>
       </w:r>
@@ -2746,11 +3542,13 @@
         <w:pStyle w:val="Normal"/>
         <w:spacing w:before="0" w:after="3"/>
         <w:ind w:left="-5" w:hanging="10"/>
-        <w:rPr/>
-      </w:pPr>
-      <w:r>
-        <w:rPr>
-          <w:rFonts w:eastAsia="Aptos" w:cs="Aptos" w:ascii="Aptos" w:hAnsi="Aptos"/>
+        <w:rPr>
+          <w:rFonts w:ascii="Arial" w:hAnsi="Arial"/>
+        </w:rPr>
+      </w:pPr>
+      <w:r>
+        <w:rPr>
+          <w:rFonts w:eastAsia="Aptos" w:cs="Aptos" w:ascii="Arial" w:hAnsi="Arial"/>
           <w:b/>
           <w:sz w:val="24"/>
         </w:rPr>
@@ -2761,10 +3559,14 @@
       <w:pPr>
         <w:pStyle w:val="Heading2"/>
         <w:ind w:left="-5" w:hanging="10"/>
-        <w:rPr/>
-      </w:pPr>
-      <w:r>
-        <w:rPr/>
+        <w:rPr>
+          <w:rFonts w:ascii="Arial" w:hAnsi="Arial"/>
+        </w:rPr>
+      </w:pPr>
+      <w:r>
+        <w:rPr>
+          <w:rFonts w:ascii="Arial" w:hAnsi="Arial"/>
+        </w:rPr>
         <w:t xml:space="preserve">Developer| SUKHVARSHA MANAGEMENT SERVICES PVT LTD | Chennai </w:t>
       </w:r>
     </w:p>
@@ -2772,11 +3574,13 @@
       <w:pPr>
         <w:pStyle w:val="Normal"/>
         <w:ind w:left="-5" w:hanging="10"/>
-        <w:rPr/>
-      </w:pPr>
-      <w:r>
-        <w:rPr>
-          <w:rFonts w:eastAsia="Aptos" w:cs="Aptos" w:ascii="Aptos" w:hAnsi="Aptos"/>
+        <w:rPr>
+          <w:rFonts w:ascii="Arial" w:hAnsi="Arial"/>
+        </w:rPr>
+      </w:pPr>
+      <w:r>
+        <w:rPr>
+          <w:rFonts w:eastAsia="Aptos" w:cs="Aptos" w:ascii="Arial" w:hAnsi="Arial"/>
           <w:b/>
           <w:color w:val="000000"/>
           <w:kern w:val="2"/>
@@ -2785,45 +3589,6 @@
           <w:lang w:val="en-US" w:eastAsia="en-US" w:bidi="ar-SA"/>
         </w:rPr>
         <w:t>Key Responsibilities:-</w:t>
-      </w:r>
-    </w:p>
-    <w:p>
-      <w:pPr>
-        <w:pStyle w:val="Normal"/>
-        <w:numPr>
-          <w:ilvl w:val="0"/>
-          <w:numId w:val="7"/>
-        </w:numPr>
-        <w:spacing w:lineRule="auto" w:line="252" w:before="0" w:after="3"/>
-        <w:ind w:left="706" w:hanging="360"/>
-        <w:rPr>
-          <w:rFonts w:ascii="Aptos" w:hAnsi="Aptos" w:eastAsia="Aptos" w:cs="Aptos"/>
-          <w:color w:val="404040"/>
-          <w:sz w:val="20"/>
-        </w:rPr>
-      </w:pPr>
-      <w:r>
-        <w:rPr>
-          <w:rStyle w:val="StrongEmphasis"/>
-          <w:rFonts w:eastAsia="Aptos" w:cs="Aptos" w:ascii="Aptos" w:hAnsi="Aptos"/>
-          <w:b w:val="false"/>
-          <w:bCs w:val="false"/>
-          <w:color w:val="404040"/>
-          <w:sz w:val="24"/>
-          <w:szCs w:val="24"/>
-        </w:rPr>
-        <w:t>Engineered ASP.NET web solutions integrated with well-structured MS-SQL databases</w:t>
-      </w:r>
-      <w:r>
-        <w:rPr>
-          <w:rFonts w:eastAsia="Aptos" w:cs="Aptos" w:ascii="Aptos" w:hAnsi="Aptos"/>
-          <w:b w:val="false"/>
-          <w:bCs w:val="false"/>
-          <w:color w:val="404040"/>
-          <w:sz w:val="24"/>
-          <w:szCs w:val="24"/>
-        </w:rPr>
-        <w:t>, using efficient stored procedures, triggers, and backend logic to enhance data flow and application speed.</w:t>
       </w:r>
     </w:p>
     <w:p>
@@ -2839,18 +3604,74 @@
       </w:pPr>
       <w:r>
         <w:rPr>
-          <w:rFonts w:eastAsia="Aptos" w:cs="Aptos" w:ascii="Aptos" w:hAnsi="Aptos"/>
-          <w:sz w:val="24"/>
-        </w:rPr>
-        <w:t>Requirements gathering and translating it into design document.</w:t>
-      </w:r>
-      <w:r>
-        <w:rPr>
-          <w:rFonts w:eastAsia="Aptos" w:cs="Aptos" w:ascii="Aptos" w:hAnsi="Aptos"/>
-          <w:color w:val="404040"/>
-          <w:sz w:val="20"/>
-        </w:rPr>
-        <w:t xml:space="preserve"> </w:t>
+          <w:rStyle w:val="StrongEmphasis"/>
+          <w:rFonts w:eastAsia="Aptos" w:cs="Aptos" w:ascii="Arial" w:hAnsi="Arial"/>
+          <w:b w:val="false"/>
+          <w:bCs w:val="false"/>
+          <w:color w:val="404040"/>
+          <w:sz w:val="24"/>
+          <w:szCs w:val="24"/>
+        </w:rPr>
+        <w:t>Engineered ASP.NET</w:t>
+      </w:r>
+      <w:r>
+        <w:rPr>
+          <w:rStyle w:val="StrongEmphasis"/>
+          <w:rFonts w:eastAsia="Aptos" w:cs="Aptos" w:ascii="Arial" w:hAnsi="Arial"/>
+          <w:b w:val="false"/>
+          <w:bCs w:val="false"/>
+          <w:color w:val="404040"/>
+          <w:sz w:val="24"/>
+          <w:szCs w:val="24"/>
+        </w:rPr>
+        <w:t>(4.5)</w:t>
+      </w:r>
+      <w:r>
+        <w:rPr>
+          <w:rStyle w:val="StrongEmphasis"/>
+          <w:rFonts w:eastAsia="Aptos" w:cs="Aptos" w:ascii="Arial" w:hAnsi="Arial"/>
+          <w:b w:val="false"/>
+          <w:bCs w:val="false"/>
+          <w:color w:val="404040"/>
+          <w:sz w:val="24"/>
+          <w:szCs w:val="24"/>
+        </w:rPr>
+        <w:t xml:space="preserve"> web solutions integrated with well-structured MS-SQL </w:t>
+      </w:r>
+      <w:r>
+        <w:rPr>
+          <w:rStyle w:val="StrongEmphasis"/>
+          <w:rFonts w:eastAsia="Aptos" w:cs="Aptos" w:ascii="Arial" w:hAnsi="Arial"/>
+          <w:b w:val="false"/>
+          <w:bCs w:val="false"/>
+          <w:color w:val="404040"/>
+          <w:sz w:val="24"/>
+          <w:szCs w:val="24"/>
+        </w:rPr>
+        <w:t>(2008-R2)</w:t>
+      </w:r>
+      <w:r>
+        <w:rPr>
+          <w:rStyle w:val="StrongEmphasis"/>
+          <w:rFonts w:eastAsia="Aptos" w:cs="Aptos" w:ascii="Arial" w:hAnsi="Arial"/>
+          <w:b w:val="false"/>
+          <w:bCs w:val="false"/>
+          <w:color w:val="404040"/>
+          <w:sz w:val="24"/>
+          <w:szCs w:val="24"/>
+        </w:rPr>
+        <w:t xml:space="preserve"> databases</w:t>
+      </w:r>
+      <w:r>
+        <w:rPr>
+          <w:rFonts w:eastAsia="Aptos" w:cs="Aptos" w:ascii="Arial" w:hAnsi="Arial"/>
+          <w:b w:val="false"/>
+          <w:bCs w:val="false"/>
+          <w:color w:val="404040"/>
+          <w:sz w:val="24"/>
+          <w:szCs w:val="24"/>
+        </w:rPr>
+        <w:t>, using efficient stored procedures, triggers, and backend logic to enhance data flow and application speed.</w:t>
       </w:r>
     </w:p>
     <w:p>
@@ -2862,18 +3683,49 @@
         </w:numPr>
         <w:spacing w:lineRule="auto" w:line="252" w:before="0" w:after="3"/>
         <w:ind w:left="706" w:hanging="360"/>
-        <w:rPr/>
-      </w:pPr>
-      <w:r>
-        <w:rPr>
-          <w:rFonts w:eastAsia="Aptos" w:cs="Aptos" w:ascii="Aptos" w:hAnsi="Aptos"/>
+        <w:rPr>
+          <w:rFonts w:ascii="Arial" w:hAnsi="Arial"/>
+        </w:rPr>
+      </w:pPr>
+      <w:r>
+        <w:rPr>
+          <w:rFonts w:eastAsia="Aptos" w:cs="Aptos" w:ascii="Arial" w:hAnsi="Arial"/>
+          <w:sz w:val="24"/>
+        </w:rPr>
+        <w:t>Requirements gathering and translating it into design document.</w:t>
+      </w:r>
+      <w:r>
+        <w:rPr>
+          <w:rFonts w:eastAsia="Aptos" w:cs="Aptos" w:ascii="Arial" w:hAnsi="Arial"/>
+          <w:color w:val="404040"/>
+          <w:sz w:val="20"/>
+        </w:rPr>
+        <w:t xml:space="preserve"> </w:t>
+      </w:r>
+    </w:p>
+    <w:p>
+      <w:pPr>
+        <w:pStyle w:val="Normal"/>
+        <w:numPr>
+          <w:ilvl w:val="0"/>
+          <w:numId w:val="7"/>
+        </w:numPr>
+        <w:spacing w:lineRule="auto" w:line="252" w:before="0" w:after="3"/>
+        <w:ind w:left="706" w:hanging="360"/>
+        <w:rPr>
+          <w:rFonts w:ascii="Arial" w:hAnsi="Arial"/>
+        </w:rPr>
+      </w:pPr>
+      <w:r>
+        <w:rPr>
+          <w:rFonts w:eastAsia="Aptos" w:cs="Aptos" w:ascii="Arial" w:hAnsi="Arial"/>
           <w:sz w:val="24"/>
         </w:rPr>
         <w:t>Code design, unit testing and Implementation.</w:t>
       </w:r>
       <w:r>
         <w:rPr>
-          <w:rFonts w:eastAsia="Aptos" w:cs="Aptos" w:ascii="Aptos" w:hAnsi="Aptos"/>
+          <w:rFonts w:eastAsia="Aptos" w:cs="Aptos" w:ascii="Arial" w:hAnsi="Arial"/>
           <w:color w:val="404040"/>
           <w:sz w:val="20"/>
         </w:rPr>
@@ -2889,18 +3741,20 @@
         </w:numPr>
         <w:spacing w:lineRule="auto" w:line="228" w:before="0" w:after="1"/>
         <w:ind w:left="706" w:hanging="360"/>
-        <w:rPr/>
-      </w:pPr>
-      <w:r>
-        <w:rPr>
-          <w:rFonts w:eastAsia="Aptos" w:cs="Aptos" w:ascii="Aptos" w:hAnsi="Aptos"/>
+        <w:rPr>
+          <w:rFonts w:ascii="Arial" w:hAnsi="Arial"/>
+        </w:rPr>
+      </w:pPr>
+      <w:r>
+        <w:rPr>
+          <w:rFonts w:eastAsia="Aptos" w:cs="Aptos" w:ascii="Arial" w:hAnsi="Arial"/>
           <w:sz w:val="24"/>
         </w:rPr>
         <w:t>Deployment of support activities in Production. Developed and modified programs based on business requirements, ensuring alignment with client needs and delivering measurable improvements in project efficiency.</w:t>
       </w:r>
       <w:r>
         <w:rPr>
-          <w:rFonts w:eastAsia="Aptos" w:cs="Aptos" w:ascii="Aptos" w:hAnsi="Aptos"/>
+          <w:rFonts w:eastAsia="Aptos" w:cs="Aptos" w:ascii="Arial" w:hAnsi="Arial"/>
           <w:color w:val="404040"/>
           <w:sz w:val="20"/>
         </w:rPr>
@@ -2916,18 +3770,20 @@
         </w:numPr>
         <w:spacing w:lineRule="auto" w:line="252" w:before="0" w:after="3"/>
         <w:ind w:left="706" w:hanging="360"/>
-        <w:rPr/>
-      </w:pPr>
-      <w:r>
-        <w:rPr>
-          <w:rFonts w:eastAsia="Aptos" w:cs="Aptos" w:ascii="Aptos" w:hAnsi="Aptos"/>
+        <w:rPr>
+          <w:rFonts w:ascii="Arial" w:hAnsi="Arial"/>
+        </w:rPr>
+      </w:pPr>
+      <w:r>
+        <w:rPr>
+          <w:rFonts w:eastAsia="Aptos" w:cs="Aptos" w:ascii="Arial" w:hAnsi="Arial"/>
           <w:sz w:val="24"/>
         </w:rPr>
         <w:t>Supported system and UA testing of the programs/fixes that were released for testing.</w:t>
       </w:r>
       <w:r>
         <w:rPr>
-          <w:rFonts w:eastAsia="Aptos" w:cs="Aptos" w:ascii="Aptos" w:hAnsi="Aptos"/>
+          <w:rFonts w:eastAsia="Aptos" w:cs="Aptos" w:ascii="Arial" w:hAnsi="Arial"/>
           <w:color w:val="404040"/>
           <w:sz w:val="20"/>
         </w:rPr>
@@ -2943,18 +3799,20 @@
         </w:numPr>
         <w:spacing w:lineRule="auto" w:line="252" w:before="0" w:after="3"/>
         <w:ind w:left="706" w:hanging="360"/>
-        <w:rPr/>
-      </w:pPr>
-      <w:r>
-        <w:rPr>
-          <w:rFonts w:eastAsia="Aptos" w:cs="Aptos" w:ascii="Aptos" w:hAnsi="Aptos"/>
+        <w:rPr>
+          <w:rFonts w:ascii="Arial" w:hAnsi="Arial"/>
+        </w:rPr>
+      </w:pPr>
+      <w:r>
+        <w:rPr>
+          <w:rFonts w:eastAsia="Aptos" w:cs="Aptos" w:ascii="Arial" w:hAnsi="Arial"/>
           <w:sz w:val="24"/>
         </w:rPr>
         <w:t>User manual and End-user training are conducted.</w:t>
       </w:r>
       <w:r>
         <w:rPr>
-          <w:rFonts w:eastAsia="Aptos" w:cs="Aptos" w:ascii="Aptos" w:hAnsi="Aptos"/>
+          <w:rFonts w:eastAsia="Aptos" w:cs="Aptos" w:ascii="Arial" w:hAnsi="Arial"/>
           <w:color w:val="404040"/>
           <w:sz w:val="20"/>
         </w:rPr>
@@ -2969,10 +3827,184 @@
       </w:pPr>
       <w:r>
         <w:rPr>
-          <w:rFonts w:eastAsia="Aptos" w:cs="Aptos" w:ascii="Aptos" w:hAnsi="Aptos"/>
+          <w:rFonts w:eastAsia="Aptos" w:cs="Aptos" w:ascii="Arial" w:hAnsi="Arial"/>
           <w:sz w:val="24"/>
         </w:rPr>
         <w:t xml:space="preserve"> </w:t>
+      </w:r>
+      <w:r>
+        <w:rPr>
+          <w:rFonts w:eastAsia="Calibri" w:cs="Calibri" w:ascii="Arial" w:hAnsi="Arial"/>
+          <w:b/>
+          <w:iCs/>
+          <w:color w:val="000000"/>
+          <w:kern w:val="2"/>
+          <w:sz w:val="24"/>
+          <w:szCs w:val="24"/>
+          <w14:ligatures w14:val="standardContextual"/>
+        </w:rPr>
+        <w:t>Environment</w:t>
+      </w:r>
+      <w:r>
+        <w:rPr>
+          <w:rFonts w:eastAsia="Aptos" w:cs="Aptos" w:ascii="Arial" w:hAnsi="Arial"/>
+          <w:color w:val="404040"/>
+          <w:sz w:val="24"/>
+          <w:szCs w:val="24"/>
+        </w:rPr>
+        <w:t xml:space="preserve">: </w:t>
+      </w:r>
+      <w:r>
+        <w:rPr>
+          <w:rFonts w:eastAsia="Aptos" w:cs="Aptos" w:ascii="Arial" w:hAnsi="Arial"/>
+          <w:color w:val="404040"/>
+          <w:sz w:val="24"/>
+          <w:szCs w:val="24"/>
+        </w:rPr>
+        <w:t xml:space="preserve">ASP.NET4.5, </w:t>
+      </w:r>
+      <w:r>
+        <w:rPr>
+          <w:rFonts w:eastAsia="Aptos" w:cs="Aptos" w:ascii="Arial" w:hAnsi="Arial"/>
+          <w:color w:val="404040"/>
+          <w:sz w:val="24"/>
+          <w:szCs w:val="24"/>
+        </w:rPr>
+        <w:t xml:space="preserve">Console .NET application, </w:t>
+      </w:r>
+      <w:r>
+        <w:rPr>
+          <w:rFonts w:eastAsia="Aptos" w:cs="Aptos" w:ascii="Arial" w:hAnsi="Arial"/>
+          <w:color w:val="404040"/>
+          <w:sz w:val="24"/>
+          <w:szCs w:val="24"/>
+        </w:rPr>
+        <w:t xml:space="preserve">HTML5, </w:t>
+      </w:r>
+      <w:r>
+        <w:rPr>
+          <w:rFonts w:eastAsia="Aptos" w:cs="Aptos" w:ascii="Arial" w:hAnsi="Arial"/>
+          <w:color w:val="404040"/>
+          <w:sz w:val="24"/>
+          <w:szCs w:val="24"/>
+        </w:rPr>
+        <w:t xml:space="preserve">Javascript,                     </w:t>
+        <w:tab/>
+        <w:tab/>
+        <w:t xml:space="preserve">   MS-SQL Server </w:t>
+      </w:r>
+      <w:r>
+        <w:rPr>
+          <w:rStyle w:val="StrongEmphasis"/>
+          <w:rFonts w:eastAsia="Aptos" w:cs="Aptos" w:ascii="Arial" w:hAnsi="Arial"/>
+          <w:b w:val="false"/>
+          <w:bCs w:val="false"/>
+          <w:color w:val="404040"/>
+          <w:sz w:val="24"/>
+          <w:szCs w:val="24"/>
+        </w:rPr>
+        <w:t>2008-R2</w:t>
+      </w:r>
+      <w:r>
+        <w:rPr>
+          <w:rFonts w:eastAsia="Aptos" w:cs="Aptos" w:ascii="Arial" w:hAnsi="Arial"/>
+          <w:b w:val="false"/>
+          <w:bCs w:val="false"/>
+          <w:color w:val="404040"/>
+          <w:sz w:val="24"/>
+          <w:szCs w:val="24"/>
+        </w:rPr>
+        <w:t xml:space="preserve">, </w:t>
+      </w:r>
+      <w:r>
+        <w:rPr>
+          <w:rFonts w:eastAsia="Aptos" w:cs="Aptos" w:ascii="Arial" w:hAnsi="Arial"/>
+          <w:b w:val="false"/>
+          <w:bCs w:val="false"/>
+          <w:color w:val="404040"/>
+          <w:sz w:val="24"/>
+          <w:szCs w:val="24"/>
+        </w:rPr>
+        <w:t>VSS</w:t>
+      </w:r>
+      <w:r>
+        <w:rPr>
+          <w:rFonts w:eastAsia="Aptos" w:cs="Aptos" w:ascii="Arial" w:hAnsi="Arial"/>
+          <w:b w:val="false"/>
+          <w:bCs w:val="false"/>
+          <w:color w:val="404040"/>
+          <w:kern w:val="2"/>
+          <w:sz w:val="24"/>
+          <w:szCs w:val="24"/>
+          <w:lang w:val="en-US" w:eastAsia="en-US" w:bidi="ar-SA"/>
+        </w:rPr>
+        <w:t>.</w:t>
+      </w:r>
+    </w:p>
+    <w:p>
+      <w:pPr>
+        <w:pStyle w:val="Normal"/>
+        <w:spacing w:before="0" w:after="0"/>
+        <w:rPr>
+          <w:rFonts w:eastAsia="Aptos" w:cs="Aptos"/>
+          <w:b w:val="false"/>
+          <w:b w:val="false"/>
+          <w:bCs w:val="false"/>
+          <w:color w:val="404040"/>
+          <w:kern w:val="2"/>
+          <w:sz w:val="24"/>
+          <w:szCs w:val="24"/>
+          <w:lang w:val="en-US" w:eastAsia="en-US" w:bidi="ar-SA"/>
+        </w:rPr>
+      </w:pPr>
+      <w:r>
+        <w:rPr>
+          <w:rFonts w:ascii="Arial" w:hAnsi="Arial"/>
+        </w:rPr>
+      </w:r>
+    </w:p>
+    <w:p>
+      <w:pPr>
+        <w:pStyle w:val="Normal"/>
+        <w:spacing w:before="0" w:after="0"/>
+        <w:rPr>
+          <w:rFonts w:eastAsia="Aptos" w:cs="Aptos"/>
+          <w:b w:val="false"/>
+          <w:b w:val="false"/>
+          <w:bCs w:val="false"/>
+          <w:color w:val="404040"/>
+          <w:kern w:val="2"/>
+          <w:sz w:val="24"/>
+          <w:szCs w:val="24"/>
+          <w:lang w:val="en-US" w:eastAsia="en-US" w:bidi="ar-SA"/>
+        </w:rPr>
+      </w:pPr>
+      <w:r>
+        <w:rPr>
+          <w:rFonts w:ascii="Arial" w:hAnsi="Arial"/>
+        </w:rPr>
+      </w:r>
+    </w:p>
+    <w:p>
+      <w:pPr>
+        <w:pStyle w:val="Normal"/>
+        <w:spacing w:before="0" w:after="0"/>
+        <w:rPr>
+          <w:rFonts w:eastAsia="Aptos" w:cs="Aptos"/>
+          <w:b w:val="false"/>
+          <w:b w:val="false"/>
+          <w:bCs w:val="false"/>
+          <w:color w:val="404040"/>
+          <w:kern w:val="2"/>
+          <w:sz w:val="24"/>
+          <w:szCs w:val="24"/>
+          <w:lang w:val="en-US" w:eastAsia="en-US" w:bidi="ar-SA"/>
+        </w:rPr>
+      </w:pPr>
+      <w:r>
+        <w:rPr>
+          <w:rFonts w:ascii="Arial" w:hAnsi="Arial"/>
+        </w:rPr>
       </w:r>
     </w:p>
     <w:p>
@@ -2980,11 +4012,13 @@
         <w:pStyle w:val="Normal"/>
         <w:spacing w:before="0" w:after="3"/>
         <w:ind w:left="-5" w:hanging="10"/>
-        <w:rPr/>
-      </w:pPr>
-      <w:r>
-        <w:rPr>
-          <w:rFonts w:eastAsia="Aptos" w:cs="Aptos" w:ascii="Aptos" w:hAnsi="Aptos"/>
+        <w:rPr>
+          <w:rFonts w:ascii="Arial" w:hAnsi="Arial"/>
+        </w:rPr>
+      </w:pPr>
+      <w:r>
+        <w:rPr>
+          <w:rFonts w:eastAsia="Aptos" w:cs="Aptos" w:ascii="Arial" w:hAnsi="Arial"/>
           <w:b/>
           <w:sz w:val="24"/>
         </w:rPr>
@@ -2992,7 +4026,7 @@
       </w:r>
       <w:r>
         <w:rPr>
-          <w:rFonts w:eastAsia="Aptos" w:cs="Aptos" w:ascii="Aptos" w:hAnsi="Aptos"/>
+          <w:rFonts w:eastAsia="Aptos" w:cs="Aptos" w:ascii="Arial" w:hAnsi="Arial"/>
           <w:b/>
           <w:color w:val="404040"/>
           <w:sz w:val="24"/>
@@ -3004,10 +4038,14 @@
       <w:pPr>
         <w:pStyle w:val="Heading2"/>
         <w:ind w:left="-5" w:hanging="10"/>
-        <w:rPr/>
-      </w:pPr>
-      <w:r>
-        <w:rPr/>
+        <w:rPr>
+          <w:rFonts w:ascii="Arial" w:hAnsi="Arial"/>
+        </w:rPr>
+      </w:pPr>
+      <w:r>
+        <w:rPr>
+          <w:rFonts w:ascii="Arial" w:hAnsi="Arial"/>
+        </w:rPr>
         <w:t xml:space="preserve">Developer| ZENTA KNOWLEDGE SERVICES PVT LTD | Chennai </w:t>
       </w:r>
     </w:p>
@@ -3015,11 +4053,13 @@
       <w:pPr>
         <w:pStyle w:val="Normal"/>
         <w:ind w:left="-5" w:hanging="10"/>
-        <w:rPr/>
-      </w:pPr>
-      <w:r>
-        <w:rPr>
-          <w:rFonts w:eastAsia="Aptos" w:cs="Aptos" w:ascii="Aptos" w:hAnsi="Aptos"/>
+        <w:rPr>
+          <w:rFonts w:ascii="Arial" w:hAnsi="Arial"/>
+        </w:rPr>
+      </w:pPr>
+      <w:r>
+        <w:rPr>
+          <w:rFonts w:eastAsia="Aptos" w:cs="Aptos" w:ascii="Arial" w:hAnsi="Arial"/>
           <w:b/>
           <w:color w:val="000000"/>
           <w:kern w:val="2"/>
@@ -3039,14 +4079,16 @@
         </w:numPr>
         <w:spacing w:lineRule="auto" w:line="252" w:before="0" w:after="3"/>
         <w:ind w:left="706" w:hanging="360"/>
-        <w:rPr/>
-      </w:pPr>
-      <w:r>
-        <w:rPr>
-          <w:rFonts w:eastAsia="Aptos" w:cs="Aptos" w:ascii="Aptos" w:hAnsi="Aptos"/>
-          <w:sz w:val="24"/>
-        </w:rPr>
-        <w:t xml:space="preserve">Requirements gathering and translating it into design document. </w:t>
+        <w:rPr>
+          <w:rFonts w:ascii="Arial" w:hAnsi="Arial"/>
+        </w:rPr>
+      </w:pPr>
+      <w:r>
+        <w:rPr>
+          <w:rFonts w:eastAsia="Aptos" w:cs="Aptos" w:ascii="Arial" w:hAnsi="Arial"/>
+          <w:sz w:val="24"/>
+        </w:rPr>
+        <w:t>Delivered high-performance ASP.NET applications by optimizing MS-SQL schema, queries, procedures, and triggers, ensuring low-latency data processing and scalable backend functionality.</w:t>
       </w:r>
     </w:p>
     <w:p>
@@ -3058,33 +4100,16 @@
         </w:numPr>
         <w:spacing w:lineRule="auto" w:line="252" w:before="0" w:after="3"/>
         <w:ind w:left="706" w:hanging="360"/>
-        <w:rPr/>
-      </w:pPr>
-      <w:r>
-        <w:rPr>
-          <w:rStyle w:val="StrongEmphasis"/>
-          <w:rFonts w:eastAsia="Aptos" w:cs="Aptos" w:ascii="Aptos" w:hAnsi="Aptos"/>
-          <w:b w:val="false"/>
-          <w:bCs w:val="false"/>
-          <w:sz w:val="24"/>
-        </w:rPr>
-        <w:t>Developed and maintained ASP.NET web applications with optimized MS-SQL database design</w:t>
-      </w:r>
-      <w:r>
-        <w:rPr>
-          <w:rFonts w:eastAsia="Aptos" w:cs="Aptos" w:ascii="Aptos" w:hAnsi="Aptos"/>
-          <w:b w:val="false"/>
-          <w:bCs w:val="false"/>
-          <w:sz w:val="24"/>
-        </w:rPr>
-        <w:t xml:space="preserve">, implementing robust backend </w:t>
-      </w:r>
-      <w:r>
-        <w:rPr>
-          <w:rFonts w:eastAsia="Aptos" w:cs="Aptos" w:ascii="Aptos" w:hAnsi="Aptos"/>
-          <w:sz w:val="24"/>
-        </w:rPr>
-        <w:t>logic and performance-tuned queries (stored procedures, triggers) to ensure efficient data processing and high application responsiveness.</w:t>
+        <w:rPr>
+          <w:rFonts w:ascii="Arial" w:hAnsi="Arial"/>
+        </w:rPr>
+      </w:pPr>
+      <w:r>
+        <w:rPr>
+          <w:rFonts w:eastAsia="Aptos" w:cs="Aptos" w:ascii="Arial" w:hAnsi="Arial"/>
+          <w:sz w:val="24"/>
+        </w:rPr>
+        <w:t xml:space="preserve">Requirements gathering and translating it into design document.  </w:t>
       </w:r>
     </w:p>
     <w:p>
@@ -3096,14 +4121,16 @@
         </w:numPr>
         <w:spacing w:lineRule="auto" w:line="252" w:before="0" w:after="3"/>
         <w:ind w:left="706" w:hanging="360"/>
-        <w:rPr/>
-      </w:pPr>
-      <w:r>
-        <w:rPr>
-          <w:rFonts w:eastAsia="Aptos" w:cs="Aptos" w:ascii="Aptos" w:hAnsi="Aptos"/>
-          <w:sz w:val="24"/>
-        </w:rPr>
-        <w:t xml:space="preserve">Code design, unit testing and Implementation. </w:t>
+        <w:rPr>
+          <w:rFonts w:ascii="Arial" w:hAnsi="Arial"/>
+        </w:rPr>
+      </w:pPr>
+      <w:r>
+        <w:rPr>
+          <w:rFonts w:eastAsia="Aptos" w:cs="Aptos" w:ascii="Arial" w:hAnsi="Arial"/>
+          <w:sz w:val="24"/>
+        </w:rPr>
+        <w:t xml:space="preserve">Supported System and UAT testing of the programs/fixes in Releases. </w:t>
       </w:r>
     </w:p>
     <w:p>
@@ -3115,14 +4142,16 @@
         </w:numPr>
         <w:spacing w:lineRule="auto" w:line="252" w:before="0" w:after="3"/>
         <w:ind w:left="706" w:hanging="360"/>
-        <w:rPr/>
-      </w:pPr>
-      <w:r>
-        <w:rPr>
-          <w:rFonts w:eastAsia="Aptos" w:cs="Aptos" w:ascii="Aptos" w:hAnsi="Aptos"/>
-          <w:sz w:val="24"/>
-        </w:rPr>
-        <w:t xml:space="preserve">Supported System and UAT testing of the programs/fixes in Releases. </w:t>
+        <w:rPr>
+          <w:rFonts w:ascii="Arial" w:hAnsi="Arial"/>
+        </w:rPr>
+      </w:pPr>
+      <w:r>
+        <w:rPr>
+          <w:rFonts w:eastAsia="Aptos" w:cs="Aptos" w:ascii="Arial" w:hAnsi="Arial"/>
+          <w:sz w:val="24"/>
+        </w:rPr>
+        <w:t xml:space="preserve">User manual and End-user training are conducted. </w:t>
       </w:r>
     </w:p>
     <w:p>
@@ -3130,29 +4159,129 @@
         <w:pStyle w:val="Normal"/>
         <w:numPr>
           <w:ilvl w:val="0"/>
-          <w:numId w:val="8"/>
+          <w:numId w:val="0"/>
         </w:numPr>
-        <w:spacing w:lineRule="auto" w:line="252" w:before="0" w:after="3"/>
-        <w:ind w:left="706" w:hanging="360"/>
+        <w:spacing w:lineRule="auto" w:line="252" w:before="0" w:after="0"/>
+        <w:ind w:hanging="0"/>
         <w:rPr/>
       </w:pPr>
       <w:r>
         <w:rPr>
-          <w:rFonts w:eastAsia="Aptos" w:cs="Aptos" w:ascii="Aptos" w:hAnsi="Aptos"/>
-          <w:sz w:val="24"/>
-        </w:rPr>
-        <w:t xml:space="preserve">User manual and End-user training are conducted. </w:t>
+          <w:rFonts w:eastAsia="Calibri" w:cs="Calibri" w:ascii="Arial" w:hAnsi="Arial"/>
+          <w:b/>
+          <w:iCs/>
+          <w:color w:val="000000"/>
+          <w:kern w:val="2"/>
+          <w:sz w:val="24"/>
+          <w:szCs w:val="24"/>
+          <w14:ligatures w14:val="standardContextual"/>
+        </w:rPr>
+        <w:t>Environment</w:t>
+      </w:r>
+      <w:r>
+        <w:rPr>
+          <w:rFonts w:eastAsia="Aptos" w:cs="Aptos" w:ascii="Arial" w:hAnsi="Arial"/>
+          <w:color w:val="404040"/>
+          <w:sz w:val="24"/>
+          <w:szCs w:val="24"/>
+        </w:rPr>
+        <w:t xml:space="preserve">: </w:t>
+      </w:r>
+      <w:r>
+        <w:rPr>
+          <w:rFonts w:eastAsia="Aptos" w:cs="Aptos" w:ascii="Arial" w:hAnsi="Arial"/>
+          <w:color w:val="404040"/>
+          <w:sz w:val="24"/>
+          <w:szCs w:val="24"/>
+        </w:rPr>
+        <w:t xml:space="preserve">ASP.NET4.5, </w:t>
+      </w:r>
+      <w:r>
+        <w:rPr>
+          <w:rFonts w:eastAsia="Aptos" w:cs="Aptos" w:ascii="Arial" w:hAnsi="Arial"/>
+          <w:color w:val="404040"/>
+          <w:sz w:val="24"/>
+          <w:szCs w:val="24"/>
+        </w:rPr>
+        <w:t xml:space="preserve">Console .NET application, </w:t>
+      </w:r>
+      <w:r>
+        <w:rPr>
+          <w:rFonts w:eastAsia="Aptos" w:cs="Aptos" w:ascii="Arial" w:hAnsi="Arial"/>
+          <w:color w:val="404040"/>
+          <w:sz w:val="24"/>
+          <w:szCs w:val="24"/>
+        </w:rPr>
+        <w:t xml:space="preserve">HTML5, </w:t>
+      </w:r>
+      <w:r>
+        <w:rPr>
+          <w:rFonts w:eastAsia="Aptos" w:cs="Aptos" w:ascii="Arial" w:hAnsi="Arial"/>
+          <w:color w:val="404040"/>
+          <w:sz w:val="24"/>
+          <w:szCs w:val="24"/>
+        </w:rPr>
+        <w:t xml:space="preserve">Javascript, MS-SQL Server </w:t>
+      </w:r>
+      <w:r>
+        <w:rPr>
+          <w:rStyle w:val="StrongEmphasis"/>
+          <w:rFonts w:eastAsia="Aptos" w:cs="Aptos" w:ascii="Arial" w:hAnsi="Arial"/>
+          <w:b w:val="false"/>
+          <w:bCs w:val="false"/>
+          <w:color w:val="404040"/>
+          <w:sz w:val="24"/>
+          <w:szCs w:val="24"/>
+        </w:rPr>
+        <w:t>2008-R2</w:t>
+      </w:r>
+      <w:r>
+        <w:rPr>
+          <w:rFonts w:eastAsia="Aptos" w:cs="Aptos" w:ascii="Arial" w:hAnsi="Arial"/>
+          <w:b w:val="false"/>
+          <w:bCs w:val="false"/>
+          <w:color w:val="404040"/>
+          <w:sz w:val="24"/>
+          <w:szCs w:val="24"/>
+        </w:rPr>
+        <w:t xml:space="preserve">, </w:t>
+      </w:r>
+      <w:r>
+        <w:rPr>
+          <w:rFonts w:eastAsia="Aptos" w:cs="Aptos" w:ascii="Arial" w:hAnsi="Arial"/>
+          <w:b w:val="false"/>
+          <w:bCs w:val="false"/>
+          <w:color w:val="404040"/>
+          <w:sz w:val="24"/>
+          <w:szCs w:val="24"/>
+        </w:rPr>
+        <w:t>VSS</w:t>
+      </w:r>
+      <w:r>
+        <w:rPr>
+          <w:rFonts w:eastAsia="Aptos" w:cs="Aptos" w:ascii="Arial" w:hAnsi="Arial"/>
+          <w:b w:val="false"/>
+          <w:bCs w:val="false"/>
+          <w:color w:val="404040"/>
+          <w:kern w:val="2"/>
+          <w:sz w:val="24"/>
+          <w:szCs w:val="24"/>
+          <w:lang w:val="en-US" w:eastAsia="en-US" w:bidi="ar-SA"/>
+        </w:rPr>
+        <w:t>.</w:t>
       </w:r>
     </w:p>
     <w:p>
       <w:pPr>
         <w:pStyle w:val="Normal"/>
         <w:spacing w:before="0" w:after="0"/>
-        <w:rPr/>
-      </w:pPr>
-      <w:r>
-        <w:rPr>
-          <w:rFonts w:eastAsia="Aptos" w:cs="Aptos" w:ascii="Aptos" w:hAnsi="Aptos"/>
+        <w:rPr>
+          <w:rFonts w:ascii="Arial" w:hAnsi="Arial"/>
+        </w:rPr>
+      </w:pPr>
+      <w:r>
+        <w:rPr>
+          <w:rFonts w:eastAsia="Aptos" w:cs="Aptos" w:ascii="Arial" w:hAnsi="Arial"/>
           <w:sz w:val="24"/>
         </w:rPr>
         <w:t xml:space="preserve"> </w:t>
@@ -3162,14 +4291,19 @@
       <w:pPr>
         <w:pStyle w:val="Heading2"/>
         <w:ind w:left="-5" w:hanging="10"/>
-        <w:rPr/>
-      </w:pPr>
-      <w:r>
-        <w:rPr/>
+        <w:rPr>
+          <w:rFonts w:ascii="Arial" w:hAnsi="Arial"/>
+        </w:rPr>
+      </w:pPr>
+      <w:r>
+        <w:rPr>
+          <w:rFonts w:ascii="Arial" w:hAnsi="Arial"/>
+        </w:rPr>
         <w:t>Dec 2009 - Feb 2011</w:t>
       </w:r>
       <w:r>
         <w:rPr>
+          <w:rFonts w:ascii="Arial" w:hAnsi="Arial"/>
           <w:color w:val="404040"/>
         </w:rPr>
         <w:t xml:space="preserve"> </w:t>
@@ -3184,11 +4318,13 @@
         <w:spacing w:lineRule="auto" w:line="252" w:before="0" w:after="3"/>
         <w:ind w:left="360" w:right="-180" w:hanging="360"/>
         <w:jc w:val="left"/>
-        <w:rPr/>
-      </w:pPr>
-      <w:r>
-        <w:rPr>
-          <w:rFonts w:eastAsia="Aptos" w:cs="Aptos" w:ascii="Aptos" w:hAnsi="Aptos"/>
+        <w:rPr>
+          <w:rFonts w:ascii="Arial" w:hAnsi="Arial"/>
+        </w:rPr>
+      </w:pPr>
+      <w:r>
+        <w:rPr>
+          <w:rFonts w:eastAsia="Aptos" w:cs="Aptos" w:ascii="Arial" w:hAnsi="Arial"/>
           <w:b/>
           <w:sz w:val="24"/>
         </w:rPr>
@@ -3204,11 +4340,13 @@
         <w:spacing w:lineRule="auto" w:line="252" w:before="0" w:after="3"/>
         <w:ind w:left="-5" w:hanging="10"/>
         <w:jc w:val="left"/>
-        <w:rPr/>
-      </w:pPr>
-      <w:r>
-        <w:rPr>
-          <w:rFonts w:eastAsia="Aptos" w:cs="Aptos" w:ascii="Aptos" w:hAnsi="Aptos"/>
+        <w:rPr>
+          <w:rFonts w:ascii="Arial" w:hAnsi="Arial"/>
+        </w:rPr>
+      </w:pPr>
+      <w:r>
+        <w:rPr>
+          <w:rFonts w:eastAsia="Aptos" w:cs="Aptos" w:ascii="Arial" w:hAnsi="Arial"/>
           <w:b/>
           <w:color w:val="000000"/>
           <w:kern w:val="2"/>
@@ -3217,43 +4355,6 @@
           <w:lang w:val="en-US" w:eastAsia="en-US" w:bidi="ar-SA"/>
         </w:rPr>
         <w:t>Key Responsibilities:-</w:t>
-      </w:r>
-    </w:p>
-    <w:p>
-      <w:pPr>
-        <w:pStyle w:val="Normal"/>
-        <w:widowControl/>
-        <w:tabs>
-          <w:tab w:val="clear" w:pos="720"/>
-          <w:tab w:val="left" w:pos="724" w:leader="none"/>
-        </w:tabs>
-        <w:suppressAutoHyphens w:val="true"/>
-        <w:bidi w:val="0"/>
-        <w:spacing w:lineRule="auto" w:line="252" w:before="0" w:after="3"/>
-        <w:ind w:left="360" w:right="989" w:hanging="0"/>
-        <w:jc w:val="left"/>
-        <w:rPr/>
-      </w:pPr>
-      <w:r>
-        <w:rPr>
-          <w:rFonts w:eastAsia="Segoe UI Symbol" w:cs="Segoe UI Symbol" w:ascii="Segoe UI Symbol" w:hAnsi="Segoe UI Symbol"/>
-          <w:sz w:val="24"/>
-        </w:rPr>
-        <w:t>•</w:t>
-      </w:r>
-      <w:r>
-        <w:rPr>
-          <w:rFonts w:eastAsia="Arial" w:cs="Arial" w:ascii="Arial" w:hAnsi="Arial"/>
-          <w:sz w:val="24"/>
-        </w:rPr>
-        <w:t xml:space="preserve">   </w:t>
-      </w:r>
-      <w:r>
-        <w:rPr>
-          <w:rFonts w:eastAsia="Aptos" w:cs="Aptos" w:ascii="Aptos" w:hAnsi="Aptos"/>
-          <w:sz w:val="24"/>
-        </w:rPr>
-        <w:t xml:space="preserve">Requirements gathering and translating it into design document. </w:t>
       </w:r>
     </w:p>
     <w:p>
@@ -3265,14 +4366,30 @@
         </w:numPr>
         <w:spacing w:lineRule="auto" w:line="252" w:before="0" w:after="3"/>
         <w:ind w:left="706" w:hanging="360"/>
-        <w:rPr/>
-      </w:pPr>
-      <w:r>
-        <w:rPr>
-          <w:rFonts w:eastAsia="Aptos" w:cs="Aptos" w:ascii="Aptos" w:hAnsi="Aptos"/>
-          <w:sz w:val="24"/>
-        </w:rPr>
-        <w:t>Used HTML and JavaScript to build interactive, user-friendly interfaces and enhance overall application functionality.</w:t>
+        <w:rPr>
+          <w:rFonts w:ascii="Arial" w:hAnsi="Arial"/>
+        </w:rPr>
+      </w:pPr>
+      <w:r>
+        <w:rPr>
+          <w:rFonts w:eastAsia="Aptos" w:cs="Aptos" w:ascii="Arial" w:hAnsi="Arial"/>
+          <w:sz w:val="24"/>
+        </w:rPr>
+        <w:t>Implemented dynamic UI components using HTML</w:t>
+      </w:r>
+      <w:r>
+        <w:rPr>
+          <w:rFonts w:eastAsia="Aptos" w:cs="Aptos" w:ascii="Arial" w:hAnsi="Arial"/>
+          <w:sz w:val="24"/>
+        </w:rPr>
+        <w:t>5</w:t>
+      </w:r>
+      <w:r>
+        <w:rPr>
+          <w:rFonts w:eastAsia="Aptos" w:cs="Aptos" w:ascii="Arial" w:hAnsi="Arial"/>
+          <w:sz w:val="24"/>
+        </w:rPr>
+        <w:t xml:space="preserve"> and JavaScript to deliver smooth, intuitive, and functional user experiences.</w:t>
       </w:r>
     </w:p>
     <w:p>
@@ -3285,16 +4402,29 @@
         <w:spacing w:lineRule="auto" w:line="252" w:before="0" w:after="3"/>
         <w:ind w:left="706" w:hanging="360"/>
         <w:rPr>
-          <w:rFonts w:ascii="Aptos" w:hAnsi="Aptos" w:eastAsia="Aptos" w:cs="Aptos"/>
-          <w:sz w:val="24"/>
-        </w:rPr>
-      </w:pPr>
-      <w:r>
-        <w:rPr>
-          <w:rFonts w:eastAsia="Aptos" w:cs="Aptos" w:ascii="Aptos" w:hAnsi="Aptos"/>
-          <w:sz w:val="24"/>
-        </w:rPr>
-        <w:t>Also, Worked with SQL Server to design, manage, and optimize databases for efficient application performance.</w:t>
+          <w:rFonts w:ascii="Arial" w:hAnsi="Arial"/>
+        </w:rPr>
+      </w:pPr>
+      <w:r>
+        <w:rPr>
+          <w:rFonts w:eastAsia="Aptos" w:cs="Aptos" w:ascii="Arial" w:hAnsi="Arial"/>
+          <w:sz w:val="24"/>
+        </w:rPr>
+        <w:t xml:space="preserve">Designed and optimized SQL Server </w:t>
+      </w:r>
+      <w:r>
+        <w:rPr>
+          <w:rFonts w:eastAsia="Aptos" w:cs="Aptos" w:ascii="Arial" w:hAnsi="Arial"/>
+          <w:sz w:val="24"/>
+        </w:rPr>
+        <w:t>(2008)</w:t>
+      </w:r>
+      <w:r>
+        <w:rPr>
+          <w:rFonts w:eastAsia="Aptos" w:cs="Aptos" w:ascii="Arial" w:hAnsi="Arial"/>
+          <w:sz w:val="24"/>
+        </w:rPr>
+        <w:t xml:space="preserve"> databases to deliver fast, efficient, and stable application performance.</w:t>
       </w:r>
     </w:p>
     <w:p>
@@ -3306,14 +4436,46 @@
         </w:numPr>
         <w:spacing w:lineRule="auto" w:line="252" w:before="0" w:after="3"/>
         <w:ind w:left="706" w:hanging="360"/>
-        <w:rPr/>
-      </w:pPr>
-      <w:r>
-        <w:rPr>
-          <w:rFonts w:eastAsia="Aptos" w:cs="Aptos" w:ascii="Aptos" w:hAnsi="Aptos"/>
-          <w:sz w:val="24"/>
-        </w:rPr>
-        <w:t xml:space="preserve">Code design, unit testing and Implementation. </w:t>
+        <w:rPr>
+          <w:rFonts w:ascii="Aptos" w:hAnsi="Aptos" w:eastAsia="Aptos" w:cs="Aptos"/>
+          <w:sz w:val="24"/>
+        </w:rPr>
+      </w:pPr>
+      <w:r>
+        <w:rPr>
+          <w:rFonts w:eastAsia="Aptos" w:cs="Aptos" w:ascii="Arial" w:hAnsi="Arial"/>
+          <w:sz w:val="24"/>
+        </w:rPr>
+        <w:t>Designed and implemented UI/functional modules in WPF to enhance application usability and performance.</w:t>
+      </w:r>
+    </w:p>
+    <w:p>
+      <w:pPr>
+        <w:pStyle w:val="Normal"/>
+        <w:widowControl/>
+        <w:numPr>
+          <w:ilvl w:val="0"/>
+          <w:numId w:val="9"/>
+        </w:numPr>
+        <w:tabs>
+          <w:tab w:val="clear" w:pos="720"/>
+          <w:tab w:val="left" w:pos="724" w:leader="none"/>
+        </w:tabs>
+        <w:suppressAutoHyphens w:val="true"/>
+        <w:bidi w:val="0"/>
+        <w:spacing w:lineRule="auto" w:line="252" w:before="0" w:after="3"/>
+        <w:ind w:left="360" w:right="989" w:hanging="0"/>
+        <w:jc w:val="left"/>
+        <w:rPr>
+          <w:rFonts w:ascii="Arial" w:hAnsi="Arial"/>
+        </w:rPr>
+      </w:pPr>
+      <w:r>
+        <w:rPr>
+          <w:rFonts w:eastAsia="Aptos" w:cs="Aptos" w:ascii="Arial" w:hAnsi="Arial"/>
+          <w:sz w:val="24"/>
+        </w:rPr>
+        <w:t>Requirements gathering and translating it into design document.</w:t>
       </w:r>
     </w:p>
     <w:p>
@@ -3325,11 +4487,34 @@
         </w:numPr>
         <w:spacing w:lineRule="auto" w:line="252" w:before="0" w:after="3"/>
         <w:ind w:left="706" w:hanging="360"/>
-        <w:rPr/>
-      </w:pPr>
-      <w:r>
-        <w:rPr>
-          <w:rFonts w:eastAsia="Aptos" w:cs="Aptos" w:ascii="Aptos" w:hAnsi="Aptos"/>
+        <w:rPr>
+          <w:rFonts w:ascii="Arial" w:hAnsi="Arial"/>
+        </w:rPr>
+      </w:pPr>
+      <w:r>
+        <w:rPr>
+          <w:rFonts w:eastAsia="Aptos" w:cs="Aptos" w:ascii="Arial" w:hAnsi="Arial"/>
+          <w:sz w:val="24"/>
+        </w:rPr>
+        <w:t xml:space="preserve">Code design, unit testing and Implementation. </w:t>
+      </w:r>
+    </w:p>
+    <w:p>
+      <w:pPr>
+        <w:pStyle w:val="Normal"/>
+        <w:numPr>
+          <w:ilvl w:val="0"/>
+          <w:numId w:val="9"/>
+        </w:numPr>
+        <w:spacing w:lineRule="auto" w:line="252" w:before="0" w:after="3"/>
+        <w:ind w:left="706" w:hanging="360"/>
+        <w:rPr>
+          <w:rFonts w:ascii="Arial" w:hAnsi="Arial"/>
+        </w:rPr>
+      </w:pPr>
+      <w:r>
+        <w:rPr>
+          <w:rFonts w:eastAsia="Aptos" w:cs="Aptos" w:ascii="Arial" w:hAnsi="Arial"/>
           <w:sz w:val="24"/>
         </w:rPr>
         <w:t xml:space="preserve">Supported system and UA testing of the programs/fixes that were released for testing. </w:t>
@@ -3346,14 +4531,12 @@
         <w:ind w:left="706" w:hanging="360"/>
         <w:jc w:val="both"/>
         <w:rPr>
-          <w:rFonts w:eastAsia="Arial" w:cs="Arial"/>
-          <w:color w:val="404040"/>
-          <w:sz w:val="20"/>
-        </w:rPr>
-      </w:pPr>
-      <w:r>
-        <w:rPr>
-          <w:rFonts w:eastAsia="Aptos" w:cs="Aptos" w:ascii="Aptos" w:hAnsi="Aptos"/>
+          <w:rFonts w:ascii="Arial" w:hAnsi="Arial"/>
+        </w:rPr>
+      </w:pPr>
+      <w:r>
+        <w:rPr>
+          <w:rFonts w:eastAsia="Aptos" w:cs="Aptos" w:ascii="Arial" w:hAnsi="Arial"/>
           <w:color w:val="404040"/>
           <w:sz w:val="24"/>
         </w:rPr>
@@ -3367,13 +4550,158 @@
           <w:ilvl w:val="0"/>
           <w:numId w:val="0"/>
         </w:numPr>
-        <w:spacing w:lineRule="auto" w:line="252" w:before="0" w:after="3"/>
+        <w:spacing w:lineRule="auto" w:line="252" w:before="0" w:after="0"/>
+        <w:ind w:hanging="0"/>
+        <w:jc w:val="both"/>
+        <w:rPr>
+          <w:rFonts w:eastAsia="Arial" w:cs="Arial"/>
+          <w:color w:val="404040"/>
+          <w:sz w:val="20"/>
+        </w:rPr>
+      </w:pPr>
+      <w:r>
+        <w:rPr>
+          <w:rFonts w:eastAsia="Calibri" w:cs="Calibri" w:ascii="Arial" w:hAnsi="Arial"/>
+          <w:b/>
+          <w:iCs/>
+          <w:color w:val="000000"/>
+          <w:kern w:val="2"/>
+          <w:sz w:val="24"/>
+          <w:szCs w:val="24"/>
+          <w14:ligatures w14:val="standardContextual"/>
+        </w:rPr>
+        <w:t>Environment</w:t>
+      </w:r>
+      <w:r>
+        <w:rPr>
+          <w:rFonts w:eastAsia="Aptos" w:cs="Aptos" w:ascii="Arial" w:hAnsi="Arial"/>
+          <w:color w:val="404040"/>
+          <w:sz w:val="24"/>
+          <w:szCs w:val="24"/>
+        </w:rPr>
+        <w:t xml:space="preserve">: </w:t>
+      </w:r>
+      <w:r>
+        <w:rPr>
+          <w:rFonts w:eastAsia="Aptos" w:cs="Aptos" w:ascii="Arial" w:hAnsi="Arial"/>
+          <w:color w:val="404040"/>
+          <w:sz w:val="24"/>
+          <w:szCs w:val="24"/>
+        </w:rPr>
+        <w:t>ASP.NET4.</w:t>
+      </w:r>
+      <w:r>
+        <w:rPr>
+          <w:rFonts w:eastAsia="Aptos" w:cs="Aptos" w:ascii="Arial" w:hAnsi="Arial"/>
+          <w:color w:val="404040"/>
+          <w:sz w:val="24"/>
+          <w:szCs w:val="24"/>
+        </w:rPr>
+        <w:t>0</w:t>
+      </w:r>
+      <w:r>
+        <w:rPr>
+          <w:rFonts w:eastAsia="Aptos" w:cs="Aptos" w:ascii="Arial" w:hAnsi="Arial"/>
+          <w:color w:val="404040"/>
+          <w:sz w:val="24"/>
+          <w:szCs w:val="24"/>
+        </w:rPr>
+        <w:t xml:space="preserve">, HTML5, </w:t>
+      </w:r>
+      <w:r>
+        <w:rPr>
+          <w:rFonts w:eastAsia="Aptos" w:cs="Aptos" w:ascii="Arial" w:hAnsi="Arial"/>
+          <w:color w:val="404040"/>
+          <w:sz w:val="24"/>
+          <w:szCs w:val="24"/>
+        </w:rPr>
+        <w:t>WPF,</w:t>
+      </w:r>
+      <w:r>
+        <w:rPr>
+          <w:rFonts w:eastAsia="Aptos" w:cs="Aptos" w:ascii="Arial" w:hAnsi="Arial"/>
+          <w:color w:val="404040"/>
+          <w:sz w:val="24"/>
+          <w:szCs w:val="24"/>
+        </w:rPr>
+        <w:t xml:space="preserve"> </w:t>
+      </w:r>
+      <w:r>
+        <w:rPr>
+          <w:rFonts w:eastAsia="Aptos" w:cs="Aptos" w:ascii="Arial" w:hAnsi="Arial"/>
+          <w:color w:val="404040"/>
+          <w:sz w:val="24"/>
+          <w:szCs w:val="24"/>
+        </w:rPr>
+        <w:t xml:space="preserve">Javascript, MS-SQL Server </w:t>
+      </w:r>
+      <w:r>
+        <w:rPr>
+          <w:rStyle w:val="StrongEmphasis"/>
+          <w:rFonts w:eastAsia="Aptos" w:cs="Aptos" w:ascii="Arial" w:hAnsi="Arial"/>
+          <w:b w:val="false"/>
+          <w:bCs w:val="false"/>
+          <w:color w:val="404040"/>
+          <w:sz w:val="24"/>
+          <w:szCs w:val="24"/>
+        </w:rPr>
+        <w:t>2008</w:t>
+      </w:r>
+      <w:r>
+        <w:rPr>
+          <w:rFonts w:eastAsia="Aptos" w:cs="Aptos" w:ascii="Arial" w:hAnsi="Arial"/>
+          <w:b w:val="false"/>
+          <w:bCs w:val="false"/>
+          <w:color w:val="404040"/>
+          <w:sz w:val="24"/>
+          <w:szCs w:val="24"/>
+        </w:rPr>
+        <w:t xml:space="preserve">, </w:t>
+      </w:r>
+      <w:r>
+        <w:rPr>
+          <w:rFonts w:eastAsia="Aptos" w:cs="Aptos" w:ascii="Arial" w:hAnsi="Arial"/>
+          <w:b w:val="false"/>
+          <w:bCs w:val="false"/>
+          <w:color w:val="404040"/>
+          <w:sz w:val="24"/>
+          <w:szCs w:val="24"/>
+        </w:rPr>
+        <w:t>VSS</w:t>
+      </w:r>
+      <w:r>
+        <w:rPr>
+          <w:rFonts w:eastAsia="Aptos" w:cs="Aptos" w:ascii="Arial" w:hAnsi="Arial"/>
+          <w:b w:val="false"/>
+          <w:bCs w:val="false"/>
+          <w:color w:val="404040"/>
+          <w:kern w:val="2"/>
+          <w:sz w:val="24"/>
+          <w:szCs w:val="24"/>
+          <w:lang w:val="en-US" w:eastAsia="en-US" w:bidi="ar-SA"/>
+        </w:rPr>
+        <w:t>.</w:t>
+      </w:r>
+    </w:p>
+    <w:p>
+      <w:pPr>
+        <w:pStyle w:val="Normal"/>
+        <w:numPr>
+          <w:ilvl w:val="0"/>
+          <w:numId w:val="0"/>
+        </w:numPr>
+        <w:spacing w:lineRule="auto" w:line="252" w:before="0" w:after="0"/>
         <w:ind w:left="706" w:hanging="0"/>
         <w:jc w:val="both"/>
         <w:rPr>
-          <w:rFonts w:eastAsia="Arial" w:cs="Arial"/>
-          <w:color w:val="404040"/>
-          <w:sz w:val="20"/>
+          <w:rFonts w:ascii="Arial" w:hAnsi="Arial" w:eastAsia="Aptos" w:cs="Aptos"/>
+          <w:b w:val="false"/>
+          <w:b w:val="false"/>
+          <w:bCs w:val="false"/>
+          <w:kern w:val="2"/>
+          <w:sz w:val="24"/>
+          <w:szCs w:val="24"/>
+          <w:lang w:val="en-US" w:eastAsia="en-US" w:bidi="ar-SA"/>
         </w:rPr>
       </w:pPr>
       <w:r>
@@ -3393,15 +4721,12 @@
         <w:spacing w:before="0" w:after="32"/>
         <w:jc w:val="center"/>
         <w:rPr>
-          <w:rFonts w:eastAsia="Arial" w:cs="Arial"/>
-          <w:color w:val="404040"/>
-          <w:sz w:val="24"/>
-          <w:szCs w:val="24"/>
-        </w:rPr>
-      </w:pPr>
-      <w:r>
-        <w:rPr>
-          <w:rFonts w:eastAsia="Arial" w:cs="Aptos" w:ascii="arial" w:hAnsi="arial" w:cstheme="minorHAnsi"/>
+          <w:rFonts w:ascii="Arial" w:hAnsi="Arial"/>
+        </w:rPr>
+      </w:pPr>
+      <w:r>
+        <w:rPr>
+          <w:rFonts w:eastAsia="Arial" w:cs="Aptos" w:ascii="Arial" w:hAnsi="Arial" w:cstheme="minorHAnsi"/>
           <w:b/>
           <w:color w:val="404040"/>
           <w:sz w:val="24"/>
@@ -3449,13 +4774,12 @@
               <w:ind w:left="706" w:hanging="360"/>
               <w:jc w:val="right"/>
               <w:rPr>
-                <w:sz w:val="24"/>
-                <w:szCs w:val="24"/>
+                <w:rFonts w:ascii="Arial" w:hAnsi="Arial"/>
               </w:rPr>
             </w:pPr>
             <w:r>
               <w:rPr>
-                <w:rFonts w:eastAsia="Aptos" w:cs="Aptos" w:ascii="arial" w:hAnsi="arial"/>
+                <w:rFonts w:eastAsia="Aptos" w:cs="Aptos" w:ascii="Arial" w:hAnsi="Arial"/>
                 <w:b/>
                 <w:bCs w:val="false"/>
                 <w:i/>
@@ -3475,13 +4799,12 @@
               <w:ind w:left="706" w:hanging="360"/>
               <w:jc w:val="right"/>
               <w:rPr>
-                <w:sz w:val="24"/>
-                <w:szCs w:val="24"/>
+                <w:rFonts w:ascii="Arial" w:hAnsi="Arial"/>
               </w:rPr>
             </w:pPr>
             <w:r>
               <w:rPr>
-                <w:rFonts w:eastAsia="Aptos" w:cs="Aptos" w:ascii="arial" w:hAnsi="arial"/>
+                <w:rFonts w:eastAsia="Aptos" w:cs="Aptos" w:ascii="Arial" w:hAnsi="Arial"/>
                 <w:b/>
                 <w:bCs w:val="false"/>
                 <w:i/>
@@ -3508,17 +4831,12 @@
               <w:spacing w:lineRule="auto" w:line="240" w:before="0" w:after="0"/>
               <w:jc w:val="left"/>
               <w:rPr>
-                <w:rFonts w:eastAsia="Calibri" w:cs="Aptos" w:cstheme="minorHAnsi"/>
-                <w:b w:val="false"/>
-                <w:b w:val="false"/>
-                <w:bCs/>
-                <w:kern w:val="0"/>
-                <w:lang w:val="en-US" w:eastAsia="en-US" w:bidi="ar-SA"/>
+                <w:rFonts w:ascii="Arial" w:hAnsi="Arial"/>
               </w:rPr>
             </w:pPr>
             <w:r>
               <w:rPr>
-                <w:rFonts w:eastAsia="Calibri" w:cs="Aptos" w:ascii="arial" w:hAnsi="arial" w:cstheme="minorHAnsi"/>
+                <w:rFonts w:eastAsia="Calibri" w:cs="Aptos" w:ascii="Arial" w:hAnsi="Arial" w:cstheme="minorHAnsi"/>
                 <w:b w:val="false"/>
                 <w:bCs/>
                 <w:kern w:val="0"/>
@@ -3555,17 +4873,12 @@
               <w:ind w:left="346" w:hanging="0"/>
               <w:jc w:val="right"/>
               <w:rPr>
-                <w:rFonts w:ascii="arial" w:hAnsi="arial"/>
-                <w:b/>
-                <w:b/>
-                <w:bCs/>
-                <w:sz w:val="24"/>
-                <w:szCs w:val="24"/>
+                <w:rFonts w:ascii="Arial" w:hAnsi="Arial"/>
               </w:rPr>
             </w:pPr>
             <w:r>
               <w:rPr>
-                <w:rFonts w:eastAsia="Aptos" w:cs="Aptos" w:ascii="arial" w:hAnsi="arial"/>
+                <w:rFonts w:eastAsia="Aptos" w:cs="Aptos" w:ascii="Arial" w:hAnsi="Arial"/>
                 <w:b/>
                 <w:bCs/>
                 <w:sz w:val="24"/>
@@ -3575,7 +4888,7 @@
             </w:r>
             <w:r>
               <w:rPr>
-                <w:rFonts w:eastAsia="Aptos" w:cs="Aptos" w:ascii="arial" w:hAnsi="arial"/>
+                <w:rFonts w:eastAsia="Aptos" w:cs="Aptos" w:ascii="Arial" w:hAnsi="Arial"/>
                 <w:b/>
                 <w:bCs/>
                 <w:color w:val="404040"/>
@@ -3599,15 +4912,11 @@
               <w:widowControl w:val="false"/>
               <w:spacing w:lineRule="auto" w:line="240" w:before="0" w:after="0"/>
               <w:jc w:val="left"/>
-              <w:rPr>
-                <w:rFonts w:ascii="arial" w:hAnsi="arial"/>
-                <w:sz w:val="20"/>
-                <w:szCs w:val="20"/>
-              </w:rPr>
+              <w:rPr/>
             </w:pPr>
             <w:r>
               <w:rPr>
-                <w:rFonts w:ascii="arial" w:hAnsi="arial"/>
+                <w:rFonts w:ascii="Arial" w:hAnsi="Arial"/>
                 <w:sz w:val="20"/>
                 <w:szCs w:val="20"/>
               </w:rPr>
@@ -3616,7 +4925,7 @@
             <w:r>
               <w:rPr>
                 <w:rStyle w:val="StrongEmphasis"/>
-                <w:rFonts w:ascii="arial" w:hAnsi="arial"/>
+                <w:rFonts w:ascii="Arial" w:hAnsi="Arial"/>
                 <w:sz w:val="20"/>
                 <w:szCs w:val="20"/>
               </w:rPr>
@@ -3624,7 +4933,7 @@
             </w:r>
             <w:r>
               <w:rPr>
-                <w:rFonts w:ascii="arial" w:hAnsi="arial"/>
+                <w:rFonts w:ascii="Arial" w:hAnsi="Arial"/>
                 <w:sz w:val="20"/>
                 <w:szCs w:val="20"/>
               </w:rPr>
@@ -3657,17 +4966,12 @@
               <w:ind w:left="706" w:hanging="0"/>
               <w:jc w:val="right"/>
               <w:rPr>
-                <w:rFonts w:ascii="arial" w:hAnsi="arial"/>
-                <w:b/>
-                <w:b/>
-                <w:bCs/>
-                <w:sz w:val="24"/>
-                <w:szCs w:val="24"/>
+                <w:rFonts w:ascii="Arial" w:hAnsi="Arial"/>
               </w:rPr>
             </w:pPr>
             <w:r>
               <w:rPr>
-                <w:rFonts w:eastAsia="Aptos" w:cs="Aptos" w:ascii="arial" w:hAnsi="arial"/>
+                <w:rFonts w:eastAsia="Aptos" w:cs="Aptos" w:ascii="Arial" w:hAnsi="Arial"/>
                 <w:b/>
                 <w:bCs/>
                 <w:sz w:val="24"/>
@@ -3677,7 +4981,7 @@
             </w:r>
             <w:r>
               <w:rPr>
-                <w:rFonts w:eastAsia="Aptos" w:cs="Aptos" w:ascii="arial" w:hAnsi="arial"/>
+                <w:rFonts w:eastAsia="Aptos" w:cs="Aptos" w:ascii="Arial" w:hAnsi="Arial"/>
                 <w:b/>
                 <w:bCs/>
                 <w:color w:val="404040"/>
@@ -3702,14 +5006,12 @@
               <w:spacing w:lineRule="auto" w:line="240" w:before="0" w:after="0"/>
               <w:jc w:val="left"/>
               <w:rPr>
-                <w:rFonts w:ascii="arial" w:hAnsi="arial"/>
-                <w:sz w:val="20"/>
-                <w:szCs w:val="20"/>
+                <w:rFonts w:ascii="Arial" w:hAnsi="Arial"/>
               </w:rPr>
             </w:pPr>
             <w:r>
               <w:rPr>
-                <w:rFonts w:ascii="arial" w:hAnsi="arial"/>
+                <w:rFonts w:ascii="Arial" w:hAnsi="Arial"/>
                 <w:sz w:val="20"/>
                 <w:szCs w:val="20"/>
               </w:rPr>
@@ -3742,17 +5044,12 @@
               <w:ind w:left="706" w:hanging="0"/>
               <w:jc w:val="right"/>
               <w:rPr>
-                <w:rFonts w:ascii="arial" w:hAnsi="arial"/>
-                <w:b/>
-                <w:b/>
-                <w:bCs/>
-                <w:sz w:val="24"/>
-                <w:szCs w:val="24"/>
+                <w:rFonts w:ascii="Arial" w:hAnsi="Arial"/>
               </w:rPr>
             </w:pPr>
             <w:r>
               <w:rPr>
-                <w:rFonts w:eastAsia="Aptos" w:cs="Aptos" w:ascii="arial" w:hAnsi="arial"/>
+                <w:rFonts w:eastAsia="Aptos" w:cs="Aptos" w:ascii="Arial" w:hAnsi="Arial"/>
                 <w:b/>
                 <w:bCs/>
                 <w:sz w:val="24"/>
@@ -3762,7 +5059,7 @@
             </w:r>
             <w:r>
               <w:rPr>
-                <w:rFonts w:eastAsia="Aptos" w:cs="Aptos" w:ascii="arial" w:hAnsi="arial"/>
+                <w:rFonts w:eastAsia="Aptos" w:cs="Aptos" w:ascii="Arial" w:hAnsi="Arial"/>
                 <w:b/>
                 <w:bCs/>
                 <w:color w:val="404040"/>
@@ -3787,14 +5084,12 @@
               <w:spacing w:lineRule="auto" w:line="240" w:before="0" w:after="0"/>
               <w:jc w:val="left"/>
               <w:rPr>
-                <w:rFonts w:ascii="arial" w:hAnsi="arial"/>
-                <w:sz w:val="20"/>
-                <w:szCs w:val="20"/>
+                <w:rFonts w:ascii="Arial" w:hAnsi="Arial"/>
               </w:rPr>
             </w:pPr>
             <w:r>
               <w:rPr>
-                <w:rFonts w:ascii="arial" w:hAnsi="arial"/>
+                <w:rFonts w:ascii="Arial" w:hAnsi="Arial"/>
                 <w:sz w:val="20"/>
                 <w:szCs w:val="20"/>
               </w:rPr>
@@ -3827,17 +5122,12 @@
               <w:ind w:left="706" w:hanging="0"/>
               <w:jc w:val="right"/>
               <w:rPr>
-                <w:rFonts w:ascii="arial" w:hAnsi="arial"/>
-                <w:b/>
-                <w:b/>
-                <w:bCs/>
-                <w:sz w:val="24"/>
-                <w:szCs w:val="24"/>
+                <w:rFonts w:ascii="Arial" w:hAnsi="Arial"/>
               </w:rPr>
             </w:pPr>
             <w:r>
               <w:rPr>
-                <w:rFonts w:eastAsia="Aptos" w:cs="Aptos" w:ascii="arial" w:hAnsi="arial"/>
+                <w:rFonts w:eastAsia="Aptos" w:cs="Aptos" w:ascii="Arial" w:hAnsi="Arial"/>
                 <w:b/>
                 <w:bCs/>
                 <w:sz w:val="24"/>
@@ -3847,7 +5137,7 @@
             </w:r>
             <w:r>
               <w:rPr>
-                <w:rFonts w:eastAsia="Aptos" w:cs="Aptos" w:ascii="arial" w:hAnsi="arial"/>
+                <w:rFonts w:eastAsia="Aptos" w:cs="Aptos" w:ascii="Arial" w:hAnsi="Arial"/>
                 <w:b/>
                 <w:bCs/>
                 <w:color w:val="404040"/>
@@ -3871,15 +5161,11 @@
               <w:widowControl w:val="false"/>
               <w:spacing w:lineRule="auto" w:line="240" w:before="0" w:after="0"/>
               <w:jc w:val="left"/>
-              <w:rPr>
-                <w:rFonts w:ascii="arial" w:hAnsi="arial"/>
-                <w:sz w:val="20"/>
-                <w:szCs w:val="20"/>
-              </w:rPr>
+              <w:rPr/>
             </w:pPr>
             <w:r>
               <w:rPr>
-                <w:rFonts w:ascii="arial" w:hAnsi="arial"/>
+                <w:rFonts w:ascii="Arial" w:hAnsi="Arial"/>
                 <w:sz w:val="20"/>
                 <w:szCs w:val="20"/>
               </w:rPr>
@@ -3888,7 +5174,7 @@
             <w:r>
               <w:rPr>
                 <w:rStyle w:val="StrongEmphasis"/>
-                <w:rFonts w:ascii="arial" w:hAnsi="arial"/>
+                <w:rFonts w:ascii="Arial" w:hAnsi="Arial"/>
                 <w:sz w:val="20"/>
                 <w:szCs w:val="20"/>
               </w:rPr>
@@ -3896,7 +5182,7 @@
             </w:r>
             <w:r>
               <w:rPr>
-                <w:rFonts w:ascii="arial" w:hAnsi="arial"/>
+                <w:rFonts w:ascii="Arial" w:hAnsi="Arial"/>
                 <w:sz w:val="20"/>
                 <w:szCs w:val="20"/>
               </w:rPr>
@@ -3910,7 +5196,9 @@
       <w:pPr>
         <w:pStyle w:val="Normal"/>
         <w:spacing w:before="0" w:after="72"/>
-        <w:rPr/>
+        <w:rPr>
+          <w:rFonts w:ascii="Arial" w:hAnsi="Arial"/>
+        </w:rPr>
       </w:pPr>
       <w:r>
         <w:rPr>
@@ -3948,13 +5236,12 @@
         <w:spacing w:before="0" w:after="72"/>
         <w:jc w:val="center"/>
         <w:rPr>
-          <w:sz w:val="24"/>
-          <w:szCs w:val="24"/>
-        </w:rPr>
-      </w:pPr>
-      <w:r>
-        <w:rPr>
-          <w:rFonts w:eastAsia="Arial" w:cs="Aptos" w:ascii="arial" w:hAnsi="arial" w:cstheme="minorHAnsi"/>
+          <w:rFonts w:ascii="Arial" w:hAnsi="Arial"/>
+        </w:rPr>
+      </w:pPr>
+      <w:r>
+        <w:rPr>
+          <w:rFonts w:eastAsia="Arial" w:cs="Aptos" w:ascii="Arial" w:hAnsi="Arial" w:cstheme="minorHAnsi"/>
           <w:b/>
           <w:color w:val="404040"/>
           <w:sz w:val="24"/>
@@ -4023,17 +5310,12 @@
               <w:ind w:left="706" w:hanging="360"/>
               <w:jc w:val="left"/>
               <w:rPr>
-                <w:rFonts w:ascii="arial" w:hAnsi="arial"/>
-                <w:b w:val="false"/>
-                <w:b w:val="false"/>
-                <w:bCs w:val="false"/>
-                <w:sz w:val="20"/>
-                <w:szCs w:val="20"/>
+                <w:rFonts w:ascii="Arial" w:hAnsi="Arial"/>
               </w:rPr>
             </w:pPr>
             <w:r>
               <w:rPr>
-                <w:rFonts w:eastAsia="Aptos" w:cs="Aptos" w:ascii="arial" w:hAnsi="arial"/>
+                <w:rFonts w:eastAsia="Aptos" w:cs="Aptos" w:ascii="Arial" w:hAnsi="Arial"/>
                 <w:b w:val="false"/>
                 <w:bCs w:val="false"/>
                 <w:color w:val="404040"/>
@@ -4054,17 +5336,12 @@
               <w:spacing w:lineRule="auto" w:line="252" w:before="0" w:after="3"/>
               <w:ind w:left="706" w:hanging="360"/>
               <w:rPr>
-                <w:rFonts w:ascii="arial" w:hAnsi="arial"/>
-                <w:b w:val="false"/>
-                <w:b w:val="false"/>
-                <w:bCs w:val="false"/>
-                <w:sz w:val="20"/>
-                <w:szCs w:val="20"/>
+                <w:rFonts w:ascii="Arial" w:hAnsi="Arial"/>
               </w:rPr>
             </w:pPr>
             <w:r>
               <w:rPr>
-                <w:rFonts w:eastAsia="Aptos" w:cs="Aptos" w:ascii="arial" w:hAnsi="arial"/>
+                <w:rFonts w:eastAsia="Aptos" w:cs="Aptos" w:ascii="Arial" w:hAnsi="Arial"/>
                 <w:b w:val="false"/>
                 <w:bCs w:val="false"/>
                 <w:sz w:val="20"/>
@@ -4074,7 +5351,7 @@
             </w:r>
             <w:r>
               <w:rPr>
-                <w:rFonts w:eastAsia="Aptos" w:cs="Aptos" w:ascii="arial" w:hAnsi="arial"/>
+                <w:rFonts w:eastAsia="Aptos" w:cs="Aptos" w:ascii="Arial" w:hAnsi="Arial"/>
                 <w:b w:val="false"/>
                 <w:bCs w:val="false"/>
                 <w:color w:val="404040"/>
@@ -4095,17 +5372,12 @@
               <w:spacing w:lineRule="auto" w:line="252" w:before="0" w:after="3"/>
               <w:ind w:left="706" w:hanging="360"/>
               <w:rPr>
-                <w:rFonts w:ascii="arial" w:hAnsi="arial"/>
-                <w:b w:val="false"/>
-                <w:b w:val="false"/>
-                <w:bCs w:val="false"/>
-                <w:sz w:val="20"/>
-                <w:szCs w:val="20"/>
+                <w:rFonts w:ascii="Arial" w:hAnsi="Arial"/>
               </w:rPr>
             </w:pPr>
             <w:r>
               <w:rPr>
-                <w:rFonts w:eastAsia="Aptos" w:cs="Aptos" w:ascii="arial" w:hAnsi="arial"/>
+                <w:rFonts w:eastAsia="Aptos" w:cs="Aptos" w:ascii="Arial" w:hAnsi="Arial"/>
                 <w:b w:val="false"/>
                 <w:bCs w:val="false"/>
                 <w:sz w:val="20"/>
@@ -4115,7 +5387,7 @@
             </w:r>
             <w:r>
               <w:rPr>
-                <w:rFonts w:eastAsia="Aptos" w:cs="Aptos" w:ascii="arial" w:hAnsi="arial"/>
+                <w:rFonts w:eastAsia="Aptos" w:cs="Aptos" w:ascii="Arial" w:hAnsi="Arial"/>
                 <w:b w:val="false"/>
                 <w:bCs w:val="false"/>
                 <w:color w:val="404040"/>
@@ -4133,13 +5405,13 @@
         <w:pStyle w:val="Normal"/>
         <w:spacing w:before="0" w:after="160"/>
         <w:rPr>
-          <w:rFonts w:ascii="Aptos" w:hAnsi="Aptos" w:eastAsia="Aptos" w:cs="Aptos"/>
-          <w:color w:val="404040"/>
-          <w:sz w:val="20"/>
-        </w:rPr>
-      </w:pPr>
-      <w:r>
-        <w:rPr/>
+          <w:rFonts w:ascii="Arial" w:hAnsi="Arial"/>
+        </w:rPr>
+      </w:pPr>
+      <w:r>
+        <w:rPr>
+          <w:rFonts w:ascii="Arial" w:hAnsi="Arial"/>
+        </w:rPr>
       </w:r>
     </w:p>
     <w:sectPr>
@@ -6351,6 +7623,256 @@
     </w:lvl>
   </w:abstractNum>
   <w:abstractNum w:abstractNumId="10">
+    <w:lvl w:ilvl="0">
+      <w:start w:val="1"/>
+      <w:numFmt w:val="bullet"/>
+      <w:lvlText w:val=""/>
+      <w:lvlJc w:val="left"/>
+      <w:pPr>
+        <w:tabs>
+          <w:tab w:val="num" w:pos="720"/>
+        </w:tabs>
+        <w:ind w:left="720" w:hanging="283"/>
+      </w:pPr>
+      <w:rPr>
+        <w:rFonts w:ascii="Symbol" w:hAnsi="Symbol" w:cs="Symbol" w:hint="default"/>
+      </w:rPr>
+    </w:lvl>
+    <w:lvl w:ilvl="1">
+      <w:start w:val="1"/>
+      <w:numFmt w:val="decimal"/>
+      <w:lvlText w:val="%2."/>
+      <w:lvlJc w:val="left"/>
+      <w:pPr>
+        <w:tabs>
+          <w:tab w:val="num" w:pos="1080"/>
+        </w:tabs>
+        <w:ind w:left="1080" w:hanging="360"/>
+      </w:pPr>
+    </w:lvl>
+    <w:lvl w:ilvl="2">
+      <w:start w:val="1"/>
+      <w:numFmt w:val="decimal"/>
+      <w:lvlText w:val="%3."/>
+      <w:lvlJc w:val="left"/>
+      <w:pPr>
+        <w:tabs>
+          <w:tab w:val="num" w:pos="1440"/>
+        </w:tabs>
+        <w:ind w:left="1440" w:hanging="360"/>
+      </w:pPr>
+    </w:lvl>
+    <w:lvl w:ilvl="3">
+      <w:start w:val="1"/>
+      <w:numFmt w:val="decimal"/>
+      <w:lvlText w:val="%4."/>
+      <w:lvlJc w:val="left"/>
+      <w:pPr>
+        <w:tabs>
+          <w:tab w:val="num" w:pos="1800"/>
+        </w:tabs>
+        <w:ind w:left="1800" w:hanging="360"/>
+      </w:pPr>
+    </w:lvl>
+    <w:lvl w:ilvl="4">
+      <w:start w:val="1"/>
+      <w:numFmt w:val="decimal"/>
+      <w:lvlText w:val="%5."/>
+      <w:lvlJc w:val="left"/>
+      <w:pPr>
+        <w:tabs>
+          <w:tab w:val="num" w:pos="2160"/>
+        </w:tabs>
+        <w:ind w:left="2160" w:hanging="360"/>
+      </w:pPr>
+    </w:lvl>
+    <w:lvl w:ilvl="5">
+      <w:start w:val="1"/>
+      <w:numFmt w:val="decimal"/>
+      <w:lvlText w:val="%6."/>
+      <w:lvlJc w:val="left"/>
+      <w:pPr>
+        <w:tabs>
+          <w:tab w:val="num" w:pos="2520"/>
+        </w:tabs>
+        <w:ind w:left="2520" w:hanging="360"/>
+      </w:pPr>
+    </w:lvl>
+    <w:lvl w:ilvl="6">
+      <w:start w:val="1"/>
+      <w:numFmt w:val="decimal"/>
+      <w:lvlText w:val="%7."/>
+      <w:lvlJc w:val="left"/>
+      <w:pPr>
+        <w:tabs>
+          <w:tab w:val="num" w:pos="2880"/>
+        </w:tabs>
+        <w:ind w:left="2880" w:hanging="360"/>
+      </w:pPr>
+    </w:lvl>
+    <w:lvl w:ilvl="7">
+      <w:start w:val="1"/>
+      <w:numFmt w:val="decimal"/>
+      <w:lvlText w:val="%8."/>
+      <w:lvlJc w:val="left"/>
+      <w:pPr>
+        <w:tabs>
+          <w:tab w:val="num" w:pos="3240"/>
+        </w:tabs>
+        <w:ind w:left="3240" w:hanging="360"/>
+      </w:pPr>
+    </w:lvl>
+    <w:lvl w:ilvl="8">
+      <w:start w:val="1"/>
+      <w:numFmt w:val="decimal"/>
+      <w:lvlText w:val="%9."/>
+      <w:lvlJc w:val="left"/>
+      <w:pPr>
+        <w:tabs>
+          <w:tab w:val="num" w:pos="3600"/>
+        </w:tabs>
+        <w:ind w:left="3600" w:hanging="360"/>
+      </w:pPr>
+    </w:lvl>
+  </w:abstractNum>
+  <w:abstractNum w:abstractNumId="11">
+    <w:lvl w:ilvl="0">
+      <w:start w:val="1"/>
+      <w:numFmt w:val="bullet"/>
+      <w:lvlText w:val=""/>
+      <w:lvlJc w:val="left"/>
+      <w:pPr>
+        <w:tabs>
+          <w:tab w:val="num" w:pos="720"/>
+        </w:tabs>
+        <w:ind w:left="720" w:hanging="360"/>
+      </w:pPr>
+      <w:rPr>
+        <w:rFonts w:ascii="Symbol" w:hAnsi="Symbol" w:cs="Symbol" w:hint="default"/>
+      </w:rPr>
+    </w:lvl>
+    <w:lvl w:ilvl="1">
+      <w:start w:val="1"/>
+      <w:numFmt w:val="bullet"/>
+      <w:lvlText w:val=""/>
+      <w:lvlJc w:val="left"/>
+      <w:pPr>
+        <w:tabs>
+          <w:tab w:val="num" w:pos="1080"/>
+        </w:tabs>
+        <w:ind w:left="1080" w:hanging="360"/>
+      </w:pPr>
+      <w:rPr>
+        <w:rFonts w:ascii="Symbol" w:hAnsi="Symbol" w:cs="Symbol" w:hint="default"/>
+      </w:rPr>
+    </w:lvl>
+    <w:lvl w:ilvl="2">
+      <w:start w:val="1"/>
+      <w:numFmt w:val="bullet"/>
+      <w:lvlText w:val=""/>
+      <w:lvlJc w:val="left"/>
+      <w:pPr>
+        <w:tabs>
+          <w:tab w:val="num" w:pos="1440"/>
+        </w:tabs>
+        <w:ind w:left="1440" w:hanging="360"/>
+      </w:pPr>
+      <w:rPr>
+        <w:rFonts w:ascii="Symbol" w:hAnsi="Symbol" w:cs="Symbol" w:hint="default"/>
+      </w:rPr>
+    </w:lvl>
+    <w:lvl w:ilvl="3">
+      <w:start w:val="1"/>
+      <w:numFmt w:val="bullet"/>
+      <w:lvlText w:val=""/>
+      <w:lvlJc w:val="left"/>
+      <w:pPr>
+        <w:tabs>
+          <w:tab w:val="num" w:pos="1800"/>
+        </w:tabs>
+        <w:ind w:left="1800" w:hanging="360"/>
+      </w:pPr>
+      <w:rPr>
+        <w:rFonts w:ascii="Symbol" w:hAnsi="Symbol" w:cs="Symbol" w:hint="default"/>
+      </w:rPr>
+    </w:lvl>
+    <w:lvl w:ilvl="4">
+      <w:start w:val="1"/>
+      <w:numFmt w:val="bullet"/>
+      <w:lvlText w:val=""/>
+      <w:lvlJc w:val="left"/>
+      <w:pPr>
+        <w:tabs>
+          <w:tab w:val="num" w:pos="2160"/>
+        </w:tabs>
+        <w:ind w:left="2160" w:hanging="360"/>
+      </w:pPr>
+      <w:rPr>
+        <w:rFonts w:ascii="Symbol" w:hAnsi="Symbol" w:cs="Symbol" w:hint="default"/>
+      </w:rPr>
+    </w:lvl>
+    <w:lvl w:ilvl="5">
+      <w:start w:val="1"/>
+      <w:numFmt w:val="bullet"/>
+      <w:lvlText w:val=""/>
+      <w:lvlJc w:val="left"/>
+      <w:pPr>
+        <w:tabs>
+          <w:tab w:val="num" w:pos="2520"/>
+        </w:tabs>
+        <w:ind w:left="2520" w:hanging="360"/>
+      </w:pPr>
+      <w:rPr>
+        <w:rFonts w:ascii="Symbol" w:hAnsi="Symbol" w:cs="Symbol" w:hint="default"/>
+      </w:rPr>
+    </w:lvl>
+    <w:lvl w:ilvl="6">
+      <w:start w:val="1"/>
+      <w:numFmt w:val="bullet"/>
+      <w:lvlText w:val=""/>
+      <w:lvlJc w:val="left"/>
+      <w:pPr>
+        <w:tabs>
+          <w:tab w:val="num" w:pos="2880"/>
+        </w:tabs>
+        <w:ind w:left="2880" w:hanging="360"/>
+      </w:pPr>
+      <w:rPr>
+        <w:rFonts w:ascii="Symbol" w:hAnsi="Symbol" w:cs="Symbol" w:hint="default"/>
+      </w:rPr>
+    </w:lvl>
+    <w:lvl w:ilvl="7">
+      <w:start w:val="1"/>
+      <w:numFmt w:val="bullet"/>
+      <w:lvlText w:val=""/>
+      <w:lvlJc w:val="left"/>
+      <w:pPr>
+        <w:tabs>
+          <w:tab w:val="num" w:pos="3240"/>
+        </w:tabs>
+        <w:ind w:left="3240" w:hanging="360"/>
+      </w:pPr>
+      <w:rPr>
+        <w:rFonts w:ascii="Symbol" w:hAnsi="Symbol" w:cs="Symbol" w:hint="default"/>
+      </w:rPr>
+    </w:lvl>
+    <w:lvl w:ilvl="8">
+      <w:start w:val="1"/>
+      <w:numFmt w:val="bullet"/>
+      <w:lvlText w:val=""/>
+      <w:lvlJc w:val="left"/>
+      <w:pPr>
+        <w:tabs>
+          <w:tab w:val="num" w:pos="3600"/>
+        </w:tabs>
+        <w:ind w:left="3600" w:hanging="360"/>
+      </w:pPr>
+      <w:rPr>
+        <w:rFonts w:ascii="Symbol" w:hAnsi="Symbol" w:cs="Symbol" w:hint="default"/>
+      </w:rPr>
+    </w:lvl>
+  </w:abstractNum>
+  <w:abstractNum w:abstractNumId="12">
     <w:lvl w:ilvl="0">
       <w:start w:val="1"/>
       <w:numFmt w:val="none"/>
@@ -6498,6 +8020,12 @@
   </w:num>
   <w:num w:numId="10">
     <w:abstractNumId w:val="10"/>
+  </w:num>
+  <w:num w:numId="11">
+    <w:abstractNumId w:val="11"/>
+  </w:num>
+  <w:num w:numId="12">
+    <w:abstractNumId w:val="12"/>
   </w:num>
 </w:numbering>
 </file>
